--- a/docs/04_여름수련회_계획서.docx
+++ b/docs/04_여름수련회_계획서.docx
@@ -11,7 +11,7 @@
         <w:rPr>
           <w:b w:val="0"/>
         </w:rPr>
-        <w:t>(교회명) 중고등부 여름수련회 계획안</w:t>
+        <w:t>2026년 (교회명) 중고등부 여름수련회 계획서</w:t>
       </w:r>
     </w:p>
     <w:p>
@@ -22,7 +22,7 @@
         <w:rPr>
           <w:b w:val="0"/>
         </w:rPr>
-        <w:t>1. 개요 및 목적</w:t>
+        <w:t>개요</w:t>
       </w:r>
     </w:p>
     <w:p>
@@ -33,13 +33,13 @@
         <w:rPr>
           <w:b/>
         </w:rPr>
-        <w:t>목적</w:t>
+        <w:t>주제 :</w:t>
       </w:r>
       <w:r>
         <w:rPr>
           <w:b w:val="0"/>
         </w:rPr>
-        <w:t>: 여름수련회를 통해 하나님과의 깊은 만남을 경험하고, 공동체 의식을 함양하며, 말씀 안에서 비전을 발견하도록 돕는다.</w:t>
+        <w:t xml:space="preserve"> ________</w:t>
       </w:r>
     </w:p>
     <w:p>
@@ -50,13 +50,13 @@
         <w:rPr>
           <w:b/>
         </w:rPr>
-        <w:t>교육목표</w:t>
+        <w:t>주제 말씀 :</w:t>
       </w:r>
       <w:r>
         <w:rPr>
           <w:b w:val="0"/>
         </w:rPr>
-        <w:t>: ________</w:t>
+        <w:t xml:space="preserve"> ________</w:t>
       </w:r>
     </w:p>
     <w:p>
@@ -67,13 +67,13 @@
         <w:rPr>
           <w:b/>
         </w:rPr>
-        <w:t>주제</w:t>
+        <w:t>목적 :</w:t>
       </w:r>
       <w:r>
         <w:rPr>
           <w:b w:val="0"/>
         </w:rPr>
-        <w:t>: ________</w:t>
+        <w:t xml:space="preserve"> ________</w:t>
       </w:r>
     </w:p>
     <w:p>
@@ -84,13 +84,64 @@
         <w:rPr>
           <w:b/>
         </w:rPr>
-        <w:t>성구</w:t>
+        <w:t>장소 :</w:t>
       </w:r>
       <w:r>
         <w:rPr>
           <w:b w:val="0"/>
         </w:rPr>
-        <w:t>: (성경 장절 기입)</w:t>
+        <w:t xml:space="preserve"> ________</w:t>
+      </w:r>
+    </w:p>
+    <w:p>
+      <w:pPr>
+        <w:pStyle w:val="ListBullet"/>
+      </w:pPr>
+      <w:r>
+        <w:rPr>
+          <w:b/>
+        </w:rPr>
+        <w:t>일시 :</w:t>
+      </w:r>
+      <w:r>
+        <w:rPr>
+          <w:b w:val="0"/>
+        </w:rPr>
+        <w:t xml:space="preserve"> 2026년 __월 __일(요일) ~ __일(요일), (n박 n일)</w:t>
+      </w:r>
+    </w:p>
+    <w:p>
+      <w:pPr>
+        <w:pStyle w:val="ListBullet"/>
+      </w:pPr>
+      <w:r>
+        <w:rPr>
+          <w:b/>
+        </w:rPr>
+        <w:t>담당 :</w:t>
+      </w:r>
+      <w:r>
+        <w:rPr>
+          <w:b w:val="0"/>
+        </w:rPr>
+        <w:t xml:space="preserve"> ________</w:t>
+      </w:r>
+    </w:p>
+    <w:p>
+      <w:pPr>
+        <w:pStyle w:val="ListBullet"/>
+      </w:pPr>
+      <w:r>
+        <w:rPr>
+          <w:b/>
+        </w:rPr>
+        <w:t>대상 :</w:t>
+      </w:r>
+      <w:r>
+        <w:rPr>
+          <w:b w:val="0"/>
+        </w:rPr>
+        <w:t xml:space="preserve"> (예상 인원: 학생 __명, 교사 __명)</w:t>
       </w:r>
     </w:p>
     <w:p>
@@ -101,479 +152,7 @@
         <w:rPr>
           <w:b w:val="0"/>
         </w:rPr>
-        <w:t>2. 기본 정보</w:t>
-      </w:r>
-    </w:p>
-    <w:tbl>
-      <w:tblPr>
-        <w:tblStyle w:val="TableGrid"/>
-        <w:tblW w:type="auto" w:w="0"/>
-        <w:tblLook w:firstColumn="1" w:firstRow="1" w:lastColumn="0" w:lastRow="0" w:noHBand="0" w:noVBand="1" w:val="04A0"/>
-      </w:tblPr>
-      <w:tblGrid>
-        <w:gridCol w:w="4320"/>
-        <w:gridCol w:w="4320"/>
-      </w:tblGrid>
-      <w:tr>
-        <w:tc>
-          <w:tcPr>
-            <w:tcW w:type="dxa" w:w="4320"/>
-          </w:tcPr>
-          <w:p>
-            <w:r>
-              <w:rPr>
-                <w:b/>
-              </w:rPr>
-              <w:t>항목</w:t>
-            </w:r>
-          </w:p>
-        </w:tc>
-        <w:tc>
-          <w:tcPr>
-            <w:tcW w:type="dxa" w:w="4320"/>
-          </w:tcPr>
-          <w:p>
-            <w:r>
-              <w:rPr>
-                <w:b/>
-              </w:rPr>
-              <w:t>내용</w:t>
-            </w:r>
-          </w:p>
-        </w:tc>
-      </w:tr>
-      <w:tr>
-        <w:tc>
-          <w:tcPr>
-            <w:tcW w:type="dxa" w:w="4320"/>
-          </w:tcPr>
-          <w:p>
-            <w:r>
-              <w:rPr>
-                <w:b w:val="0"/>
-              </w:rPr>
-              <w:t>일시</w:t>
-            </w:r>
-          </w:p>
-        </w:tc>
-        <w:tc>
-          <w:tcPr>
-            <w:tcW w:type="dxa" w:w="4320"/>
-          </w:tcPr>
-          <w:p>
-            <w:r>
-              <w:rPr>
-                <w:b w:val="0"/>
-              </w:rPr>
-              <w:t>________ 년 ____ 월 ____ 일 ~ ____ 월 ____ 일 (____박 ____일)</w:t>
-            </w:r>
-          </w:p>
-        </w:tc>
-      </w:tr>
-      <w:tr>
-        <w:tc>
-          <w:tcPr>
-            <w:tcW w:type="dxa" w:w="4320"/>
-          </w:tcPr>
-          <w:p>
-            <w:r>
-              <w:rPr>
-                <w:b w:val="0"/>
-              </w:rPr>
-              <w:t>장소</w:t>
-            </w:r>
-          </w:p>
-        </w:tc>
-        <w:tc>
-          <w:tcPr>
-            <w:tcW w:type="dxa" w:w="4320"/>
-          </w:tcPr>
-          <w:p>
-            <w:r>
-              <w:rPr>
-                <w:b w:val="0"/>
-              </w:rPr>
-              <w:t>________ (주소: ________________)</w:t>
-            </w:r>
-          </w:p>
-        </w:tc>
-      </w:tr>
-      <w:tr>
-        <w:tc>
-          <w:tcPr>
-            <w:tcW w:type="dxa" w:w="4320"/>
-          </w:tcPr>
-          <w:p>
-            <w:r>
-              <w:rPr>
-                <w:b w:val="0"/>
-              </w:rPr>
-              <w:t>강사</w:t>
-            </w:r>
-          </w:p>
-        </w:tc>
-        <w:tc>
-          <w:tcPr>
-            <w:tcW w:type="dxa" w:w="4320"/>
-          </w:tcPr>
-          <w:p>
-            <w:r>
-              <w:rPr>
-                <w:b w:val="0"/>
-              </w:rPr>
-              <w:t>________ (확인 필요)</w:t>
-            </w:r>
-          </w:p>
-        </w:tc>
-      </w:tr>
-      <w:tr>
-        <w:tc>
-          <w:tcPr>
-            <w:tcW w:type="dxa" w:w="4320"/>
-          </w:tcPr>
-          <w:p>
-            <w:r>
-              <w:rPr>
-                <w:b w:val="0"/>
-              </w:rPr>
-              <w:t>대상</w:t>
-            </w:r>
-          </w:p>
-        </w:tc>
-        <w:tc>
-          <w:tcPr>
-            <w:tcW w:type="dxa" w:w="4320"/>
-          </w:tcPr>
-          <w:p>
-            <w:r>
-              <w:rPr>
-                <w:b w:val="0"/>
-              </w:rPr>
-              <w:t>중고등부 학생 및 교사</w:t>
-            </w:r>
-          </w:p>
-        </w:tc>
-      </w:tr>
-      <w:tr>
-        <w:tc>
-          <w:tcPr>
-            <w:tcW w:type="dxa" w:w="4320"/>
-          </w:tcPr>
-          <w:p>
-            <w:r>
-              <w:rPr>
-                <w:b w:val="0"/>
-              </w:rPr>
-              <w:t>예상 인원</w:t>
-            </w:r>
-          </w:p>
-        </w:tc>
-        <w:tc>
-          <w:tcPr>
-            <w:tcW w:type="dxa" w:w="4320"/>
-          </w:tcPr>
-          <w:p>
-            <w:r>
-              <w:rPr>
-                <w:b w:val="0"/>
-              </w:rPr>
-              <w:t>학생 ____명, 교사 ____명 (소그룹 3~4명, 중그룹 5~6명, 대그룹 7~8명 기준)</w:t>
-            </w:r>
-          </w:p>
-        </w:tc>
-      </w:tr>
-      <w:tr>
-        <w:tc>
-          <w:tcPr>
-            <w:tcW w:type="dxa" w:w="4320"/>
-          </w:tcPr>
-          <w:p>
-            <w:r>
-              <w:rPr>
-                <w:b w:val="0"/>
-              </w:rPr>
-              <w:t>회비</w:t>
-            </w:r>
-          </w:p>
-        </w:tc>
-        <w:tc>
-          <w:tcPr>
-            <w:tcW w:type="dxa" w:w="4320"/>
-          </w:tcPr>
-          <w:p>
-            <w:r>
-              <w:rPr>
-                <w:b w:val="0"/>
-              </w:rPr>
-              <w:t>1인당 ________ 원 (미납자 처리: ________)</w:t>
-            </w:r>
-          </w:p>
-        </w:tc>
-      </w:tr>
-    </w:tbl>
-    <w:p/>
-    <w:p>
-      <w:pPr>
-        <w:pStyle w:val="Heading2"/>
-      </w:pPr>
-      <w:r>
-        <w:rPr>
-          <w:b w:val="0"/>
-        </w:rPr>
-        <w:t>3. 운영 계획</w:t>
-      </w:r>
-    </w:p>
-    <w:p>
-      <w:pPr>
-        <w:pStyle w:val="ListBullet"/>
-      </w:pPr>
-      <w:r>
-        <w:rPr>
-          <w:b/>
-        </w:rPr>
-        <w:t>출발 및 도착</w:t>
-      </w:r>
-      <w:r>
-        <w:rPr>
-          <w:b w:val="0"/>
-        </w:rPr>
-        <w:t>:</w:t>
-      </w:r>
-    </w:p>
-    <w:p>
-      <w:pPr>
-        <w:pStyle w:val="ListBullet"/>
-      </w:pPr>
-      <w:r>
-        <w:rPr>
-          <w:b w:val="0"/>
-        </w:rPr>
-        <w:t>출발: ________ 년 ____ 월 ____ 일 ____ 시 (장소: ________)</w:t>
-      </w:r>
-    </w:p>
-    <w:p>
-      <w:pPr>
-        <w:pStyle w:val="ListBullet"/>
-      </w:pPr>
-      <w:r>
-        <w:rPr>
-          <w:b w:val="0"/>
-        </w:rPr>
-        <w:t>도착: ________ 년 ____ 월 ____ 일 ____ 시 (장소: ________)</w:t>
-      </w:r>
-    </w:p>
-    <w:p>
-      <w:pPr>
-        <w:pStyle w:val="ListBullet"/>
-      </w:pPr>
-      <w:r>
-        <w:rPr>
-          <w:b/>
-        </w:rPr>
-        <w:t>교사 기도 및 심방 계획</w:t>
-      </w:r>
-      <w:r>
-        <w:rPr>
-          <w:b w:val="0"/>
-        </w:rPr>
-        <w:t>:</w:t>
-      </w:r>
-    </w:p>
-    <w:p>
-      <w:pPr>
-        <w:pStyle w:val="ListBullet"/>
-      </w:pPr>
-      <w:r>
-        <w:rPr>
-          <w:b w:val="0"/>
-        </w:rPr>
-        <w:t>교사 기도회: 수련회 전 ____회 실시 (일시: ________)</w:t>
-      </w:r>
-    </w:p>
-    <w:p>
-      <w:pPr>
-        <w:pStyle w:val="ListBullet"/>
-      </w:pPr>
-      <w:r>
-        <w:rPr>
-          <w:b w:val="0"/>
-        </w:rPr>
-        <w:t>학생 심방: 수련회 전 ____회 실시 (대상: ________)</w:t>
-      </w:r>
-    </w:p>
-    <w:p>
-      <w:pPr>
-        <w:pStyle w:val="Heading2"/>
-      </w:pPr>
-      <w:r>
-        <w:rPr>
-          <w:b w:val="0"/>
-        </w:rPr>
-        <w:t>4. 준비 일정 (D-Day 기준)</w:t>
-      </w:r>
-    </w:p>
-    <w:p>
-      <w:pPr>
-        <w:pStyle w:val="ListBullet"/>
-      </w:pPr>
-      <w:r>
-        <w:rPr>
-          <w:b/>
-        </w:rPr>
-        <w:t>D-12주</w:t>
-      </w:r>
-      <w:r>
-        <w:rPr>
-          <w:b w:val="0"/>
-        </w:rPr>
-        <w:t>: 수련회 추진위원회 구성, 장소 섭외 및 예약(확인 필요)</w:t>
-      </w:r>
-    </w:p>
-    <w:p>
-      <w:pPr>
-        <w:pStyle w:val="ListBullet"/>
-      </w:pPr>
-      <w:r>
-        <w:rPr>
-          <w:b/>
-        </w:rPr>
-        <w:t>D-10주</w:t>
-      </w:r>
-      <w:r>
-        <w:rPr>
-          <w:b w:val="0"/>
-        </w:rPr>
-        <w:t>: 주제 선정, 강사 섭외 및 확정</w:t>
-      </w:r>
-    </w:p>
-    <w:p>
-      <w:pPr>
-        <w:pStyle w:val="ListBullet"/>
-      </w:pPr>
-      <w:r>
-        <w:rPr>
-          <w:b/>
-        </w:rPr>
-        <w:t>D-8주</w:t>
-      </w:r>
-      <w:r>
-        <w:rPr>
-          <w:b w:val="0"/>
-        </w:rPr>
-        <w:t>: 예산안 수립 및 당회(또는 제직회) 보고, 대략적인 프로그램 기획</w:t>
-      </w:r>
-    </w:p>
-    <w:p>
-      <w:pPr>
-        <w:pStyle w:val="ListBullet"/>
-      </w:pPr>
-      <w:r>
-        <w:rPr>
-          <w:b/>
-        </w:rPr>
-        <w:t>D-6주</w:t>
-      </w:r>
-      <w:r>
-        <w:rPr>
-          <w:b w:val="0"/>
-        </w:rPr>
-        <w:t>: 홍보물 제작 및 배포, 참가 신청서 접수 시작</w:t>
-      </w:r>
-    </w:p>
-    <w:p>
-      <w:pPr>
-        <w:pStyle w:val="ListBullet"/>
-      </w:pPr>
-      <w:r>
-        <w:rPr>
-          <w:b/>
-        </w:rPr>
-        <w:t>D-4주</w:t>
-      </w:r>
-      <w:r>
-        <w:rPr>
-          <w:b w:val="0"/>
-        </w:rPr>
-        <w:t>: 세부 프로그램 확정, 역할 분담(교사/임원), 기도회 시작</w:t>
-      </w:r>
-    </w:p>
-    <w:p>
-      <w:pPr>
-        <w:pStyle w:val="ListBullet"/>
-      </w:pPr>
-      <w:r>
-        <w:rPr>
-          <w:b/>
-        </w:rPr>
-        <w:t>D-2주</w:t>
-      </w:r>
-      <w:r>
-        <w:rPr>
-          <w:b w:val="0"/>
-        </w:rPr>
-        <w:t>: 참가자 명단 최종 확인, 물품 구입, 식단 및 간식 계획 확정</w:t>
-      </w:r>
-    </w:p>
-    <w:p>
-      <w:pPr>
-        <w:pStyle w:val="ListBullet"/>
-      </w:pPr>
-      <w:r>
-        <w:rPr>
-          <w:b/>
-        </w:rPr>
-        <w:t>D-1주</w:t>
-      </w:r>
-      <w:r>
-        <w:rPr>
-          <w:b w:val="0"/>
-        </w:rPr>
-        <w:t>: 안전 관리 계획 수립(보험 가입 등), 오리엔테이션 준비</w:t>
-      </w:r>
-    </w:p>
-    <w:p>
-      <w:pPr>
-        <w:pStyle w:val="ListBullet"/>
-      </w:pPr>
-      <w:r>
-        <w:rPr>
-          <w:b/>
-        </w:rPr>
-        <w:t>D-Day</w:t>
-      </w:r>
-      <w:r>
-        <w:rPr>
-          <w:b w:val="0"/>
-        </w:rPr>
-        <w:t>: 수련회 진행 및 안전 관리</w:t>
-      </w:r>
-    </w:p>
-    <w:p>
-      <w:pPr>
-        <w:pStyle w:val="ListBullet"/>
-      </w:pPr>
-      <w:r>
-        <w:rPr>
-          <w:b/>
-        </w:rPr>
-        <w:t>D+1주</w:t>
-      </w:r>
-      <w:r>
-        <w:rPr>
-          <w:b w:val="0"/>
-        </w:rPr>
-        <w:t>: 결과 보고 및 감사 예배, 평가회(피드백 수렴)</w:t>
-      </w:r>
-    </w:p>
-    <w:p>
-      <w:pPr>
-        <w:pStyle w:val="Heading2"/>
-      </w:pPr>
-      <w:r>
-        <w:rPr>
-          <w:b w:val="0"/>
-        </w:rPr>
-        <w:t>5. 역할 분담</w:t>
+        <w:t>준비 일정</w:t>
       </w:r>
     </w:p>
     <w:tbl>
@@ -597,7 +176,20 @@
               <w:rPr>
                 <w:b/>
               </w:rPr>
-              <w:t>부서/담당</w:t>
+              <w:t>구분</w:t>
+            </w:r>
+          </w:p>
+        </w:tc>
+        <w:tc>
+          <w:tcPr>
+            <w:tcW w:type="dxa" w:w="2880"/>
+          </w:tcPr>
+          <w:p>
+            <w:r>
+              <w:rPr>
+                <w:b/>
+              </w:rPr>
+              <w:t>기간</w:t>
             </w:r>
           </w:p>
         </w:tc>
@@ -614,6 +206,237 @@
             </w:r>
           </w:p>
         </w:tc>
+      </w:tr>
+      <w:tr>
+        <w:tc>
+          <w:tcPr>
+            <w:tcW w:type="dxa" w:w="2880"/>
+          </w:tcPr>
+          <w:p>
+            <w:r>
+              <w:rPr>
+                <w:b w:val="0"/>
+              </w:rPr>
+              <w:t>기획</w:t>
+            </w:r>
+          </w:p>
+        </w:tc>
+        <w:tc>
+          <w:tcPr>
+            <w:tcW w:type="dxa" w:w="2880"/>
+          </w:tcPr>
+          <w:p>
+            <w:r>
+              <w:rPr>
+                <w:b w:val="0"/>
+              </w:rPr>
+              <w:t>D-12주~D-9주</w:t>
+            </w:r>
+          </w:p>
+        </w:tc>
+        <w:tc>
+          <w:tcPr>
+            <w:tcW w:type="dxa" w:w="2880"/>
+          </w:tcPr>
+          <w:p>
+            <w:r>
+              <w:rPr>
+                <w:b w:val="0"/>
+              </w:rPr>
+              <w:t>기도회 시작, 주제/장소 선정, 예산 초안</w:t>
+            </w:r>
+          </w:p>
+        </w:tc>
+      </w:tr>
+      <w:tr>
+        <w:tc>
+          <w:tcPr>
+            <w:tcW w:type="dxa" w:w="2880"/>
+          </w:tcPr>
+          <w:p>
+            <w:r>
+              <w:rPr>
+                <w:b w:val="0"/>
+              </w:rPr>
+              <w:t>홍보</w:t>
+            </w:r>
+          </w:p>
+        </w:tc>
+        <w:tc>
+          <w:tcPr>
+            <w:tcW w:type="dxa" w:w="2880"/>
+          </w:tcPr>
+          <w:p>
+            <w:r>
+              <w:rPr>
+                <w:b w:val="0"/>
+              </w:rPr>
+              <w:t>D-8주~D-5주</w:t>
+            </w:r>
+          </w:p>
+        </w:tc>
+        <w:tc>
+          <w:tcPr>
+            <w:tcW w:type="dxa" w:w="2880"/>
+          </w:tcPr>
+          <w:p>
+            <w:r>
+              <w:rPr>
+                <w:b w:val="0"/>
+              </w:rPr>
+              <w:t>가정통신문 발송, 참가자 모집, 교사 회의</w:t>
+            </w:r>
+          </w:p>
+        </w:tc>
+      </w:tr>
+      <w:tr>
+        <w:tc>
+          <w:tcPr>
+            <w:tcW w:type="dxa" w:w="2880"/>
+          </w:tcPr>
+          <w:p>
+            <w:r>
+              <w:rPr>
+                <w:b w:val="0"/>
+              </w:rPr>
+              <w:t>실무</w:t>
+            </w:r>
+          </w:p>
+        </w:tc>
+        <w:tc>
+          <w:tcPr>
+            <w:tcW w:type="dxa" w:w="2880"/>
+          </w:tcPr>
+          <w:p>
+            <w:r>
+              <w:rPr>
+                <w:b w:val="0"/>
+              </w:rPr>
+              <w:t>D-4주~D-1주</w:t>
+            </w:r>
+          </w:p>
+        </w:tc>
+        <w:tc>
+          <w:tcPr>
+            <w:tcW w:type="dxa" w:w="2880"/>
+          </w:tcPr>
+          <w:p>
+            <w:r>
+              <w:rPr>
+                <w:b w:val="0"/>
+              </w:rPr>
+              <w:t>프로그램 확정, 물품 구입, 안전 보험 가입</w:t>
+            </w:r>
+          </w:p>
+        </w:tc>
+      </w:tr>
+      <w:tr>
+        <w:tc>
+          <w:tcPr>
+            <w:tcW w:type="dxa" w:w="2880"/>
+          </w:tcPr>
+          <w:p>
+            <w:r>
+              <w:rPr>
+                <w:b w:val="0"/>
+              </w:rPr>
+              <w:t>당일</w:t>
+            </w:r>
+          </w:p>
+        </w:tc>
+        <w:tc>
+          <w:tcPr>
+            <w:tcW w:type="dxa" w:w="2880"/>
+          </w:tcPr>
+          <w:p>
+            <w:r>
+              <w:rPr>
+                <w:b w:val="0"/>
+              </w:rPr>
+              <w:t>D-Day</w:t>
+            </w:r>
+          </w:p>
+        </w:tc>
+        <w:tc>
+          <w:tcPr>
+            <w:tcW w:type="dxa" w:w="2880"/>
+          </w:tcPr>
+          <w:p>
+            <w:r>
+              <w:rPr>
+                <w:b w:val="0"/>
+              </w:rPr>
+              <w:t>수련회 진행 및 운영</w:t>
+            </w:r>
+          </w:p>
+        </w:tc>
+      </w:tr>
+      <w:tr>
+        <w:tc>
+          <w:tcPr>
+            <w:tcW w:type="dxa" w:w="2880"/>
+          </w:tcPr>
+          <w:p>
+            <w:r>
+              <w:rPr>
+                <w:b w:val="0"/>
+              </w:rPr>
+              <w:t>결산</w:t>
+            </w:r>
+          </w:p>
+        </w:tc>
+        <w:tc>
+          <w:tcPr>
+            <w:tcW w:type="dxa" w:w="2880"/>
+          </w:tcPr>
+          <w:p>
+            <w:r>
+              <w:rPr>
+                <w:b w:val="0"/>
+              </w:rPr>
+              <w:t>D+1주</w:t>
+            </w:r>
+          </w:p>
+        </w:tc>
+        <w:tc>
+          <w:tcPr>
+            <w:tcW w:type="dxa" w:w="2880"/>
+          </w:tcPr>
+          <w:p>
+            <w:r>
+              <w:rPr>
+                <w:b w:val="0"/>
+              </w:rPr>
+              <w:t>평가회, 결과 보고서 제출</w:t>
+            </w:r>
+          </w:p>
+        </w:tc>
+      </w:tr>
+    </w:tbl>
+    <w:p/>
+    <w:p>
+      <w:pPr>
+        <w:pStyle w:val="Heading2"/>
+      </w:pPr>
+      <w:r>
+        <w:rPr>
+          <w:b w:val="0"/>
+        </w:rPr>
+        <w:t>역할 분담</w:t>
+      </w:r>
+    </w:p>
+    <w:tbl>
+      <w:tblPr>
+        <w:tblStyle w:val="TableGrid"/>
+        <w:tblW w:type="auto" w:w="0"/>
+        <w:tblLook w:firstColumn="1" w:firstRow="1" w:lastColumn="0" w:lastRow="0" w:noHBand="0" w:noVBand="1" w:val="04A0"/>
+      </w:tblPr>
+      <w:tblGrid>
+        <w:gridCol w:w="2880"/>
+        <w:gridCol w:w="2880"/>
+        <w:gridCol w:w="2880"/>
+      </w:tblGrid>
+      <w:tr>
         <w:tc>
           <w:tcPr>
             <w:tcW w:type="dxa" w:w="2880"/>
@@ -623,7 +446,33 @@
               <w:rPr>
                 <w:b/>
               </w:rPr>
-              <w:t>담당자(부장/리더/교사)</w:t>
+              <w:t>구분</w:t>
+            </w:r>
+          </w:p>
+        </w:tc>
+        <w:tc>
+          <w:tcPr>
+            <w:tcW w:type="dxa" w:w="2880"/>
+          </w:tcPr>
+          <w:p>
+            <w:r>
+              <w:rPr>
+                <w:b/>
+              </w:rPr>
+              <w:t>담당자</w:t>
+            </w:r>
+          </w:p>
+        </w:tc>
+        <w:tc>
+          <w:tcPr>
+            <w:tcW w:type="dxa" w:w="2880"/>
+          </w:tcPr>
+          <w:p>
+            <w:r>
+              <w:rPr>
+                <w:b/>
+              </w:rPr>
+              <w:t>주요 내용</w:t>
             </w:r>
           </w:p>
         </w:tc>
@@ -651,7 +500,7 @@
               <w:rPr>
                 <w:b w:val="0"/>
               </w:rPr>
-              <w:t>전체 일정 총괄, 강사 소통</w:t>
+              <w:t>________</w:t>
             </w:r>
           </w:p>
         </w:tc>
@@ -664,7 +513,7 @@
               <w:rPr>
                 <w:b w:val="0"/>
               </w:rPr>
-              <w:t>________</w:t>
+              <w:t>전체 일정 조율, 기도회 인도</w:t>
             </w:r>
           </w:p>
         </w:tc>
@@ -692,7 +541,35 @@
               <w:rPr>
                 <w:b w:val="0"/>
               </w:rPr>
-              <w:t>예배 기획, 찬양 콘티, 반주</w:t>
+              <w:t>________</w:t>
+            </w:r>
+          </w:p>
+        </w:tc>
+        <w:tc>
+          <w:tcPr>
+            <w:tcW w:type="dxa" w:w="2880"/>
+          </w:tcPr>
+          <w:p>
+            <w:r>
+              <w:rPr>
+                <w:b w:val="0"/>
+              </w:rPr>
+              <w:t>설교자 섭외, 찬양 인도, 악기</w:t>
+            </w:r>
+          </w:p>
+        </w:tc>
+      </w:tr>
+      <w:tr>
+        <w:tc>
+          <w:tcPr>
+            <w:tcW w:type="dxa" w:w="2880"/>
+          </w:tcPr>
+          <w:p>
+            <w:r>
+              <w:rPr>
+                <w:b w:val="0"/>
+              </w:rPr>
+              <w:t>프로그램</w:t>
             </w:r>
           </w:p>
         </w:tc>
@@ -709,6 +586,19 @@
             </w:r>
           </w:p>
         </w:tc>
+        <w:tc>
+          <w:tcPr>
+            <w:tcW w:type="dxa" w:w="2880"/>
+          </w:tcPr>
+          <w:p>
+            <w:r>
+              <w:rPr>
+                <w:b w:val="0"/>
+              </w:rPr>
+              <w:t>레크리에이션, 조별 활동</w:t>
+            </w:r>
+          </w:p>
+        </w:tc>
       </w:tr>
       <w:tr>
         <w:tc>
@@ -720,20 +610,7 @@
               <w:rPr>
                 <w:b w:val="0"/>
               </w:rPr>
-              <w:t>재정/행정</w:t>
-            </w:r>
-          </w:p>
-        </w:tc>
-        <w:tc>
-          <w:tcPr>
-            <w:tcW w:type="dxa" w:w="2880"/>
-          </w:tcPr>
-          <w:p>
-            <w:r>
-              <w:rPr>
-                <w:b w:val="0"/>
-              </w:rPr>
-              <w:t>예산 집행, 회비 관리, 서류</w:t>
+              <w:t>행정/재정</w:t>
             </w:r>
           </w:p>
         </w:tc>
@@ -750,6 +627,19 @@
             </w:r>
           </w:p>
         </w:tc>
+        <w:tc>
+          <w:tcPr>
+            <w:tcW w:type="dxa" w:w="2880"/>
+          </w:tcPr>
+          <w:p>
+            <w:r>
+              <w:rPr>
+                <w:b w:val="0"/>
+              </w:rPr>
+              <w:t>회계, 안내문 발송, 안전 보험</w:t>
+            </w:r>
+          </w:p>
+        </w:tc>
       </w:tr>
       <w:tr>
         <w:tc>
@@ -761,20 +651,7 @@
               <w:rPr>
                 <w:b w:val="0"/>
               </w:rPr>
-              <w:t>시설/안전</w:t>
-            </w:r>
-          </w:p>
-        </w:tc>
-        <w:tc>
-          <w:tcPr>
-            <w:tcW w:type="dxa" w:w="2880"/>
-          </w:tcPr>
-          <w:p>
-            <w:r>
-              <w:rPr>
-                <w:b w:val="0"/>
-              </w:rPr>
-              <w:t>장소 점검, 비상시 대처, 식사</w:t>
+              <w:t>식사/간식</w:t>
             </w:r>
           </w:p>
         </w:tc>
@@ -791,8 +668,6 @@
             </w:r>
           </w:p>
         </w:tc>
-      </w:tr>
-      <w:tr>
         <w:tc>
           <w:tcPr>
             <w:tcW w:type="dxa" w:w="2880"/>
@@ -802,33 +677,7 @@
               <w:rPr>
                 <w:b w:val="0"/>
               </w:rPr>
-              <w:t>홍보/기록</w:t>
-            </w:r>
-          </w:p>
-        </w:tc>
-        <w:tc>
-          <w:tcPr>
-            <w:tcW w:type="dxa" w:w="2880"/>
-          </w:tcPr>
-          <w:p>
-            <w:r>
-              <w:rPr>
-                <w:b w:val="0"/>
-              </w:rPr>
-              <w:t>홍보물 제작, 사진 및 영상 촬영</w:t>
-            </w:r>
-          </w:p>
-        </w:tc>
-        <w:tc>
-          <w:tcPr>
-            <w:tcW w:type="dxa" w:w="2880"/>
-          </w:tcPr>
-          <w:p>
-            <w:r>
-              <w:rPr>
-                <w:b w:val="0"/>
-              </w:rPr>
-              <w:t>________</w:t>
+              <w:t>식당 예약/섭외, 간식 준비</w:t>
             </w:r>
           </w:p>
         </w:tc>
@@ -843,7 +692,7 @@
         <w:rPr>
           <w:b w:val="0"/>
         </w:rPr>
-        <w:t>6. 예산 계획</w:t>
+        <w:t>예산 계획</w:t>
       </w:r>
     </w:p>
     <w:p>
@@ -892,7 +741,7 @@
               <w:rPr>
                 <w:b/>
               </w:rPr>
-              <w:t>산출 내역</w:t>
+              <w:t>내역</w:t>
             </w:r>
           </w:p>
         </w:tc>
@@ -933,7 +782,7 @@
               <w:rPr>
                 <w:b w:val="0"/>
               </w:rPr>
-              <w:t>참가비</w:t>
+              <w:t>교회 지원금</w:t>
             </w:r>
           </w:p>
         </w:tc>
@@ -946,7 +795,7 @@
               <w:rPr>
                 <w:b w:val="0"/>
               </w:rPr>
-              <w:t>____명 x ________원</w:t>
+              <w:t>부서 예산</w:t>
             </w:r>
           </w:p>
         </w:tc>
@@ -959,7 +808,7 @@
               <w:rPr>
                 <w:b w:val="0"/>
               </w:rPr>
-              <w:t>________원</w:t>
+              <w:t>________</w:t>
             </w:r>
           </w:p>
         </w:tc>
@@ -980,7 +829,7 @@
               <w:rPr>
                 <w:b w:val="0"/>
               </w:rPr>
-              <w:t>교회 지원금</w:t>
+              <w:t>참가비</w:t>
             </w:r>
           </w:p>
         </w:tc>
@@ -993,7 +842,7 @@
               <w:rPr>
                 <w:b w:val="0"/>
               </w:rPr>
-              <w:t>당회/예산 승인액</w:t>
+              <w:t>1인당 ________원 × __명</w:t>
             </w:r>
           </w:p>
         </w:tc>
@@ -1006,54 +855,7 @@
               <w:rPr>
                 <w:b w:val="0"/>
               </w:rPr>
-              <w:t>________원</w:t>
-            </w:r>
-          </w:p>
-        </w:tc>
-        <w:tc>
-          <w:tcPr>
-            <w:tcW w:type="dxa" w:w="2160"/>
-          </w:tcPr>
-          <w:p/>
-        </w:tc>
-      </w:tr>
-      <w:tr>
-        <w:tc>
-          <w:tcPr>
-            <w:tcW w:type="dxa" w:w="2160"/>
-          </w:tcPr>
-          <w:p>
-            <w:r>
-              <w:rPr>
-                <w:b w:val="0"/>
-              </w:rPr>
-              <w:t>헌금</w:t>
-            </w:r>
-          </w:p>
-        </w:tc>
-        <w:tc>
-          <w:tcPr>
-            <w:tcW w:type="dxa" w:w="2160"/>
-          </w:tcPr>
-          <w:p>
-            <w:r>
-              <w:rPr>
-                <w:b w:val="0"/>
-              </w:rPr>
-              <w:t>수련회 헌금 예상</w:t>
-            </w:r>
-          </w:p>
-        </w:tc>
-        <w:tc>
-          <w:tcPr>
-            <w:tcW w:type="dxa" w:w="2160"/>
-          </w:tcPr>
-          <w:p>
-            <w:r>
-              <w:rPr>
-                <w:b w:val="0"/>
-              </w:rPr>
-              <w:t>________원</w:t>
+              <w:t>________</w:t>
             </w:r>
           </w:p>
         </w:tc>
@@ -1093,7 +895,7 @@
               <w:rPr>
                 <w:b/>
               </w:rPr>
-              <w:t>________원</w:t>
+              <w:t>________</w:t>
             </w:r>
           </w:p>
         </w:tc>
@@ -1152,7 +954,7 @@
               <w:rPr>
                 <w:b/>
               </w:rPr>
-              <w:t>산출 내역</w:t>
+              <w:t>세부 내역</w:t>
             </w:r>
           </w:p>
         </w:tc>
@@ -1193,15 +995,9 @@
               <w:rPr>
                 <w:b w:val="0"/>
               </w:rPr>
-              <w:t>강사 사례비</w:t>
+              <w:t>숙박/식비</w:t>
             </w:r>
           </w:p>
-        </w:tc>
-        <w:tc>
-          <w:tcPr>
-            <w:tcW w:type="dxa" w:w="2160"/>
-          </w:tcPr>
-          <w:p/>
         </w:tc>
         <w:tc>
           <w:tcPr>
@@ -1212,7 +1008,20 @@
               <w:rPr>
                 <w:b w:val="0"/>
               </w:rPr>
-              <w:t>________원</w:t>
+              <w:t>숙소 대관료, 식사비</w:t>
+            </w:r>
+          </w:p>
+        </w:tc>
+        <w:tc>
+          <w:tcPr>
+            <w:tcW w:type="dxa" w:w="2160"/>
+          </w:tcPr>
+          <w:p>
+            <w:r>
+              <w:rPr>
+                <w:b w:val="0"/>
+              </w:rPr>
+              <w:t>________</w:t>
             </w:r>
           </w:p>
         </w:tc>
@@ -1233,15 +1042,9 @@
               <w:rPr>
                 <w:b w:val="0"/>
               </w:rPr>
-              <w:t>장소 대관료</w:t>
+              <w:t>프로그램</w:t>
             </w:r>
           </w:p>
-        </w:tc>
-        <w:tc>
-          <w:tcPr>
-            <w:tcW w:type="dxa" w:w="2160"/>
-          </w:tcPr>
-          <w:p/>
         </w:tc>
         <w:tc>
           <w:tcPr>
@@ -1252,7 +1055,20 @@
               <w:rPr>
                 <w:b w:val="0"/>
               </w:rPr>
-              <w:t>________원</w:t>
+              <w:t>강사 사례, 교재, 재료비</w:t>
+            </w:r>
+          </w:p>
+        </w:tc>
+        <w:tc>
+          <w:tcPr>
+            <w:tcW w:type="dxa" w:w="2160"/>
+          </w:tcPr>
+          <w:p>
+            <w:r>
+              <w:rPr>
+                <w:b w:val="0"/>
+              </w:rPr>
+              <w:t>________</w:t>
             </w:r>
           </w:p>
         </w:tc>
@@ -1273,15 +1089,9 @@
               <w:rPr>
                 <w:b w:val="0"/>
               </w:rPr>
-              <w:t>식비 및 간식</w:t>
+              <w:t>운영비</w:t>
             </w:r>
           </w:p>
-        </w:tc>
-        <w:tc>
-          <w:tcPr>
-            <w:tcW w:type="dxa" w:w="2160"/>
-          </w:tcPr>
-          <w:p/>
         </w:tc>
         <w:tc>
           <w:tcPr>
@@ -1292,36 +1102,9 @@
               <w:rPr>
                 <w:b w:val="0"/>
               </w:rPr>
-              <w:t>________원</w:t>
+              <w:t>차량 렌트, 간식, 상비약</w:t>
             </w:r>
           </w:p>
-        </w:tc>
-        <w:tc>
-          <w:tcPr>
-            <w:tcW w:type="dxa" w:w="2160"/>
-          </w:tcPr>
-          <w:p/>
-        </w:tc>
-      </w:tr>
-      <w:tr>
-        <w:tc>
-          <w:tcPr>
-            <w:tcW w:type="dxa" w:w="2160"/>
-          </w:tcPr>
-          <w:p>
-            <w:r>
-              <w:rPr>
-                <w:b w:val="0"/>
-              </w:rPr>
-              <w:t>프로그램비</w:t>
-            </w:r>
-          </w:p>
-        </w:tc>
-        <w:tc>
-          <w:tcPr>
-            <w:tcW w:type="dxa" w:w="2160"/>
-          </w:tcPr>
-          <w:p/>
         </w:tc>
         <w:tc>
           <w:tcPr>
@@ -1332,47 +1115,7 @@
               <w:rPr>
                 <w:b w:val="0"/>
               </w:rPr>
-              <w:t>________원</w:t>
-            </w:r>
-          </w:p>
-        </w:tc>
-        <w:tc>
-          <w:tcPr>
-            <w:tcW w:type="dxa" w:w="2160"/>
-          </w:tcPr>
-          <w:p/>
-        </w:tc>
-      </w:tr>
-      <w:tr>
-        <w:tc>
-          <w:tcPr>
-            <w:tcW w:type="dxa" w:w="2160"/>
-          </w:tcPr>
-          <w:p>
-            <w:r>
-              <w:rPr>
-                <w:b w:val="0"/>
-              </w:rPr>
-              <w:t>교통비</w:t>
-            </w:r>
-          </w:p>
-        </w:tc>
-        <w:tc>
-          <w:tcPr>
-            <w:tcW w:type="dxa" w:w="2160"/>
-          </w:tcPr>
-          <w:p/>
-        </w:tc>
-        <w:tc>
-          <w:tcPr>
-            <w:tcW w:type="dxa" w:w="2160"/>
-          </w:tcPr>
-          <w:p>
-            <w:r>
-              <w:rPr>
-                <w:b w:val="0"/>
-              </w:rPr>
-              <w:t>________원</w:t>
+              <w:t>________</w:t>
             </w:r>
           </w:p>
         </w:tc>
@@ -1401,7 +1144,14 @@
           <w:tcPr>
             <w:tcW w:type="dxa" w:w="2160"/>
           </w:tcPr>
-          <w:p/>
+          <w:p>
+            <w:r>
+              <w:rPr>
+                <w:b w:val="0"/>
+              </w:rPr>
+              <w:t>예상치 못한 비용</w:t>
+            </w:r>
+          </w:p>
         </w:tc>
         <w:tc>
           <w:tcPr>
@@ -1412,7 +1162,7 @@
               <w:rPr>
                 <w:b w:val="0"/>
               </w:rPr>
-              <w:t>________원</w:t>
+              <w:t>________</w:t>
             </w:r>
           </w:p>
         </w:tc>
@@ -1452,7 +1202,7 @@
               <w:rPr>
                 <w:b/>
               </w:rPr>
-              <w:t>________원</w:t>
+              <w:t>________</w:t>
             </w:r>
           </w:p>
         </w:tc>
@@ -1473,7 +1223,7 @@
         <w:rPr>
           <w:b w:val="0"/>
         </w:rPr>
-        <w:t>7. 안전 및 위기 관리 계획</w:t>
+        <w:t>안전 계획</w:t>
       </w:r>
     </w:p>
     <w:p>
@@ -1484,13 +1234,13 @@
         <w:rPr>
           <w:b/>
         </w:rPr>
-        <w:t>보험 가입</w:t>
+        <w:t>보험 :</w:t>
       </w:r>
       <w:r>
         <w:rPr>
           <w:b w:val="0"/>
         </w:rPr>
-        <w:t>: 행사 시작 전 주최 측 단체 여행자 보험 가입 (확인 필요)</w:t>
+        <w:t xml:space="preserve"> 수련회 기간 내 단체 상해 보험 가입 (필수)</w:t>
       </w:r>
     </w:p>
     <w:p>
@@ -1501,13 +1251,74 @@
         <w:rPr>
           <w:b/>
         </w:rPr>
-        <w:t>비상 연락망</w:t>
+        <w:t>비상 연락망 :</w:t>
       </w:r>
       <w:r>
         <w:rPr>
           <w:b w:val="0"/>
         </w:rPr>
-        <w:t>:</w:t>
+        <w:t xml:space="preserve"> 교역자, 부장, 학부모 비상 연락망 공유</w:t>
+      </w:r>
+    </w:p>
+    <w:p>
+      <w:pPr>
+        <w:pStyle w:val="ListBullet"/>
+      </w:pPr>
+      <w:r>
+        <w:rPr>
+          <w:b/>
+        </w:rPr>
+        <w:t>인근 병원 :</w:t>
+      </w:r>
+      <w:r>
+        <w:rPr>
+          <w:b w:val="0"/>
+        </w:rPr>
+        <w:t xml:space="preserve"> 수련회 장소 반경 10km 내 응급실 운영 병원 파악 완료 (확인 필요)</w:t>
+      </w:r>
+    </w:p>
+    <w:p>
+      <w:pPr>
+        <w:pStyle w:val="ListBullet"/>
+      </w:pPr>
+      <w:r>
+        <w:rPr>
+          <w:b/>
+        </w:rPr>
+        <w:t>상비약 :</w:t>
+      </w:r>
+      <w:r>
+        <w:rPr>
+          <w:b w:val="0"/>
+        </w:rPr>
+        <w:t xml:space="preserve"> 소독약, 밴드, 해열제, 소화제, 알러지 약 등 구비</w:t>
+      </w:r>
+    </w:p>
+    <w:p>
+      <w:r>
+        <w:rPr>
+          <w:b w:val="0"/>
+        </w:rPr>
+        <w:t>(절취선)</w:t>
+      </w:r>
+    </w:p>
+    <w:p>
+      <w:pPr>
+        <w:pStyle w:val="Heading2"/>
+      </w:pPr>
+      <w:r>
+        <w:rPr>
+          <w:b w:val="0"/>
+        </w:rPr>
+        <w:t>[참가 신청서 및 보호자 동의서]</w:t>
+      </w:r>
+    </w:p>
+    <w:p>
+      <w:r>
+        <w:rPr>
+          <w:b/>
+        </w:rPr>
+        <w:t>1. 참가 신청 정보</w:t>
       </w:r>
     </w:p>
     <w:p>
@@ -1518,7 +1329,7 @@
         <w:rPr>
           <w:b w:val="0"/>
         </w:rPr>
-        <w:t>부장(리더): ________</w:t>
+        <w:t>학생 성명: ________ | 학년: ____</w:t>
       </w:r>
     </w:p>
     <w:p>
@@ -1529,7 +1340,7 @@
         <w:rPr>
           <w:b w:val="0"/>
         </w:rPr>
-        <w:t>담당 교사: ________</w:t>
+        <w:t>비상 연락처(학생): ________</w:t>
       </w:r>
     </w:p>
     <w:p>
@@ -1540,7 +1351,7 @@
         <w:rPr>
           <w:b w:val="0"/>
         </w:rPr>
-        <w:t>인근 병원: ________ (전화: ________)</w:t>
+        <w:t>보호자 성명: ________ | 비상 연락처(보호자): ________</w:t>
       </w:r>
     </w:p>
     <w:p>
@@ -1551,24 +1362,23 @@
         <w:rPr>
           <w:b w:val="0"/>
         </w:rPr>
-        <w:t>응급구조대: 119</w:t>
+        <w:t>특이 사항(알러지, 질병, 복용 약 등): ________________________________</w:t>
       </w:r>
     </w:p>
     <w:p>
-      <w:pPr>
-        <w:pStyle w:val="ListBullet"/>
-      </w:pPr>
       <w:r>
         <w:rPr>
           <w:b/>
         </w:rPr>
-        <w:t>안전 수칙</w:t>
+        <w:t>2. 보호자 동의</w:t>
       </w:r>
+    </w:p>
+    <w:p>
       <w:r>
         <w:rPr>
           <w:b w:val="0"/>
         </w:rPr>
-        <w:t>:</w:t>
+        <w:t>본인은 상기 학생의 (교회명) 중고등부 여름수련회 참가를 허락하며, 수련회 일정 중 안전 수칙을 준수할 것을 동의합니다.</w:t>
       </w:r>
     </w:p>
     <w:p>
@@ -1579,40 +1389,15 @@
         <w:rPr>
           <w:b w:val="0"/>
         </w:rPr>
-        <w:t>이동 중 인솔 교사 동행 필수</w:t>
+        <w:t>서명: ________________ (인/서명)</w:t>
       </w:r>
     </w:p>
     <w:p>
-      <w:pPr>
-        <w:pStyle w:val="ListBullet"/>
-      </w:pPr>
       <w:r>
         <w:rPr>
-          <w:b w:val="0"/>
+          <w:b/>
         </w:rPr>
-        <w:t>학생 개별 행동 금지 및 사전 건강 상태 확인(지병, 알레르기 등)</w:t>
-      </w:r>
-    </w:p>
-    <w:p>
-      <w:pPr>
-        <w:pStyle w:val="ListBullet"/>
-      </w:pPr>
-      <w:r>
-        <w:rPr>
-          <w:b w:val="0"/>
-        </w:rPr>
-        <w:t>성폭력 예방 및 이단/사이비 경계 교육 포함</w:t>
-      </w:r>
-    </w:p>
-    <w:p>
-      <w:pPr>
-        <w:pStyle w:val="Heading2"/>
-      </w:pPr>
-      <w:r>
-        <w:rPr>
-          <w:b w:val="0"/>
-        </w:rPr>
-        <w:t>[부록] 여름수련회 참가 신청서 및 보호자 동의서</w:t>
+        <w:t>3. 개인정보 수집·이용 동의</w:t>
       </w:r>
     </w:p>
     <w:p>
@@ -1620,178 +1405,7 @@
         <w:rPr>
           <w:b w:val="0"/>
         </w:rPr>
-        <w:t>본인은 (교회명) 중고등부 여름수련회에 참여함에 있어 아래와 같이 동의하고 서명합니다.</w:t>
-      </w:r>
-    </w:p>
-    <w:p>
-      <w:pPr>
-        <w:pStyle w:val="Heading3"/>
-      </w:pPr>
-      <w:r>
-        <w:rPr>
-          <w:b w:val="0"/>
-        </w:rPr>
-        <w:t>1. 학생 정보</w:t>
-      </w:r>
-    </w:p>
-    <w:p>
-      <w:pPr>
-        <w:pStyle w:val="ListBullet"/>
-      </w:pPr>
-      <w:r>
-        <w:rPr>
-          <w:b w:val="0"/>
-        </w:rPr>
-        <w:t>이름: ________</w:t>
-      </w:r>
-    </w:p>
-    <w:p>
-      <w:pPr>
-        <w:pStyle w:val="ListBullet"/>
-      </w:pPr>
-      <w:r>
-        <w:rPr>
-          <w:b w:val="0"/>
-        </w:rPr>
-        <w:t>생년월일: ________</w:t>
-      </w:r>
-    </w:p>
-    <w:p>
-      <w:pPr>
-        <w:pStyle w:val="ListBullet"/>
-      </w:pPr>
-      <w:r>
-        <w:rPr>
-          <w:b w:val="0"/>
-        </w:rPr>
-        <w:t>보호자 성명: ________</w:t>
-      </w:r>
-    </w:p>
-    <w:p>
-      <w:pPr>
-        <w:pStyle w:val="ListBullet"/>
-      </w:pPr>
-      <w:r>
-        <w:rPr>
-          <w:b w:val="0"/>
-        </w:rPr>
-        <w:t>보호자 연락처: ________</w:t>
-      </w:r>
-    </w:p>
-    <w:p>
-      <w:pPr>
-        <w:pStyle w:val="ListBullet"/>
-      </w:pPr>
-      <w:r>
-        <w:rPr>
-          <w:b w:val="0"/>
-        </w:rPr>
-        <w:t>비상시 연락처: ________</w:t>
-      </w:r>
-    </w:p>
-    <w:p>
-      <w:pPr>
-        <w:pStyle w:val="Heading3"/>
-      </w:pPr>
-      <w:r>
-        <w:rPr>
-          <w:b w:val="0"/>
-        </w:rPr>
-        <w:t>2. 건강 상태 확인</w:t>
-      </w:r>
-    </w:p>
-    <w:p>
-      <w:pPr>
-        <w:pStyle w:val="ListBullet"/>
-      </w:pPr>
-      <w:r>
-        <w:rPr>
-          <w:b w:val="0"/>
-        </w:rPr>
-        <w:t>알레르기(음식/약물): ________ (없을 경우 '없음' 기재)</w:t>
-      </w:r>
-    </w:p>
-    <w:p>
-      <w:pPr>
-        <w:pStyle w:val="ListBullet"/>
-      </w:pPr>
-      <w:r>
-        <w:rPr>
-          <w:b w:val="0"/>
-        </w:rPr>
-        <w:t>복용 중인 약 또는 주의사항: ________</w:t>
-      </w:r>
-    </w:p>
-    <w:p>
-      <w:pPr>
-        <w:pStyle w:val="Heading3"/>
-      </w:pPr>
-      <w:r>
-        <w:rPr>
-          <w:b w:val="0"/>
-        </w:rPr>
-        <w:t>3. 보호자 동의 사항</w:t>
-      </w:r>
-    </w:p>
-    <w:p>
-      <w:pPr>
-        <w:pStyle w:val="ListBullet"/>
-      </w:pPr>
-      <w:r>
-        <w:rPr>
-          <w:b w:val="0"/>
-        </w:rPr>
-        <w:t>본인은 귀 교회의 여름수련회 일정 및 안전 계획을 확인하였으며, 지도 교사의 인솔을 따를 것에 동의합니다.</w:t>
-      </w:r>
-    </w:p>
-    <w:p>
-      <w:pPr>
-        <w:pStyle w:val="ListBullet"/>
-      </w:pPr>
-      <w:r>
-        <w:rPr>
-          <w:b w:val="0"/>
-        </w:rPr>
-        <w:t>수련회 기간 중 촬영된 사진 및 영상이 교회 홍보 및 교육 자료로 활용되는 것에 동의합니다. (O / X)</w:t>
-      </w:r>
-    </w:p>
-    <w:p>
-      <w:pPr>
-        <w:pStyle w:val="ListBullet"/>
-      </w:pPr>
-      <w:r>
-        <w:rPr>
-          <w:b w:val="0"/>
-        </w:rPr>
-        <w:t>응급 상황 발생 시 부장 및 인솔자가 긴급한 조치(병원 이송 등)를 취하는 것에 동의합니다.</w:t>
-      </w:r>
-    </w:p>
-    <w:p>
-      <w:r>
-        <w:rPr>
-          <w:b/>
-        </w:rPr>
-        <w:t>일자:</w:t>
-      </w:r>
-      <w:r>
-        <w:rPr>
-          <w:b w:val="0"/>
-        </w:rPr>
-        <w:t xml:space="preserve"> 20____ 년 ____ 월 ____ 일</w:t>
-      </w:r>
-    </w:p>
-    <w:p>
-      <w:r>
-        <w:rPr>
-          <w:b/>
-        </w:rPr>
-        <w:t>보호자 서명:</w:t>
-      </w:r>
-      <w:r>
-        <w:rPr>
-          <w:b w:val="0"/>
-        </w:rPr>
-        <w:t xml:space="preserve"> ________________ (인)</w:t>
+        <w:t>본 수련회 운영 및 안전 관리를 위해 연락처 등 개인정보를 수집하는 것에 동의합니다. (동의함 □)</w:t>
       </w:r>
     </w:p>
     <w:sectPr>

--- a/docs/04_여름수련회_계획서.docx
+++ b/docs/04_여름수련회_계획서.docx
@@ -11,699 +11,7 @@
         <w:rPr>
           <w:b w:val="0"/>
         </w:rPr>
-        <w:t>2026년 (교회명) 중고등부 여름수련회 계획서</w:t>
-      </w:r>
-    </w:p>
-    <w:p>
-      <w:pPr>
-        <w:pStyle w:val="Heading2"/>
-      </w:pPr>
-      <w:r>
-        <w:rPr>
-          <w:b w:val="0"/>
-        </w:rPr>
-        <w:t>개요</w:t>
-      </w:r>
-    </w:p>
-    <w:p>
-      <w:pPr>
-        <w:pStyle w:val="ListBullet"/>
-      </w:pPr>
-      <w:r>
-        <w:rPr>
-          <w:b/>
-        </w:rPr>
-        <w:t>주제 :</w:t>
-      </w:r>
-      <w:r>
-        <w:rPr>
-          <w:b w:val="0"/>
-        </w:rPr>
-        <w:t xml:space="preserve"> ________</w:t>
-      </w:r>
-    </w:p>
-    <w:p>
-      <w:pPr>
-        <w:pStyle w:val="ListBullet"/>
-      </w:pPr>
-      <w:r>
-        <w:rPr>
-          <w:b/>
-        </w:rPr>
-        <w:t>주제 말씀 :</w:t>
-      </w:r>
-      <w:r>
-        <w:rPr>
-          <w:b w:val="0"/>
-        </w:rPr>
-        <w:t xml:space="preserve"> ________</w:t>
-      </w:r>
-    </w:p>
-    <w:p>
-      <w:pPr>
-        <w:pStyle w:val="ListBullet"/>
-      </w:pPr>
-      <w:r>
-        <w:rPr>
-          <w:b/>
-        </w:rPr>
-        <w:t>목적 :</w:t>
-      </w:r>
-      <w:r>
-        <w:rPr>
-          <w:b w:val="0"/>
-        </w:rPr>
-        <w:t xml:space="preserve"> ________</w:t>
-      </w:r>
-    </w:p>
-    <w:p>
-      <w:pPr>
-        <w:pStyle w:val="ListBullet"/>
-      </w:pPr>
-      <w:r>
-        <w:rPr>
-          <w:b/>
-        </w:rPr>
-        <w:t>장소 :</w:t>
-      </w:r>
-      <w:r>
-        <w:rPr>
-          <w:b w:val="0"/>
-        </w:rPr>
-        <w:t xml:space="preserve"> ________</w:t>
-      </w:r>
-    </w:p>
-    <w:p>
-      <w:pPr>
-        <w:pStyle w:val="ListBullet"/>
-      </w:pPr>
-      <w:r>
-        <w:rPr>
-          <w:b/>
-        </w:rPr>
-        <w:t>일시 :</w:t>
-      </w:r>
-      <w:r>
-        <w:rPr>
-          <w:b w:val="0"/>
-        </w:rPr>
-        <w:t xml:space="preserve"> 2026년 __월 __일(요일) ~ __일(요일), (n박 n일)</w:t>
-      </w:r>
-    </w:p>
-    <w:p>
-      <w:pPr>
-        <w:pStyle w:val="ListBullet"/>
-      </w:pPr>
-      <w:r>
-        <w:rPr>
-          <w:b/>
-        </w:rPr>
-        <w:t>담당 :</w:t>
-      </w:r>
-      <w:r>
-        <w:rPr>
-          <w:b w:val="0"/>
-        </w:rPr>
-        <w:t xml:space="preserve"> ________</w:t>
-      </w:r>
-    </w:p>
-    <w:p>
-      <w:pPr>
-        <w:pStyle w:val="ListBullet"/>
-      </w:pPr>
-      <w:r>
-        <w:rPr>
-          <w:b/>
-        </w:rPr>
-        <w:t>대상 :</w:t>
-      </w:r>
-      <w:r>
-        <w:rPr>
-          <w:b w:val="0"/>
-        </w:rPr>
-        <w:t xml:space="preserve"> (예상 인원: 학생 __명, 교사 __명)</w:t>
-      </w:r>
-    </w:p>
-    <w:p>
-      <w:pPr>
-        <w:pStyle w:val="Heading2"/>
-      </w:pPr>
-      <w:r>
-        <w:rPr>
-          <w:b w:val="0"/>
-        </w:rPr>
-        <w:t>준비 일정</w:t>
-      </w:r>
-    </w:p>
-    <w:tbl>
-      <w:tblPr>
-        <w:tblStyle w:val="TableGrid"/>
-        <w:tblW w:type="auto" w:w="0"/>
-        <w:tblLook w:firstColumn="1" w:firstRow="1" w:lastColumn="0" w:lastRow="0" w:noHBand="0" w:noVBand="1" w:val="04A0"/>
-      </w:tblPr>
-      <w:tblGrid>
-        <w:gridCol w:w="2880"/>
-        <w:gridCol w:w="2880"/>
-        <w:gridCol w:w="2880"/>
-      </w:tblGrid>
-      <w:tr>
-        <w:tc>
-          <w:tcPr>
-            <w:tcW w:type="dxa" w:w="2880"/>
-          </w:tcPr>
-          <w:p>
-            <w:r>
-              <w:rPr>
-                <w:b/>
-              </w:rPr>
-              <w:t>구분</w:t>
-            </w:r>
-          </w:p>
-        </w:tc>
-        <w:tc>
-          <w:tcPr>
-            <w:tcW w:type="dxa" w:w="2880"/>
-          </w:tcPr>
-          <w:p>
-            <w:r>
-              <w:rPr>
-                <w:b/>
-              </w:rPr>
-              <w:t>기간</w:t>
-            </w:r>
-          </w:p>
-        </w:tc>
-        <w:tc>
-          <w:tcPr>
-            <w:tcW w:type="dxa" w:w="2880"/>
-          </w:tcPr>
-          <w:p>
-            <w:r>
-              <w:rPr>
-                <w:b/>
-              </w:rPr>
-              <w:t>주요 업무</w:t>
-            </w:r>
-          </w:p>
-        </w:tc>
-      </w:tr>
-      <w:tr>
-        <w:tc>
-          <w:tcPr>
-            <w:tcW w:type="dxa" w:w="2880"/>
-          </w:tcPr>
-          <w:p>
-            <w:r>
-              <w:rPr>
-                <w:b w:val="0"/>
-              </w:rPr>
-              <w:t>기획</w:t>
-            </w:r>
-          </w:p>
-        </w:tc>
-        <w:tc>
-          <w:tcPr>
-            <w:tcW w:type="dxa" w:w="2880"/>
-          </w:tcPr>
-          <w:p>
-            <w:r>
-              <w:rPr>
-                <w:b w:val="0"/>
-              </w:rPr>
-              <w:t>D-12주~D-9주</w:t>
-            </w:r>
-          </w:p>
-        </w:tc>
-        <w:tc>
-          <w:tcPr>
-            <w:tcW w:type="dxa" w:w="2880"/>
-          </w:tcPr>
-          <w:p>
-            <w:r>
-              <w:rPr>
-                <w:b w:val="0"/>
-              </w:rPr>
-              <w:t>기도회 시작, 주제/장소 선정, 예산 초안</w:t>
-            </w:r>
-          </w:p>
-        </w:tc>
-      </w:tr>
-      <w:tr>
-        <w:tc>
-          <w:tcPr>
-            <w:tcW w:type="dxa" w:w="2880"/>
-          </w:tcPr>
-          <w:p>
-            <w:r>
-              <w:rPr>
-                <w:b w:val="0"/>
-              </w:rPr>
-              <w:t>홍보</w:t>
-            </w:r>
-          </w:p>
-        </w:tc>
-        <w:tc>
-          <w:tcPr>
-            <w:tcW w:type="dxa" w:w="2880"/>
-          </w:tcPr>
-          <w:p>
-            <w:r>
-              <w:rPr>
-                <w:b w:val="0"/>
-              </w:rPr>
-              <w:t>D-8주~D-5주</w:t>
-            </w:r>
-          </w:p>
-        </w:tc>
-        <w:tc>
-          <w:tcPr>
-            <w:tcW w:type="dxa" w:w="2880"/>
-          </w:tcPr>
-          <w:p>
-            <w:r>
-              <w:rPr>
-                <w:b w:val="0"/>
-              </w:rPr>
-              <w:t>가정통신문 발송, 참가자 모집, 교사 회의</w:t>
-            </w:r>
-          </w:p>
-        </w:tc>
-      </w:tr>
-      <w:tr>
-        <w:tc>
-          <w:tcPr>
-            <w:tcW w:type="dxa" w:w="2880"/>
-          </w:tcPr>
-          <w:p>
-            <w:r>
-              <w:rPr>
-                <w:b w:val="0"/>
-              </w:rPr>
-              <w:t>실무</w:t>
-            </w:r>
-          </w:p>
-        </w:tc>
-        <w:tc>
-          <w:tcPr>
-            <w:tcW w:type="dxa" w:w="2880"/>
-          </w:tcPr>
-          <w:p>
-            <w:r>
-              <w:rPr>
-                <w:b w:val="0"/>
-              </w:rPr>
-              <w:t>D-4주~D-1주</w:t>
-            </w:r>
-          </w:p>
-        </w:tc>
-        <w:tc>
-          <w:tcPr>
-            <w:tcW w:type="dxa" w:w="2880"/>
-          </w:tcPr>
-          <w:p>
-            <w:r>
-              <w:rPr>
-                <w:b w:val="0"/>
-              </w:rPr>
-              <w:t>프로그램 확정, 물품 구입, 안전 보험 가입</w:t>
-            </w:r>
-          </w:p>
-        </w:tc>
-      </w:tr>
-      <w:tr>
-        <w:tc>
-          <w:tcPr>
-            <w:tcW w:type="dxa" w:w="2880"/>
-          </w:tcPr>
-          <w:p>
-            <w:r>
-              <w:rPr>
-                <w:b w:val="0"/>
-              </w:rPr>
-              <w:t>당일</w:t>
-            </w:r>
-          </w:p>
-        </w:tc>
-        <w:tc>
-          <w:tcPr>
-            <w:tcW w:type="dxa" w:w="2880"/>
-          </w:tcPr>
-          <w:p>
-            <w:r>
-              <w:rPr>
-                <w:b w:val="0"/>
-              </w:rPr>
-              <w:t>D-Day</w:t>
-            </w:r>
-          </w:p>
-        </w:tc>
-        <w:tc>
-          <w:tcPr>
-            <w:tcW w:type="dxa" w:w="2880"/>
-          </w:tcPr>
-          <w:p>
-            <w:r>
-              <w:rPr>
-                <w:b w:val="0"/>
-              </w:rPr>
-              <w:t>수련회 진행 및 운영</w:t>
-            </w:r>
-          </w:p>
-        </w:tc>
-      </w:tr>
-      <w:tr>
-        <w:tc>
-          <w:tcPr>
-            <w:tcW w:type="dxa" w:w="2880"/>
-          </w:tcPr>
-          <w:p>
-            <w:r>
-              <w:rPr>
-                <w:b w:val="0"/>
-              </w:rPr>
-              <w:t>결산</w:t>
-            </w:r>
-          </w:p>
-        </w:tc>
-        <w:tc>
-          <w:tcPr>
-            <w:tcW w:type="dxa" w:w="2880"/>
-          </w:tcPr>
-          <w:p>
-            <w:r>
-              <w:rPr>
-                <w:b w:val="0"/>
-              </w:rPr>
-              <w:t>D+1주</w:t>
-            </w:r>
-          </w:p>
-        </w:tc>
-        <w:tc>
-          <w:tcPr>
-            <w:tcW w:type="dxa" w:w="2880"/>
-          </w:tcPr>
-          <w:p>
-            <w:r>
-              <w:rPr>
-                <w:b w:val="0"/>
-              </w:rPr>
-              <w:t>평가회, 결과 보고서 제출</w:t>
-            </w:r>
-          </w:p>
-        </w:tc>
-      </w:tr>
-    </w:tbl>
-    <w:p/>
-    <w:p>
-      <w:pPr>
-        <w:pStyle w:val="Heading2"/>
-      </w:pPr>
-      <w:r>
-        <w:rPr>
-          <w:b w:val="0"/>
-        </w:rPr>
-        <w:t>역할 분담</w:t>
-      </w:r>
-    </w:p>
-    <w:tbl>
-      <w:tblPr>
-        <w:tblStyle w:val="TableGrid"/>
-        <w:tblW w:type="auto" w:w="0"/>
-        <w:tblLook w:firstColumn="1" w:firstRow="1" w:lastColumn="0" w:lastRow="0" w:noHBand="0" w:noVBand="1" w:val="04A0"/>
-      </w:tblPr>
-      <w:tblGrid>
-        <w:gridCol w:w="2880"/>
-        <w:gridCol w:w="2880"/>
-        <w:gridCol w:w="2880"/>
-      </w:tblGrid>
-      <w:tr>
-        <w:tc>
-          <w:tcPr>
-            <w:tcW w:type="dxa" w:w="2880"/>
-          </w:tcPr>
-          <w:p>
-            <w:r>
-              <w:rPr>
-                <w:b/>
-              </w:rPr>
-              <w:t>구분</w:t>
-            </w:r>
-          </w:p>
-        </w:tc>
-        <w:tc>
-          <w:tcPr>
-            <w:tcW w:type="dxa" w:w="2880"/>
-          </w:tcPr>
-          <w:p>
-            <w:r>
-              <w:rPr>
-                <w:b/>
-              </w:rPr>
-              <w:t>담당자</w:t>
-            </w:r>
-          </w:p>
-        </w:tc>
-        <w:tc>
-          <w:tcPr>
-            <w:tcW w:type="dxa" w:w="2880"/>
-          </w:tcPr>
-          <w:p>
-            <w:r>
-              <w:rPr>
-                <w:b/>
-              </w:rPr>
-              <w:t>주요 내용</w:t>
-            </w:r>
-          </w:p>
-        </w:tc>
-      </w:tr>
-      <w:tr>
-        <w:tc>
-          <w:tcPr>
-            <w:tcW w:type="dxa" w:w="2880"/>
-          </w:tcPr>
-          <w:p>
-            <w:r>
-              <w:rPr>
-                <w:b w:val="0"/>
-              </w:rPr>
-              <w:t>총괄/진행</w:t>
-            </w:r>
-          </w:p>
-        </w:tc>
-        <w:tc>
-          <w:tcPr>
-            <w:tcW w:type="dxa" w:w="2880"/>
-          </w:tcPr>
-          <w:p>
-            <w:r>
-              <w:rPr>
-                <w:b w:val="0"/>
-              </w:rPr>
-              <w:t>________</w:t>
-            </w:r>
-          </w:p>
-        </w:tc>
-        <w:tc>
-          <w:tcPr>
-            <w:tcW w:type="dxa" w:w="2880"/>
-          </w:tcPr>
-          <w:p>
-            <w:r>
-              <w:rPr>
-                <w:b w:val="0"/>
-              </w:rPr>
-              <w:t>전체 일정 조율, 기도회 인도</w:t>
-            </w:r>
-          </w:p>
-        </w:tc>
-      </w:tr>
-      <w:tr>
-        <w:tc>
-          <w:tcPr>
-            <w:tcW w:type="dxa" w:w="2880"/>
-          </w:tcPr>
-          <w:p>
-            <w:r>
-              <w:rPr>
-                <w:b w:val="0"/>
-              </w:rPr>
-              <w:t>예배/찬양</w:t>
-            </w:r>
-          </w:p>
-        </w:tc>
-        <w:tc>
-          <w:tcPr>
-            <w:tcW w:type="dxa" w:w="2880"/>
-          </w:tcPr>
-          <w:p>
-            <w:r>
-              <w:rPr>
-                <w:b w:val="0"/>
-              </w:rPr>
-              <w:t>________</w:t>
-            </w:r>
-          </w:p>
-        </w:tc>
-        <w:tc>
-          <w:tcPr>
-            <w:tcW w:type="dxa" w:w="2880"/>
-          </w:tcPr>
-          <w:p>
-            <w:r>
-              <w:rPr>
-                <w:b w:val="0"/>
-              </w:rPr>
-              <w:t>설교자 섭외, 찬양 인도, 악기</w:t>
-            </w:r>
-          </w:p>
-        </w:tc>
-      </w:tr>
-      <w:tr>
-        <w:tc>
-          <w:tcPr>
-            <w:tcW w:type="dxa" w:w="2880"/>
-          </w:tcPr>
-          <w:p>
-            <w:r>
-              <w:rPr>
-                <w:b w:val="0"/>
-              </w:rPr>
-              <w:t>프로그램</w:t>
-            </w:r>
-          </w:p>
-        </w:tc>
-        <w:tc>
-          <w:tcPr>
-            <w:tcW w:type="dxa" w:w="2880"/>
-          </w:tcPr>
-          <w:p>
-            <w:r>
-              <w:rPr>
-                <w:b w:val="0"/>
-              </w:rPr>
-              <w:t>________</w:t>
-            </w:r>
-          </w:p>
-        </w:tc>
-        <w:tc>
-          <w:tcPr>
-            <w:tcW w:type="dxa" w:w="2880"/>
-          </w:tcPr>
-          <w:p>
-            <w:r>
-              <w:rPr>
-                <w:b w:val="0"/>
-              </w:rPr>
-              <w:t>레크리에이션, 조별 활동</w:t>
-            </w:r>
-          </w:p>
-        </w:tc>
-      </w:tr>
-      <w:tr>
-        <w:tc>
-          <w:tcPr>
-            <w:tcW w:type="dxa" w:w="2880"/>
-          </w:tcPr>
-          <w:p>
-            <w:r>
-              <w:rPr>
-                <w:b w:val="0"/>
-              </w:rPr>
-              <w:t>행정/재정</w:t>
-            </w:r>
-          </w:p>
-        </w:tc>
-        <w:tc>
-          <w:tcPr>
-            <w:tcW w:type="dxa" w:w="2880"/>
-          </w:tcPr>
-          <w:p>
-            <w:r>
-              <w:rPr>
-                <w:b w:val="0"/>
-              </w:rPr>
-              <w:t>________</w:t>
-            </w:r>
-          </w:p>
-        </w:tc>
-        <w:tc>
-          <w:tcPr>
-            <w:tcW w:type="dxa" w:w="2880"/>
-          </w:tcPr>
-          <w:p>
-            <w:r>
-              <w:rPr>
-                <w:b w:val="0"/>
-              </w:rPr>
-              <w:t>회계, 안내문 발송, 안전 보험</w:t>
-            </w:r>
-          </w:p>
-        </w:tc>
-      </w:tr>
-      <w:tr>
-        <w:tc>
-          <w:tcPr>
-            <w:tcW w:type="dxa" w:w="2880"/>
-          </w:tcPr>
-          <w:p>
-            <w:r>
-              <w:rPr>
-                <w:b w:val="0"/>
-              </w:rPr>
-              <w:t>식사/간식</w:t>
-            </w:r>
-          </w:p>
-        </w:tc>
-        <w:tc>
-          <w:tcPr>
-            <w:tcW w:type="dxa" w:w="2880"/>
-          </w:tcPr>
-          <w:p>
-            <w:r>
-              <w:rPr>
-                <w:b w:val="0"/>
-              </w:rPr>
-              <w:t>________</w:t>
-            </w:r>
-          </w:p>
-        </w:tc>
-        <w:tc>
-          <w:tcPr>
-            <w:tcW w:type="dxa" w:w="2880"/>
-          </w:tcPr>
-          <w:p>
-            <w:r>
-              <w:rPr>
-                <w:b w:val="0"/>
-              </w:rPr>
-              <w:t>식당 예약/섭외, 간식 준비</w:t>
-            </w:r>
-          </w:p>
-        </w:tc>
-      </w:tr>
-    </w:tbl>
-    <w:p/>
-    <w:p>
-      <w:pPr>
-        <w:pStyle w:val="Heading2"/>
-      </w:pPr>
-      <w:r>
-        <w:rPr>
-          <w:b w:val="0"/>
-        </w:rPr>
-        <w:t>예산 계획</w:t>
-      </w:r>
-    </w:p>
-    <w:p>
-      <w:pPr>
-        <w:pStyle w:val="Heading3"/>
-      </w:pPr>
-      <w:r>
-        <w:rPr>
-          <w:b w:val="0"/>
-        </w:rPr>
-        <w:t>수입</w:t>
+        <w:t>[________] (교회명) 중고등부 여름수련회 계획서</w:t>
       </w:r>
     </w:p>
     <w:tbl>
@@ -728,7 +36,7 @@
               <w:rPr>
                 <w:b/>
               </w:rPr>
-              <w:t>항목</w:t>
+              <w:t>작성일</w:t>
             </w:r>
           </w:p>
         </w:tc>
@@ -741,7 +49,7 @@
               <w:rPr>
                 <w:b/>
               </w:rPr>
-              <w:t>내역</w:t>
+              <w:t>작성자</w:t>
             </w:r>
           </w:p>
         </w:tc>
@@ -754,7 +62,7 @@
               <w:rPr>
                 <w:b/>
               </w:rPr>
-              <w:t>금액</w:t>
+              <w:t>부서</w:t>
             </w:r>
           </w:p>
         </w:tc>
@@ -767,7 +75,7 @@
               <w:rPr>
                 <w:b/>
               </w:rPr>
-              <w:t>비고</w:t>
+              <w:t>문서 상태(초안/확정)</w:t>
             </w:r>
           </w:p>
         </w:tc>
@@ -782,7 +90,7 @@
               <w:rPr>
                 <w:b w:val="0"/>
               </w:rPr>
-              <w:t>교회 지원금</w:t>
+              <w:t>________</w:t>
             </w:r>
           </w:p>
         </w:tc>
@@ -795,7 +103,7 @@
               <w:rPr>
                 <w:b w:val="0"/>
               </w:rPr>
-              <w:t>부서 예산</w:t>
+              <w:t>________</w:t>
             </w:r>
           </w:p>
         </w:tc>
@@ -808,47 +116,108 @@
               <w:rPr>
                 <w:b w:val="0"/>
               </w:rPr>
+              <w:t>중고등부</w:t>
+            </w:r>
+          </w:p>
+        </w:tc>
+        <w:tc>
+          <w:tcPr>
+            <w:tcW w:type="dxa" w:w="2160"/>
+          </w:tcPr>
+          <w:p>
+            <w:r>
+              <w:rPr>
+                <w:b w:val="0"/>
+              </w:rPr>
               <w:t>________</w:t>
             </w:r>
           </w:p>
         </w:tc>
-        <w:tc>
-          <w:tcPr>
-            <w:tcW w:type="dxa" w:w="2160"/>
-          </w:tcPr>
-          <w:p/>
+      </w:tr>
+    </w:tbl>
+    <w:p/>
+    <w:tbl>
+      <w:tblPr>
+        <w:tblStyle w:val="TableGrid"/>
+        <w:tblW w:type="auto" w:w="0"/>
+        <w:tblLook w:firstColumn="1" w:firstRow="1" w:lastColumn="0" w:lastRow="0" w:noHBand="0" w:noVBand="1" w:val="04A0"/>
+      </w:tblPr>
+      <w:tblGrid>
+        <w:gridCol w:w="2880"/>
+        <w:gridCol w:w="2880"/>
+        <w:gridCol w:w="2880"/>
+      </w:tblGrid>
+      <w:tr>
+        <w:tc>
+          <w:tcPr>
+            <w:tcW w:type="dxa" w:w="2880"/>
+          </w:tcPr>
+          <w:p>
+            <w:r>
+              <w:rPr>
+                <w:b/>
+              </w:rPr>
+              <w:t>작성</w:t>
+            </w:r>
+          </w:p>
+        </w:tc>
+        <w:tc>
+          <w:tcPr>
+            <w:tcW w:type="dxa" w:w="2880"/>
+          </w:tcPr>
+          <w:p>
+            <w:r>
+              <w:rPr>
+                <w:b/>
+              </w:rPr>
+              <w:t>검토</w:t>
+            </w:r>
+          </w:p>
+        </w:tc>
+        <w:tc>
+          <w:tcPr>
+            <w:tcW w:type="dxa" w:w="2880"/>
+          </w:tcPr>
+          <w:p>
+            <w:r>
+              <w:rPr>
+                <w:b/>
+              </w:rPr>
+              <w:t>승인</w:t>
+            </w:r>
+          </w:p>
         </w:tc>
       </w:tr>
       <w:tr>
         <w:tc>
           <w:tcPr>
-            <w:tcW w:type="dxa" w:w="2160"/>
+            <w:tcW w:type="dxa" w:w="2880"/>
           </w:tcPr>
           <w:p>
             <w:r>
               <w:rPr>
                 <w:b w:val="0"/>
               </w:rPr>
-              <w:t>참가비</w:t>
-            </w:r>
-          </w:p>
-        </w:tc>
-        <w:tc>
-          <w:tcPr>
-            <w:tcW w:type="dxa" w:w="2160"/>
+              <w:t>________</w:t>
+            </w:r>
+          </w:p>
+        </w:tc>
+        <w:tc>
+          <w:tcPr>
+            <w:tcW w:type="dxa" w:w="2880"/>
           </w:tcPr>
           <w:p>
             <w:r>
               <w:rPr>
                 <w:b w:val="0"/>
               </w:rPr>
-              <w:t>1인당 ________원 × __명</w:t>
-            </w:r>
-          </w:p>
-        </w:tc>
-        <w:tc>
-          <w:tcPr>
-            <w:tcW w:type="dxa" w:w="2160"/>
+              <w:t>________</w:t>
+            </w:r>
+          </w:p>
+        </w:tc>
+        <w:tc>
+          <w:tcPr>
+            <w:tcW w:type="dxa" w:w="2880"/>
           </w:tcPr>
           <w:p>
             <w:r>
@@ -858,65 +227,126 @@
               <w:t>________</w:t>
             </w:r>
           </w:p>
-        </w:tc>
-        <w:tc>
-          <w:tcPr>
-            <w:tcW w:type="dxa" w:w="2160"/>
-          </w:tcPr>
-          <w:p/>
-        </w:tc>
-      </w:tr>
-      <w:tr>
-        <w:tc>
-          <w:tcPr>
-            <w:tcW w:type="dxa" w:w="2160"/>
-          </w:tcPr>
-          <w:p>
-            <w:r>
-              <w:rPr>
-                <w:b/>
-              </w:rPr>
-              <w:t>합계</w:t>
-            </w:r>
-          </w:p>
-        </w:tc>
-        <w:tc>
-          <w:tcPr>
-            <w:tcW w:type="dxa" w:w="2160"/>
-          </w:tcPr>
-          <w:p/>
-        </w:tc>
-        <w:tc>
-          <w:tcPr>
-            <w:tcW w:type="dxa" w:w="2160"/>
-          </w:tcPr>
-          <w:p>
-            <w:r>
-              <w:rPr>
-                <w:b/>
-              </w:rPr>
-              <w:t>________</w:t>
-            </w:r>
-          </w:p>
-        </w:tc>
-        <w:tc>
-          <w:tcPr>
-            <w:tcW w:type="dxa" w:w="2160"/>
-          </w:tcPr>
-          <w:p/>
         </w:tc>
       </w:tr>
     </w:tbl>
     <w:p/>
     <w:p>
+      <w:r>
+        <w:rPr>
+          <w:b/>
+        </w:rPr>
+        <w:t>요약</w:t>
+      </w:r>
+    </w:p>
+    <w:p>
+      <w:r>
+        <w:rPr>
+          <w:b w:val="0"/>
+        </w:rPr>
+        <w:t>승인 요청 사항: 수련회 개최, 예산 편성 및 안전관리 계획의 승인을 요청합니다.</w:t>
+      </w:r>
+    </w:p>
+    <w:p>
+      <w:r>
+        <w:rPr>
+          <w:b w:val="0"/>
+        </w:rPr>
+        <w:t>핵심 개요: ________ / 장소 ________ / 학생 ________명, 인솔자 ________명</w:t>
+      </w:r>
+    </w:p>
+    <w:p>
+      <w:r>
+        <w:rPr>
+          <w:b w:val="0"/>
+        </w:rPr>
+        <w:t>예산 총액: 수입 금________원(금________), 지출 금________원(금________)</w:t>
+      </w:r>
+    </w:p>
+    <w:p>
+      <w:r>
+        <w:rPr>
+          <w:b w:val="0"/>
+        </w:rPr>
+        <w:t>시행 조건: 장소·인솔자·보험·비상대응 체계를 확인한 후 시행합니다. 담당 ________ / 기한 ________</w:t>
+      </w:r>
+    </w:p>
+    <w:p>
       <w:pPr>
-        <w:pStyle w:val="Heading3"/>
+        <w:pStyle w:val="Heading2"/>
       </w:pPr>
       <w:r>
         <w:rPr>
           <w:b w:val="0"/>
         </w:rPr>
-        <w:t>지출</w:t>
+        <w:t>1. 추진 배경 및 필요성</w:t>
+      </w:r>
+    </w:p>
+    <w:p>
+      <w:r>
+        <w:rPr>
+          <w:b w:val="0"/>
+        </w:rPr>
+        <w:t>가. 중고등부 학생들이 일상에서 벗어나 말씀과 기도에 집중하고 공동체 안에서 신앙을 돌아볼 기회가 필요합니다.</w:t>
+      </w:r>
+    </w:p>
+    <w:p>
+      <w:r>
+        <w:rPr>
+          <w:b w:val="0"/>
+        </w:rPr>
+        <w:t>나. 사역자 부재 상황에서도 평신도 리더가 교육·생활지도·안전관리의 책임을 나누어 안정적으로 운영하고자 합니다.</w:t>
+      </w:r>
+    </w:p>
+    <w:p>
+      <w:r>
+        <w:rPr>
+          <w:b w:val="0"/>
+        </w:rPr>
+        <w:t>다. 부서 현황 및 추진 필요 사항: ________</w:t>
+      </w:r>
+    </w:p>
+    <w:p>
+      <w:pPr>
+        <w:pStyle w:val="Heading2"/>
+      </w:pPr>
+      <w:r>
+        <w:rPr>
+          <w:b w:val="0"/>
+        </w:rPr>
+        <w:t>2. 목적 및 목표</w:t>
+      </w:r>
+    </w:p>
+    <w:p>
+      <w:r>
+        <w:rPr>
+          <w:b w:val="0"/>
+        </w:rPr>
+        <w:t>가. 신앙적 목적</w:t>
+      </w:r>
+    </w:p>
+    <w:p>
+      <w:r>
+        <w:rPr>
+          <w:b w:val="0"/>
+        </w:rPr>
+        <w:t>1) 말씀과 기도를 통해 하나님을 알아가고 예배자로서의 삶을 돌아봅니다.</w:t>
+      </w:r>
+    </w:p>
+    <w:p>
+      <w:r>
+        <w:rPr>
+          <w:b w:val="0"/>
+        </w:rPr>
+        <w:t>2) 서로를 존중하고 돌보며 교회 공동체에 대한 소속감을 기릅니다.</w:t>
+      </w:r>
+    </w:p>
+    <w:p>
+      <w:r>
+        <w:rPr>
+          <w:b w:val="0"/>
+        </w:rPr>
+        <w:t>나. 확인 가능한 목표</w:t>
       </w:r>
     </w:p>
     <w:tbl>
@@ -941,7 +371,7 @@
               <w:rPr>
                 <w:b/>
               </w:rPr>
-              <w:t>항목</w:t>
+              <w:t>목표</w:t>
             </w:r>
           </w:p>
         </w:tc>
@@ -954,7 +384,7 @@
               <w:rPr>
                 <w:b/>
               </w:rPr>
-              <w:t>세부 내역</w:t>
+              <w:t>확인 방법</w:t>
             </w:r>
           </w:p>
         </w:tc>
@@ -967,7 +397,7 @@
               <w:rPr>
                 <w:b/>
               </w:rPr>
-              <w:t>금액</w:t>
+              <w:t>담당</w:t>
             </w:r>
           </w:p>
         </w:tc>
@@ -980,7 +410,7 @@
               <w:rPr>
                 <w:b/>
               </w:rPr>
-              <w:t>비고</w:t>
+              <w:t>기한</w:t>
             </w:r>
           </w:p>
         </w:tc>
@@ -995,7 +425,7 @@
               <w:rPr>
                 <w:b w:val="0"/>
               </w:rPr>
-              <w:t>숙박/식비</w:t>
+              <w:t>학생 ________명 참여</w:t>
             </w:r>
           </w:p>
         </w:tc>
@@ -1008,7 +438,7 @@
               <w:rPr>
                 <w:b w:val="0"/>
               </w:rPr>
-              <w:t>숙소 대관료, 식사비</w:t>
+              <w:t>신청 인원과 실제 참석 인원 대조</w:t>
             </w:r>
           </w:p>
         </w:tc>
@@ -1029,7 +459,14 @@
           <w:tcPr>
             <w:tcW w:type="dxa" w:w="2160"/>
           </w:tcPr>
-          <w:p/>
+          <w:p>
+            <w:r>
+              <w:rPr>
+                <w:b w:val="0"/>
+              </w:rPr>
+              <w:t>D-day</w:t>
+            </w:r>
+          </w:p>
         </w:tc>
       </w:tr>
       <w:tr>
@@ -1042,7 +479,7 @@
               <w:rPr>
                 <w:b w:val="0"/>
               </w:rPr>
-              <w:t>프로그램</w:t>
+              <w:t>말씀·기도 프로그램 ________회 운영</w:t>
             </w:r>
           </w:p>
         </w:tc>
@@ -1055,7 +492,7 @@
               <w:rPr>
                 <w:b w:val="0"/>
               </w:rPr>
-              <w:t>강사 사례, 교재, 재료비</w:t>
+              <w:t>진행표 및 운영 기록 확인</w:t>
             </w:r>
           </w:p>
         </w:tc>
@@ -1076,7 +513,14 @@
           <w:tcPr>
             <w:tcW w:type="dxa" w:w="2160"/>
           </w:tcPr>
-          <w:p/>
+          <w:p>
+            <w:r>
+              <w:rPr>
+                <w:b w:val="0"/>
+              </w:rPr>
+              <w:t>D-day</w:t>
+            </w:r>
+          </w:p>
         </w:tc>
       </w:tr>
       <w:tr>
@@ -1089,7 +533,7 @@
               <w:rPr>
                 <w:b w:val="0"/>
               </w:rPr>
-              <w:t>운영비</w:t>
+              <w:t>참여 학생의 소감·실천계획 ________건 수합</w:t>
             </w:r>
           </w:p>
         </w:tc>
@@ -1102,7 +546,7 @@
               <w:rPr>
                 <w:b w:val="0"/>
               </w:rPr>
-              <w:t>차량 렌트, 간식, 상비약</w:t>
+              <w:t>개인별 회신 확인, 신앙 수준의 점수화 지양</w:t>
             </w:r>
           </w:p>
         </w:tc>
@@ -1123,7 +567,14 @@
           <w:tcPr>
             <w:tcW w:type="dxa" w:w="2160"/>
           </w:tcPr>
-          <w:p/>
+          <w:p>
+            <w:r>
+              <w:rPr>
+                <w:b w:val="0"/>
+              </w:rPr>
+              <w:t>D+1주</w:t>
+            </w:r>
+          </w:p>
         </w:tc>
       </w:tr>
       <w:tr>
@@ -1136,7 +587,7 @@
               <w:rPr>
                 <w:b w:val="0"/>
               </w:rPr>
-              <w:t>예비비</w:t>
+              <w:t>안전교육 및 인원 확인 누락 0건</w:t>
             </w:r>
           </w:p>
         </w:tc>
@@ -1149,7 +600,7 @@
               <w:rPr>
                 <w:b w:val="0"/>
               </w:rPr>
-              <w:t>예상치 못한 비용</w:t>
+              <w:t>교육·인원 점검 기록 확인</w:t>
             </w:r>
           </w:p>
         </w:tc>
@@ -1170,47 +621,14 @@
           <w:tcPr>
             <w:tcW w:type="dxa" w:w="2160"/>
           </w:tcPr>
-          <w:p/>
-        </w:tc>
-      </w:tr>
-      <w:tr>
-        <w:tc>
-          <w:tcPr>
-            <w:tcW w:type="dxa" w:w="2160"/>
-          </w:tcPr>
-          <w:p>
-            <w:r>
-              <w:rPr>
-                <w:b/>
-              </w:rPr>
-              <w:t>합계</w:t>
-            </w:r>
-          </w:p>
-        </w:tc>
-        <w:tc>
-          <w:tcPr>
-            <w:tcW w:type="dxa" w:w="2160"/>
-          </w:tcPr>
-          <w:p/>
-        </w:tc>
-        <w:tc>
-          <w:tcPr>
-            <w:tcW w:type="dxa" w:w="2160"/>
-          </w:tcPr>
-          <w:p>
-            <w:r>
-              <w:rPr>
-                <w:b/>
-              </w:rPr>
-              <w:t>________</w:t>
-            </w:r>
-          </w:p>
-        </w:tc>
-        <w:tc>
-          <w:tcPr>
-            <w:tcW w:type="dxa" w:w="2160"/>
-          </w:tcPr>
-          <w:p/>
+          <w:p>
+            <w:r>
+              <w:rPr>
+                <w:b w:val="0"/>
+              </w:rPr>
+              <w:t>종료 시</w:t>
+            </w:r>
+          </w:p>
         </w:tc>
       </w:tr>
     </w:tbl>
@@ -1223,75 +641,366 @@
         <w:rPr>
           <w:b w:val="0"/>
         </w:rPr>
-        <w:t>안전 계획</w:t>
+        <w:t>3. 행사 개요</w:t>
       </w:r>
     </w:p>
+    <w:tbl>
+      <w:tblPr>
+        <w:tblStyle w:val="TableGrid"/>
+        <w:tblW w:type="auto" w:w="0"/>
+        <w:tblLook w:firstColumn="1" w:firstRow="1" w:lastColumn="0" w:lastRow="0" w:noHBand="0" w:noVBand="1" w:val="04A0"/>
+      </w:tblPr>
+      <w:tblGrid>
+        <w:gridCol w:w="4320"/>
+        <w:gridCol w:w="4320"/>
+      </w:tblGrid>
+      <w:tr>
+        <w:tc>
+          <w:tcPr>
+            <w:tcW w:type="dxa" w:w="4320"/>
+          </w:tcPr>
+          <w:p>
+            <w:r>
+              <w:rPr>
+                <w:b/>
+              </w:rPr>
+              <w:t>구분</w:t>
+            </w:r>
+          </w:p>
+        </w:tc>
+        <w:tc>
+          <w:tcPr>
+            <w:tcW w:type="dxa" w:w="4320"/>
+          </w:tcPr>
+          <w:p>
+            <w:r>
+              <w:rPr>
+                <w:b/>
+              </w:rPr>
+              <w:t>내용</w:t>
+            </w:r>
+          </w:p>
+        </w:tc>
+      </w:tr>
+      <w:tr>
+        <w:tc>
+          <w:tcPr>
+            <w:tcW w:type="dxa" w:w="4320"/>
+          </w:tcPr>
+          <w:p>
+            <w:r>
+              <w:rPr>
+                <w:b w:val="0"/>
+              </w:rPr>
+              <w:t>행사명</w:t>
+            </w:r>
+          </w:p>
+        </w:tc>
+        <w:tc>
+          <w:tcPr>
+            <w:tcW w:type="dxa" w:w="4320"/>
+          </w:tcPr>
+          <w:p>
+            <w:r>
+              <w:rPr>
+                <w:b w:val="0"/>
+              </w:rPr>
+              <w:t>[________] 중고등부 여름수련회</w:t>
+            </w:r>
+          </w:p>
+        </w:tc>
+      </w:tr>
+      <w:tr>
+        <w:tc>
+          <w:tcPr>
+            <w:tcW w:type="dxa" w:w="4320"/>
+          </w:tcPr>
+          <w:p>
+            <w:r>
+              <w:rPr>
+                <w:b w:val="0"/>
+              </w:rPr>
+              <w:t>주제</w:t>
+            </w:r>
+          </w:p>
+        </w:tc>
+        <w:tc>
+          <w:tcPr>
+            <w:tcW w:type="dxa" w:w="4320"/>
+          </w:tcPr>
+          <w:p>
+            <w:r>
+              <w:rPr>
+                <w:b w:val="0"/>
+              </w:rPr>
+              <w:t>________</w:t>
+            </w:r>
+          </w:p>
+        </w:tc>
+      </w:tr>
+      <w:tr>
+        <w:tc>
+          <w:tcPr>
+            <w:tcW w:type="dxa" w:w="4320"/>
+          </w:tcPr>
+          <w:p>
+            <w:r>
+              <w:rPr>
+                <w:b w:val="0"/>
+              </w:rPr>
+              <w:t>주제 말씀</w:t>
+            </w:r>
+          </w:p>
+        </w:tc>
+        <w:tc>
+          <w:tcPr>
+            <w:tcW w:type="dxa" w:w="4320"/>
+          </w:tcPr>
+          <w:p>
+            <w:r>
+              <w:rPr>
+                <w:b w:val="0"/>
+              </w:rPr>
+              <w:t>________</w:t>
+            </w:r>
+          </w:p>
+        </w:tc>
+      </w:tr>
+      <w:tr>
+        <w:tc>
+          <w:tcPr>
+            <w:tcW w:type="dxa" w:w="4320"/>
+          </w:tcPr>
+          <w:p>
+            <w:r>
+              <w:rPr>
+                <w:b w:val="0"/>
+              </w:rPr>
+              <w:t>일시</w:t>
+            </w:r>
+          </w:p>
+        </w:tc>
+        <w:tc>
+          <w:tcPr>
+            <w:tcW w:type="dxa" w:w="4320"/>
+          </w:tcPr>
+          <w:p>
+            <w:r>
+              <w:rPr>
+                <w:b w:val="0"/>
+              </w:rPr>
+              <w:t>________. ________. ________.(________) ________ ~ ________. ________. ________.(________) ________</w:t>
+            </w:r>
+          </w:p>
+        </w:tc>
+      </w:tr>
+      <w:tr>
+        <w:tc>
+          <w:tcPr>
+            <w:tcW w:type="dxa" w:w="4320"/>
+          </w:tcPr>
+          <w:p>
+            <w:r>
+              <w:rPr>
+                <w:b w:val="0"/>
+              </w:rPr>
+              <w:t>장소</w:t>
+            </w:r>
+          </w:p>
+        </w:tc>
+        <w:tc>
+          <w:tcPr>
+            <w:tcW w:type="dxa" w:w="4320"/>
+          </w:tcPr>
+          <w:p>
+            <w:r>
+              <w:rPr>
+                <w:b w:val="0"/>
+              </w:rPr>
+              <w:t>________ / 상세 위치·사용 가능 여부: ________(확인 필요)</w:t>
+            </w:r>
+          </w:p>
+        </w:tc>
+      </w:tr>
+      <w:tr>
+        <w:tc>
+          <w:tcPr>
+            <w:tcW w:type="dxa" w:w="4320"/>
+          </w:tcPr>
+          <w:p>
+            <w:r>
+              <w:rPr>
+                <w:b w:val="0"/>
+              </w:rPr>
+              <w:t>대상</w:t>
+            </w:r>
+          </w:p>
+        </w:tc>
+        <w:tc>
+          <w:tcPr>
+            <w:tcW w:type="dxa" w:w="4320"/>
+          </w:tcPr>
+          <w:p>
+            <w:r>
+              <w:rPr>
+                <w:b w:val="0"/>
+              </w:rPr>
+              <w:t>(교회명) 중고등부 학생 ________</w:t>
+            </w:r>
+          </w:p>
+        </w:tc>
+      </w:tr>
+      <w:tr>
+        <w:tc>
+          <w:tcPr>
+            <w:tcW w:type="dxa" w:w="4320"/>
+          </w:tcPr>
+          <w:p>
+            <w:r>
+              <w:rPr>
+                <w:b w:val="0"/>
+              </w:rPr>
+              <w:t>인원</w:t>
+            </w:r>
+          </w:p>
+        </w:tc>
+        <w:tc>
+          <w:tcPr>
+            <w:tcW w:type="dxa" w:w="4320"/>
+          </w:tcPr>
+          <w:p>
+            <w:r>
+              <w:rPr>
+                <w:b w:val="0"/>
+              </w:rPr>
+              <w:t>학생 ________명 / 인솔자 ________명 / 총 ________명</w:t>
+            </w:r>
+          </w:p>
+        </w:tc>
+      </w:tr>
+      <w:tr>
+        <w:tc>
+          <w:tcPr>
+            <w:tcW w:type="dxa" w:w="4320"/>
+          </w:tcPr>
+          <w:p>
+            <w:r>
+              <w:rPr>
+                <w:b w:val="0"/>
+              </w:rPr>
+              <w:t>주관</w:t>
+            </w:r>
+          </w:p>
+        </w:tc>
+        <w:tc>
+          <w:tcPr>
+            <w:tcW w:type="dxa" w:w="4320"/>
+          </w:tcPr>
+          <w:p>
+            <w:r>
+              <w:rPr>
+                <w:b w:val="0"/>
+              </w:rPr>
+              <w:t>(교회명) 중고등부</w:t>
+            </w:r>
+          </w:p>
+        </w:tc>
+      </w:tr>
+      <w:tr>
+        <w:tc>
+          <w:tcPr>
+            <w:tcW w:type="dxa" w:w="4320"/>
+          </w:tcPr>
+          <w:p>
+            <w:r>
+              <w:rPr>
+                <w:b w:val="0"/>
+              </w:rPr>
+              <w:t>총괄 책임자</w:t>
+            </w:r>
+          </w:p>
+        </w:tc>
+        <w:tc>
+          <w:tcPr>
+            <w:tcW w:type="dxa" w:w="4320"/>
+          </w:tcPr>
+          <w:p>
+            <w:r>
+              <w:rPr>
+                <w:b w:val="0"/>
+              </w:rPr>
+              <w:t>________</w:t>
+            </w:r>
+          </w:p>
+        </w:tc>
+      </w:tr>
+      <w:tr>
+        <w:tc>
+          <w:tcPr>
+            <w:tcW w:type="dxa" w:w="4320"/>
+          </w:tcPr>
+          <w:p>
+            <w:r>
+              <w:rPr>
+                <w:b w:val="0"/>
+              </w:rPr>
+              <w:t>이동 방법</w:t>
+            </w:r>
+          </w:p>
+        </w:tc>
+        <w:tc>
+          <w:tcPr>
+            <w:tcW w:type="dxa" w:w="4320"/>
+          </w:tcPr>
+          <w:p>
+            <w:r>
+              <w:rPr>
+                <w:b w:val="0"/>
+              </w:rPr>
+              <w:t>________</w:t>
+            </w:r>
+          </w:p>
+        </w:tc>
+      </w:tr>
+      <w:tr>
+        <w:tc>
+          <w:tcPr>
+            <w:tcW w:type="dxa" w:w="4320"/>
+          </w:tcPr>
+          <w:p>
+            <w:r>
+              <w:rPr>
+                <w:b w:val="0"/>
+              </w:rPr>
+              <w:t>참가비</w:t>
+            </w:r>
+          </w:p>
+        </w:tc>
+        <w:tc>
+          <w:tcPr>
+            <w:tcW w:type="dxa" w:w="4320"/>
+          </w:tcPr>
+          <w:p>
+            <w:r>
+              <w:rPr>
+                <w:b w:val="0"/>
+              </w:rPr>
+              <w:t>1인당 금________원(금________)</w:t>
+            </w:r>
+          </w:p>
+        </w:tc>
+      </w:tr>
+    </w:tbl>
+    <w:p/>
     <w:p>
       <w:pPr>
-        <w:pStyle w:val="ListBullet"/>
+        <w:pStyle w:val="Heading2"/>
       </w:pPr>
-      <w:r>
-        <w:rPr>
-          <w:b/>
-        </w:rPr>
-        <w:t>보험 :</w:t>
-      </w:r>
       <w:r>
         <w:rPr>
           <w:b w:val="0"/>
         </w:rPr>
-        <w:t xml:space="preserve"> 수련회 기간 내 단체 상해 보험 가입 (필수)</w:t>
-      </w:r>
-    </w:p>
-    <w:p>
-      <w:pPr>
-        <w:pStyle w:val="ListBullet"/>
-      </w:pPr>
-      <w:r>
-        <w:rPr>
-          <w:b/>
-        </w:rPr>
-        <w:t>비상 연락망 :</w:t>
-      </w:r>
-      <w:r>
-        <w:rPr>
-          <w:b w:val="0"/>
-        </w:rPr>
-        <w:t xml:space="preserve"> 교역자, 부장, 학부모 비상 연락망 공유</w:t>
-      </w:r>
-    </w:p>
-    <w:p>
-      <w:pPr>
-        <w:pStyle w:val="ListBullet"/>
-      </w:pPr>
-      <w:r>
-        <w:rPr>
-          <w:b/>
-        </w:rPr>
-        <w:t>인근 병원 :</w:t>
-      </w:r>
-      <w:r>
-        <w:rPr>
-          <w:b w:val="0"/>
-        </w:rPr>
-        <w:t xml:space="preserve"> 수련회 장소 반경 10km 내 응급실 운영 병원 파악 완료 (확인 필요)</w:t>
-      </w:r>
-    </w:p>
-    <w:p>
-      <w:pPr>
-        <w:pStyle w:val="ListBullet"/>
-      </w:pPr>
-      <w:r>
-        <w:rPr>
-          <w:b/>
-        </w:rPr>
-        <w:t>상비약 :</w:t>
-      </w:r>
-      <w:r>
-        <w:rPr>
-          <w:b w:val="0"/>
-        </w:rPr>
-        <w:t xml:space="preserve"> 소독약, 밴드, 해열제, 소화제, 알러지 약 등 구비</w:t>
+        <w:t>4. 세부 추진 계획</w:t>
       </w:r>
     </w:p>
     <w:p>
@@ -1299,7 +1008,1740 @@
         <w:rPr>
           <w:b w:val="0"/>
         </w:rPr>
-        <w:t>(절취선)</w:t>
+        <w:t>가. 운영 시간표</w:t>
+      </w:r>
+    </w:p>
+    <w:tbl>
+      <w:tblPr>
+        <w:tblStyle w:val="TableGrid"/>
+        <w:tblW w:type="auto" w:w="0"/>
+        <w:tblLook w:firstColumn="1" w:firstRow="1" w:lastColumn="0" w:lastRow="0" w:noHBand="0" w:noVBand="1" w:val="04A0"/>
+      </w:tblPr>
+      <w:tblGrid>
+        <w:gridCol w:w="1440"/>
+        <w:gridCol w:w="1440"/>
+        <w:gridCol w:w="1440"/>
+        <w:gridCol w:w="1440"/>
+        <w:gridCol w:w="1440"/>
+        <w:gridCol w:w="1440"/>
+      </w:tblGrid>
+      <w:tr>
+        <w:tc>
+          <w:tcPr>
+            <w:tcW w:type="dxa" w:w="1440"/>
+          </w:tcPr>
+          <w:p>
+            <w:r>
+              <w:rPr>
+                <w:b/>
+              </w:rPr>
+              <w:t>일자</w:t>
+            </w:r>
+          </w:p>
+        </w:tc>
+        <w:tc>
+          <w:tcPr>
+            <w:tcW w:type="dxa" w:w="1440"/>
+          </w:tcPr>
+          <w:p>
+            <w:r>
+              <w:rPr>
+                <w:b/>
+              </w:rPr>
+              <w:t>시간(24시각제)</w:t>
+            </w:r>
+          </w:p>
+        </w:tc>
+        <w:tc>
+          <w:tcPr>
+            <w:tcW w:type="dxa" w:w="1440"/>
+          </w:tcPr>
+          <w:p>
+            <w:r>
+              <w:rPr>
+                <w:b/>
+              </w:rPr>
+              <w:t>내용</w:t>
+            </w:r>
+          </w:p>
+        </w:tc>
+        <w:tc>
+          <w:tcPr>
+            <w:tcW w:type="dxa" w:w="1440"/>
+          </w:tcPr>
+          <w:p>
+            <w:r>
+              <w:rPr>
+                <w:b/>
+              </w:rPr>
+              <w:t>장소</w:t>
+            </w:r>
+          </w:p>
+        </w:tc>
+        <w:tc>
+          <w:tcPr>
+            <w:tcW w:type="dxa" w:w="1440"/>
+          </w:tcPr>
+          <w:p>
+            <w:r>
+              <w:rPr>
+                <w:b/>
+              </w:rPr>
+              <w:t>담당</w:t>
+            </w:r>
+          </w:p>
+        </w:tc>
+        <w:tc>
+          <w:tcPr>
+            <w:tcW w:type="dxa" w:w="1440"/>
+          </w:tcPr>
+          <w:p>
+            <w:r>
+              <w:rPr>
+                <w:b/>
+              </w:rPr>
+              <w:t>완료 기한</w:t>
+            </w:r>
+          </w:p>
+        </w:tc>
+      </w:tr>
+      <w:tr>
+        <w:tc>
+          <w:tcPr>
+            <w:tcW w:type="dxa" w:w="1440"/>
+          </w:tcPr>
+          <w:p>
+            <w:r>
+              <w:rPr>
+                <w:b w:val="0"/>
+              </w:rPr>
+              <w:t>________</w:t>
+            </w:r>
+          </w:p>
+        </w:tc>
+        <w:tc>
+          <w:tcPr>
+            <w:tcW w:type="dxa" w:w="1440"/>
+          </w:tcPr>
+          <w:p>
+            <w:r>
+              <w:rPr>
+                <w:b w:val="0"/>
+              </w:rPr>
+              <w:t>________ ~ ________</w:t>
+            </w:r>
+          </w:p>
+        </w:tc>
+        <w:tc>
+          <w:tcPr>
+            <w:tcW w:type="dxa" w:w="1440"/>
+          </w:tcPr>
+          <w:p>
+            <w:r>
+              <w:rPr>
+                <w:b w:val="0"/>
+              </w:rPr>
+              <w:t>집결·출석 확인·안전교육</w:t>
+            </w:r>
+          </w:p>
+        </w:tc>
+        <w:tc>
+          <w:tcPr>
+            <w:tcW w:type="dxa" w:w="1440"/>
+          </w:tcPr>
+          <w:p>
+            <w:r>
+              <w:rPr>
+                <w:b w:val="0"/>
+              </w:rPr>
+              <w:t>________</w:t>
+            </w:r>
+          </w:p>
+        </w:tc>
+        <w:tc>
+          <w:tcPr>
+            <w:tcW w:type="dxa" w:w="1440"/>
+          </w:tcPr>
+          <w:p>
+            <w:r>
+              <w:rPr>
+                <w:b w:val="0"/>
+              </w:rPr>
+              <w:t>________</w:t>
+            </w:r>
+          </w:p>
+        </w:tc>
+        <w:tc>
+          <w:tcPr>
+            <w:tcW w:type="dxa" w:w="1440"/>
+          </w:tcPr>
+          <w:p>
+            <w:r>
+              <w:rPr>
+                <w:b w:val="0"/>
+              </w:rPr>
+              <w:t>출발 전</w:t>
+            </w:r>
+          </w:p>
+        </w:tc>
+      </w:tr>
+      <w:tr>
+        <w:tc>
+          <w:tcPr>
+            <w:tcW w:type="dxa" w:w="1440"/>
+          </w:tcPr>
+          <w:p>
+            <w:r>
+              <w:rPr>
+                <w:b w:val="0"/>
+              </w:rPr>
+              <w:t>________</w:t>
+            </w:r>
+          </w:p>
+        </w:tc>
+        <w:tc>
+          <w:tcPr>
+            <w:tcW w:type="dxa" w:w="1440"/>
+          </w:tcPr>
+          <w:p>
+            <w:r>
+              <w:rPr>
+                <w:b w:val="0"/>
+              </w:rPr>
+              <w:t>________ ~ ________</w:t>
+            </w:r>
+          </w:p>
+        </w:tc>
+        <w:tc>
+          <w:tcPr>
+            <w:tcW w:type="dxa" w:w="1440"/>
+          </w:tcPr>
+          <w:p>
+            <w:r>
+              <w:rPr>
+                <w:b w:val="0"/>
+              </w:rPr>
+              <w:t>이동·도착 인원 확인</w:t>
+            </w:r>
+          </w:p>
+        </w:tc>
+        <w:tc>
+          <w:tcPr>
+            <w:tcW w:type="dxa" w:w="1440"/>
+          </w:tcPr>
+          <w:p>
+            <w:r>
+              <w:rPr>
+                <w:b w:val="0"/>
+              </w:rPr>
+              <w:t>________</w:t>
+            </w:r>
+          </w:p>
+        </w:tc>
+        <w:tc>
+          <w:tcPr>
+            <w:tcW w:type="dxa" w:w="1440"/>
+          </w:tcPr>
+          <w:p>
+            <w:r>
+              <w:rPr>
+                <w:b w:val="0"/>
+              </w:rPr>
+              <w:t>________</w:t>
+            </w:r>
+          </w:p>
+        </w:tc>
+        <w:tc>
+          <w:tcPr>
+            <w:tcW w:type="dxa" w:w="1440"/>
+          </w:tcPr>
+          <w:p>
+            <w:r>
+              <w:rPr>
+                <w:b w:val="0"/>
+              </w:rPr>
+              <w:t>도착 즉시</w:t>
+            </w:r>
+          </w:p>
+        </w:tc>
+      </w:tr>
+      <w:tr>
+        <w:tc>
+          <w:tcPr>
+            <w:tcW w:type="dxa" w:w="1440"/>
+          </w:tcPr>
+          <w:p>
+            <w:r>
+              <w:rPr>
+                <w:b w:val="0"/>
+              </w:rPr>
+              <w:t>________</w:t>
+            </w:r>
+          </w:p>
+        </w:tc>
+        <w:tc>
+          <w:tcPr>
+            <w:tcW w:type="dxa" w:w="1440"/>
+          </w:tcPr>
+          <w:p>
+            <w:r>
+              <w:rPr>
+                <w:b w:val="0"/>
+              </w:rPr>
+              <w:t>________ ~ ________</w:t>
+            </w:r>
+          </w:p>
+        </w:tc>
+        <w:tc>
+          <w:tcPr>
+            <w:tcW w:type="dxa" w:w="1440"/>
+          </w:tcPr>
+          <w:p>
+            <w:r>
+              <w:rPr>
+                <w:b w:val="0"/>
+              </w:rPr>
+              <w:t>개회예배·주제 말씀</w:t>
+            </w:r>
+          </w:p>
+        </w:tc>
+        <w:tc>
+          <w:tcPr>
+            <w:tcW w:type="dxa" w:w="1440"/>
+          </w:tcPr>
+          <w:p>
+            <w:r>
+              <w:rPr>
+                <w:b w:val="0"/>
+              </w:rPr>
+              <w:t>________</w:t>
+            </w:r>
+          </w:p>
+        </w:tc>
+        <w:tc>
+          <w:tcPr>
+            <w:tcW w:type="dxa" w:w="1440"/>
+          </w:tcPr>
+          <w:p>
+            <w:r>
+              <w:rPr>
+                <w:b w:val="0"/>
+              </w:rPr>
+              <w:t>________</w:t>
+            </w:r>
+          </w:p>
+        </w:tc>
+        <w:tc>
+          <w:tcPr>
+            <w:tcW w:type="dxa" w:w="1440"/>
+          </w:tcPr>
+          <w:p>
+            <w:r>
+              <w:rPr>
+                <w:b w:val="0"/>
+              </w:rPr>
+              <w:t>해당 시간 종료</w:t>
+            </w:r>
+          </w:p>
+        </w:tc>
+      </w:tr>
+      <w:tr>
+        <w:tc>
+          <w:tcPr>
+            <w:tcW w:type="dxa" w:w="1440"/>
+          </w:tcPr>
+          <w:p>
+            <w:r>
+              <w:rPr>
+                <w:b w:val="0"/>
+              </w:rPr>
+              <w:t>________</w:t>
+            </w:r>
+          </w:p>
+        </w:tc>
+        <w:tc>
+          <w:tcPr>
+            <w:tcW w:type="dxa" w:w="1440"/>
+          </w:tcPr>
+          <w:p>
+            <w:r>
+              <w:rPr>
+                <w:b w:val="0"/>
+              </w:rPr>
+              <w:t>________ ~ ________</w:t>
+            </w:r>
+          </w:p>
+        </w:tc>
+        <w:tc>
+          <w:tcPr>
+            <w:tcW w:type="dxa" w:w="1440"/>
+          </w:tcPr>
+          <w:p>
+            <w:r>
+              <w:rPr>
+                <w:b w:val="0"/>
+              </w:rPr>
+              <w:t>조별 나눔·공동체 활동</w:t>
+            </w:r>
+          </w:p>
+        </w:tc>
+        <w:tc>
+          <w:tcPr>
+            <w:tcW w:type="dxa" w:w="1440"/>
+          </w:tcPr>
+          <w:p>
+            <w:r>
+              <w:rPr>
+                <w:b w:val="0"/>
+              </w:rPr>
+              <w:t>________</w:t>
+            </w:r>
+          </w:p>
+        </w:tc>
+        <w:tc>
+          <w:tcPr>
+            <w:tcW w:type="dxa" w:w="1440"/>
+          </w:tcPr>
+          <w:p>
+            <w:r>
+              <w:rPr>
+                <w:b w:val="0"/>
+              </w:rPr>
+              <w:t>________</w:t>
+            </w:r>
+          </w:p>
+        </w:tc>
+        <w:tc>
+          <w:tcPr>
+            <w:tcW w:type="dxa" w:w="1440"/>
+          </w:tcPr>
+          <w:p>
+            <w:r>
+              <w:rPr>
+                <w:b w:val="0"/>
+              </w:rPr>
+              <w:t>해당 시간 종료</w:t>
+            </w:r>
+          </w:p>
+        </w:tc>
+      </w:tr>
+      <w:tr>
+        <w:tc>
+          <w:tcPr>
+            <w:tcW w:type="dxa" w:w="1440"/>
+          </w:tcPr>
+          <w:p>
+            <w:r>
+              <w:rPr>
+                <w:b w:val="0"/>
+              </w:rPr>
+              <w:t>________</w:t>
+            </w:r>
+          </w:p>
+        </w:tc>
+        <w:tc>
+          <w:tcPr>
+            <w:tcW w:type="dxa" w:w="1440"/>
+          </w:tcPr>
+          <w:p>
+            <w:r>
+              <w:rPr>
+                <w:b w:val="0"/>
+              </w:rPr>
+              <w:t>________ ~ ________</w:t>
+            </w:r>
+          </w:p>
+        </w:tc>
+        <w:tc>
+          <w:tcPr>
+            <w:tcW w:type="dxa" w:w="1440"/>
+          </w:tcPr>
+          <w:p>
+            <w:r>
+              <w:rPr>
+                <w:b w:val="0"/>
+              </w:rPr>
+              <w:t>식사·휴식·생활 점검</w:t>
+            </w:r>
+          </w:p>
+        </w:tc>
+        <w:tc>
+          <w:tcPr>
+            <w:tcW w:type="dxa" w:w="1440"/>
+          </w:tcPr>
+          <w:p>
+            <w:r>
+              <w:rPr>
+                <w:b w:val="0"/>
+              </w:rPr>
+              <w:t>________</w:t>
+            </w:r>
+          </w:p>
+        </w:tc>
+        <w:tc>
+          <w:tcPr>
+            <w:tcW w:type="dxa" w:w="1440"/>
+          </w:tcPr>
+          <w:p>
+            <w:r>
+              <w:rPr>
+                <w:b w:val="0"/>
+              </w:rPr>
+              <w:t>________</w:t>
+            </w:r>
+          </w:p>
+        </w:tc>
+        <w:tc>
+          <w:tcPr>
+            <w:tcW w:type="dxa" w:w="1440"/>
+          </w:tcPr>
+          <w:p>
+            <w:r>
+              <w:rPr>
+                <w:b w:val="0"/>
+              </w:rPr>
+              <w:t>해당 시간 종료</w:t>
+            </w:r>
+          </w:p>
+        </w:tc>
+      </w:tr>
+      <w:tr>
+        <w:tc>
+          <w:tcPr>
+            <w:tcW w:type="dxa" w:w="1440"/>
+          </w:tcPr>
+          <w:p>
+            <w:r>
+              <w:rPr>
+                <w:b w:val="0"/>
+              </w:rPr>
+              <w:t>________</w:t>
+            </w:r>
+          </w:p>
+        </w:tc>
+        <w:tc>
+          <w:tcPr>
+            <w:tcW w:type="dxa" w:w="1440"/>
+          </w:tcPr>
+          <w:p>
+            <w:r>
+              <w:rPr>
+                <w:b w:val="0"/>
+              </w:rPr>
+              <w:t>________ ~ ________</w:t>
+            </w:r>
+          </w:p>
+        </w:tc>
+        <w:tc>
+          <w:tcPr>
+            <w:tcW w:type="dxa" w:w="1440"/>
+          </w:tcPr>
+          <w:p>
+            <w:r>
+              <w:rPr>
+                <w:b w:val="0"/>
+              </w:rPr>
+              <w:t>기도회·소감 나눔</w:t>
+            </w:r>
+          </w:p>
+        </w:tc>
+        <w:tc>
+          <w:tcPr>
+            <w:tcW w:type="dxa" w:w="1440"/>
+          </w:tcPr>
+          <w:p>
+            <w:r>
+              <w:rPr>
+                <w:b w:val="0"/>
+              </w:rPr>
+              <w:t>________</w:t>
+            </w:r>
+          </w:p>
+        </w:tc>
+        <w:tc>
+          <w:tcPr>
+            <w:tcW w:type="dxa" w:w="1440"/>
+          </w:tcPr>
+          <w:p>
+            <w:r>
+              <w:rPr>
+                <w:b w:val="0"/>
+              </w:rPr>
+              <w:t>________</w:t>
+            </w:r>
+          </w:p>
+        </w:tc>
+        <w:tc>
+          <w:tcPr>
+            <w:tcW w:type="dxa" w:w="1440"/>
+          </w:tcPr>
+          <w:p>
+            <w:r>
+              <w:rPr>
+                <w:b w:val="0"/>
+              </w:rPr>
+              <w:t>해당 시간 종료</w:t>
+            </w:r>
+          </w:p>
+        </w:tc>
+      </w:tr>
+      <w:tr>
+        <w:tc>
+          <w:tcPr>
+            <w:tcW w:type="dxa" w:w="1440"/>
+          </w:tcPr>
+          <w:p>
+            <w:r>
+              <w:rPr>
+                <w:b w:val="0"/>
+              </w:rPr>
+              <w:t>________</w:t>
+            </w:r>
+          </w:p>
+        </w:tc>
+        <w:tc>
+          <w:tcPr>
+            <w:tcW w:type="dxa" w:w="1440"/>
+          </w:tcPr>
+          <w:p>
+            <w:r>
+              <w:rPr>
+                <w:b w:val="0"/>
+              </w:rPr>
+              <w:t>________ ~ ________</w:t>
+            </w:r>
+          </w:p>
+        </w:tc>
+        <w:tc>
+          <w:tcPr>
+            <w:tcW w:type="dxa" w:w="1440"/>
+          </w:tcPr>
+          <w:p>
+            <w:r>
+              <w:rPr>
+                <w:b w:val="0"/>
+              </w:rPr>
+              <w:t>취침 인원·숙소 점검</w:t>
+            </w:r>
+          </w:p>
+        </w:tc>
+        <w:tc>
+          <w:tcPr>
+            <w:tcW w:type="dxa" w:w="1440"/>
+          </w:tcPr>
+          <w:p>
+            <w:r>
+              <w:rPr>
+                <w:b w:val="0"/>
+              </w:rPr>
+              <w:t>________</w:t>
+            </w:r>
+          </w:p>
+        </w:tc>
+        <w:tc>
+          <w:tcPr>
+            <w:tcW w:type="dxa" w:w="1440"/>
+          </w:tcPr>
+          <w:p>
+            <w:r>
+              <w:rPr>
+                <w:b w:val="0"/>
+              </w:rPr>
+              <w:t>________</w:t>
+            </w:r>
+          </w:p>
+        </w:tc>
+        <w:tc>
+          <w:tcPr>
+            <w:tcW w:type="dxa" w:w="1440"/>
+          </w:tcPr>
+          <w:p>
+            <w:r>
+              <w:rPr>
+                <w:b w:val="0"/>
+              </w:rPr>
+              <w:t>취침 전</w:t>
+            </w:r>
+          </w:p>
+        </w:tc>
+      </w:tr>
+      <w:tr>
+        <w:tc>
+          <w:tcPr>
+            <w:tcW w:type="dxa" w:w="1440"/>
+          </w:tcPr>
+          <w:p>
+            <w:r>
+              <w:rPr>
+                <w:b w:val="0"/>
+              </w:rPr>
+              <w:t>________</w:t>
+            </w:r>
+          </w:p>
+        </w:tc>
+        <w:tc>
+          <w:tcPr>
+            <w:tcW w:type="dxa" w:w="1440"/>
+          </w:tcPr>
+          <w:p>
+            <w:r>
+              <w:rPr>
+                <w:b w:val="0"/>
+              </w:rPr>
+              <w:t>________ ~ ________</w:t>
+            </w:r>
+          </w:p>
+        </w:tc>
+        <w:tc>
+          <w:tcPr>
+            <w:tcW w:type="dxa" w:w="1440"/>
+          </w:tcPr>
+          <w:p>
+            <w:r>
+              <w:rPr>
+                <w:b w:val="0"/>
+              </w:rPr>
+              <w:t>폐회예배·정리·귀가 인계</w:t>
+            </w:r>
+          </w:p>
+        </w:tc>
+        <w:tc>
+          <w:tcPr>
+            <w:tcW w:type="dxa" w:w="1440"/>
+          </w:tcPr>
+          <w:p>
+            <w:r>
+              <w:rPr>
+                <w:b w:val="0"/>
+              </w:rPr>
+              <w:t>________</w:t>
+            </w:r>
+          </w:p>
+        </w:tc>
+        <w:tc>
+          <w:tcPr>
+            <w:tcW w:type="dxa" w:w="1440"/>
+          </w:tcPr>
+          <w:p>
+            <w:r>
+              <w:rPr>
+                <w:b w:val="0"/>
+              </w:rPr>
+              <w:t>________</w:t>
+            </w:r>
+          </w:p>
+        </w:tc>
+        <w:tc>
+          <w:tcPr>
+            <w:tcW w:type="dxa" w:w="1440"/>
+          </w:tcPr>
+          <w:p>
+            <w:r>
+              <w:rPr>
+                <w:b w:val="0"/>
+              </w:rPr>
+              <w:t>보호자 인계 완료 시</w:t>
+            </w:r>
+          </w:p>
+        </w:tc>
+      </w:tr>
+    </w:tbl>
+    <w:p/>
+    <w:p>
+      <w:r>
+        <w:rPr>
+          <w:b w:val="0"/>
+        </w:rPr>
+        <w:t>나. 업무분장</w:t>
+      </w:r>
+    </w:p>
+    <w:tbl>
+      <w:tblPr>
+        <w:tblStyle w:val="TableGrid"/>
+        <w:tblW w:type="auto" w:w="0"/>
+        <w:tblLook w:firstColumn="1" w:firstRow="1" w:lastColumn="0" w:lastRow="0" w:noHBand="0" w:noVBand="1" w:val="04A0"/>
+      </w:tblPr>
+      <w:tblGrid>
+        <w:gridCol w:w="2160"/>
+        <w:gridCol w:w="2160"/>
+        <w:gridCol w:w="2160"/>
+        <w:gridCol w:w="2160"/>
+      </w:tblGrid>
+      <w:tr>
+        <w:tc>
+          <w:tcPr>
+            <w:tcW w:type="dxa" w:w="2160"/>
+          </w:tcPr>
+          <w:p>
+            <w:r>
+              <w:rPr>
+                <w:b/>
+              </w:rPr>
+              <w:t>업무</w:t>
+            </w:r>
+          </w:p>
+        </w:tc>
+        <w:tc>
+          <w:tcPr>
+            <w:tcW w:type="dxa" w:w="2160"/>
+          </w:tcPr>
+          <w:p>
+            <w:r>
+              <w:rPr>
+                <w:b/>
+              </w:rPr>
+              <w:t>담당</w:t>
+            </w:r>
+          </w:p>
+        </w:tc>
+        <w:tc>
+          <w:tcPr>
+            <w:tcW w:type="dxa" w:w="2160"/>
+          </w:tcPr>
+          <w:p>
+            <w:r>
+              <w:rPr>
+                <w:b/>
+              </w:rPr>
+              <w:t>기한</w:t>
+            </w:r>
+          </w:p>
+        </w:tc>
+        <w:tc>
+          <w:tcPr>
+            <w:tcW w:type="dxa" w:w="2160"/>
+          </w:tcPr>
+          <w:p>
+            <w:r>
+              <w:rPr>
+                <w:b/>
+              </w:rPr>
+              <w:t>확인</w:t>
+            </w:r>
+          </w:p>
+        </w:tc>
+      </w:tr>
+      <w:tr>
+        <w:tc>
+          <w:tcPr>
+            <w:tcW w:type="dxa" w:w="2160"/>
+          </w:tcPr>
+          <w:p>
+            <w:r>
+              <w:rPr>
+                <w:b w:val="0"/>
+              </w:rPr>
+              <w:t>계획 수립·내부 승인·전체 진행</w:t>
+            </w:r>
+          </w:p>
+        </w:tc>
+        <w:tc>
+          <w:tcPr>
+            <w:tcW w:type="dxa" w:w="2160"/>
+          </w:tcPr>
+          <w:p>
+            <w:r>
+              <w:rPr>
+                <w:b w:val="0"/>
+              </w:rPr>
+              <w:t>________</w:t>
+            </w:r>
+          </w:p>
+        </w:tc>
+        <w:tc>
+          <w:tcPr>
+            <w:tcW w:type="dxa" w:w="2160"/>
+          </w:tcPr>
+          <w:p>
+            <w:r>
+              <w:rPr>
+                <w:b w:val="0"/>
+              </w:rPr>
+              <w:t>D-10주</w:t>
+            </w:r>
+          </w:p>
+        </w:tc>
+        <w:tc>
+          <w:tcPr>
+            <w:tcW w:type="dxa" w:w="2160"/>
+          </w:tcPr>
+          <w:p>
+            <w:r>
+              <w:rPr>
+                <w:b w:val="0"/>
+              </w:rPr>
+              <w:t>________</w:t>
+            </w:r>
+          </w:p>
+        </w:tc>
+      </w:tr>
+      <w:tr>
+        <w:tc>
+          <w:tcPr>
+            <w:tcW w:type="dxa" w:w="2160"/>
+          </w:tcPr>
+          <w:p>
+            <w:r>
+              <w:rPr>
+                <w:b w:val="0"/>
+              </w:rPr>
+              <w:t>말씀·예배·조별 활동 준비</w:t>
+            </w:r>
+          </w:p>
+        </w:tc>
+        <w:tc>
+          <w:tcPr>
+            <w:tcW w:type="dxa" w:w="2160"/>
+          </w:tcPr>
+          <w:p>
+            <w:r>
+              <w:rPr>
+                <w:b w:val="0"/>
+              </w:rPr>
+              <w:t>________</w:t>
+            </w:r>
+          </w:p>
+        </w:tc>
+        <w:tc>
+          <w:tcPr>
+            <w:tcW w:type="dxa" w:w="2160"/>
+          </w:tcPr>
+          <w:p>
+            <w:r>
+              <w:rPr>
+                <w:b w:val="0"/>
+              </w:rPr>
+              <w:t>D-2주</w:t>
+            </w:r>
+          </w:p>
+        </w:tc>
+        <w:tc>
+          <w:tcPr>
+            <w:tcW w:type="dxa" w:w="2160"/>
+          </w:tcPr>
+          <w:p>
+            <w:r>
+              <w:rPr>
+                <w:b w:val="0"/>
+              </w:rPr>
+              <w:t>________</w:t>
+            </w:r>
+          </w:p>
+        </w:tc>
+      </w:tr>
+      <w:tr>
+        <w:tc>
+          <w:tcPr>
+            <w:tcW w:type="dxa" w:w="2160"/>
+          </w:tcPr>
+          <w:p>
+            <w:r>
+              <w:rPr>
+                <w:b w:val="0"/>
+              </w:rPr>
+              <w:t>장소·교통·식사 계약 및 확인</w:t>
+            </w:r>
+          </w:p>
+        </w:tc>
+        <w:tc>
+          <w:tcPr>
+            <w:tcW w:type="dxa" w:w="2160"/>
+          </w:tcPr>
+          <w:p>
+            <w:r>
+              <w:rPr>
+                <w:b w:val="0"/>
+              </w:rPr>
+              <w:t>________</w:t>
+            </w:r>
+          </w:p>
+        </w:tc>
+        <w:tc>
+          <w:tcPr>
+            <w:tcW w:type="dxa" w:w="2160"/>
+          </w:tcPr>
+          <w:p>
+            <w:r>
+              <w:rPr>
+                <w:b w:val="0"/>
+              </w:rPr>
+              <w:t>D-4주</w:t>
+            </w:r>
+          </w:p>
+        </w:tc>
+        <w:tc>
+          <w:tcPr>
+            <w:tcW w:type="dxa" w:w="2160"/>
+          </w:tcPr>
+          <w:p>
+            <w:r>
+              <w:rPr>
+                <w:b w:val="0"/>
+              </w:rPr>
+              <w:t>________</w:t>
+            </w:r>
+          </w:p>
+        </w:tc>
+      </w:tr>
+      <w:tr>
+        <w:tc>
+          <w:tcPr>
+            <w:tcW w:type="dxa" w:w="2160"/>
+          </w:tcPr>
+          <w:p>
+            <w:r>
+              <w:rPr>
+                <w:b w:val="0"/>
+              </w:rPr>
+              <w:t>신청서·보호자 동의서 접수 및 제한 보관</w:t>
+            </w:r>
+          </w:p>
+        </w:tc>
+        <w:tc>
+          <w:tcPr>
+            <w:tcW w:type="dxa" w:w="2160"/>
+          </w:tcPr>
+          <w:p>
+            <w:r>
+              <w:rPr>
+                <w:b w:val="0"/>
+              </w:rPr>
+              <w:t>________</w:t>
+            </w:r>
+          </w:p>
+        </w:tc>
+        <w:tc>
+          <w:tcPr>
+            <w:tcW w:type="dxa" w:w="2160"/>
+          </w:tcPr>
+          <w:p>
+            <w:r>
+              <w:rPr>
+                <w:b w:val="0"/>
+              </w:rPr>
+              <w:t>D-2주</w:t>
+            </w:r>
+          </w:p>
+        </w:tc>
+        <w:tc>
+          <w:tcPr>
+            <w:tcW w:type="dxa" w:w="2160"/>
+          </w:tcPr>
+          <w:p>
+            <w:r>
+              <w:rPr>
+                <w:b w:val="0"/>
+              </w:rPr>
+              <w:t>________</w:t>
+            </w:r>
+          </w:p>
+        </w:tc>
+      </w:tr>
+      <w:tr>
+        <w:tc>
+          <w:tcPr>
+            <w:tcW w:type="dxa" w:w="2160"/>
+          </w:tcPr>
+          <w:p>
+            <w:r>
+              <w:rPr>
+                <w:b w:val="0"/>
+              </w:rPr>
+              <w:t>보험·병원·비상연락망·안전교육 준비</w:t>
+            </w:r>
+          </w:p>
+        </w:tc>
+        <w:tc>
+          <w:tcPr>
+            <w:tcW w:type="dxa" w:w="2160"/>
+          </w:tcPr>
+          <w:p>
+            <w:r>
+              <w:rPr>
+                <w:b w:val="0"/>
+              </w:rPr>
+              <w:t>________</w:t>
+            </w:r>
+          </w:p>
+        </w:tc>
+        <w:tc>
+          <w:tcPr>
+            <w:tcW w:type="dxa" w:w="2160"/>
+          </w:tcPr>
+          <w:p>
+            <w:r>
+              <w:rPr>
+                <w:b w:val="0"/>
+              </w:rPr>
+              <w:t>D-1주</w:t>
+            </w:r>
+          </w:p>
+        </w:tc>
+        <w:tc>
+          <w:tcPr>
+            <w:tcW w:type="dxa" w:w="2160"/>
+          </w:tcPr>
+          <w:p>
+            <w:r>
+              <w:rPr>
+                <w:b w:val="0"/>
+              </w:rPr>
+              <w:t>________</w:t>
+            </w:r>
+          </w:p>
+        </w:tc>
+      </w:tr>
+      <w:tr>
+        <w:tc>
+          <w:tcPr>
+            <w:tcW w:type="dxa" w:w="2160"/>
+          </w:tcPr>
+          <w:p>
+            <w:r>
+              <w:rPr>
+                <w:b w:val="0"/>
+              </w:rPr>
+              <w:t>예산·지출·영수증 관리</w:t>
+            </w:r>
+          </w:p>
+        </w:tc>
+        <w:tc>
+          <w:tcPr>
+            <w:tcW w:type="dxa" w:w="2160"/>
+          </w:tcPr>
+          <w:p>
+            <w:r>
+              <w:rPr>
+                <w:b w:val="0"/>
+              </w:rPr>
+              <w:t>________</w:t>
+            </w:r>
+          </w:p>
+        </w:tc>
+        <w:tc>
+          <w:tcPr>
+            <w:tcW w:type="dxa" w:w="2160"/>
+          </w:tcPr>
+          <w:p>
+            <w:r>
+              <w:rPr>
+                <w:b w:val="0"/>
+              </w:rPr>
+              <w:t>D+1주</w:t>
+            </w:r>
+          </w:p>
+        </w:tc>
+        <w:tc>
+          <w:tcPr>
+            <w:tcW w:type="dxa" w:w="2160"/>
+          </w:tcPr>
+          <w:p>
+            <w:r>
+              <w:rPr>
+                <w:b w:val="0"/>
+              </w:rPr>
+              <w:t>________</w:t>
+            </w:r>
+          </w:p>
+        </w:tc>
+      </w:tr>
+      <w:tr>
+        <w:tc>
+          <w:tcPr>
+            <w:tcW w:type="dxa" w:w="2160"/>
+          </w:tcPr>
+          <w:p>
+            <w:r>
+              <w:rPr>
+                <w:b w:val="0"/>
+              </w:rPr>
+              <w:t>생활지도·인원 확인·귀가 인계</w:t>
+            </w:r>
+          </w:p>
+        </w:tc>
+        <w:tc>
+          <w:tcPr>
+            <w:tcW w:type="dxa" w:w="2160"/>
+          </w:tcPr>
+          <w:p>
+            <w:r>
+              <w:rPr>
+                <w:b w:val="0"/>
+              </w:rPr>
+              <w:t>________</w:t>
+            </w:r>
+          </w:p>
+        </w:tc>
+        <w:tc>
+          <w:tcPr>
+            <w:tcW w:type="dxa" w:w="2160"/>
+          </w:tcPr>
+          <w:p>
+            <w:r>
+              <w:rPr>
+                <w:b w:val="0"/>
+              </w:rPr>
+              <w:t>행사 종료 시</w:t>
+            </w:r>
+          </w:p>
+        </w:tc>
+        <w:tc>
+          <w:tcPr>
+            <w:tcW w:type="dxa" w:w="2160"/>
+          </w:tcPr>
+          <w:p>
+            <w:r>
+              <w:rPr>
+                <w:b w:val="0"/>
+              </w:rPr>
+              <w:t>________</w:t>
+            </w:r>
+          </w:p>
+        </w:tc>
+      </w:tr>
+      <w:tr>
+        <w:tc>
+          <w:tcPr>
+            <w:tcW w:type="dxa" w:w="2160"/>
+          </w:tcPr>
+          <w:p>
+            <w:r>
+              <w:rPr>
+                <w:b w:val="0"/>
+              </w:rPr>
+              <w:t>평가·결과보고·개선사항 정리</w:t>
+            </w:r>
+          </w:p>
+        </w:tc>
+        <w:tc>
+          <w:tcPr>
+            <w:tcW w:type="dxa" w:w="2160"/>
+          </w:tcPr>
+          <w:p>
+            <w:r>
+              <w:rPr>
+                <w:b w:val="0"/>
+              </w:rPr>
+              <w:t>________</w:t>
+            </w:r>
+          </w:p>
+        </w:tc>
+        <w:tc>
+          <w:tcPr>
+            <w:tcW w:type="dxa" w:w="2160"/>
+          </w:tcPr>
+          <w:p>
+            <w:r>
+              <w:rPr>
+                <w:b w:val="0"/>
+              </w:rPr>
+              <w:t>D+1주</w:t>
+            </w:r>
+          </w:p>
+        </w:tc>
+        <w:tc>
+          <w:tcPr>
+            <w:tcW w:type="dxa" w:w="2160"/>
+          </w:tcPr>
+          <w:p>
+            <w:r>
+              <w:rPr>
+                <w:b w:val="0"/>
+              </w:rPr>
+              <w:t>________</w:t>
+            </w:r>
+          </w:p>
+        </w:tc>
+      </w:tr>
+    </w:tbl>
+    <w:p/>
+    <w:p>
+      <w:pPr>
+        <w:pStyle w:val="Heading2"/>
+      </w:pPr>
+      <w:r>
+        <w:rPr>
+          <w:b w:val="0"/>
+        </w:rPr>
+        <w:t>5. 안전관리 계획</w:t>
+      </w:r>
+    </w:p>
+    <w:tbl>
+      <w:tblPr>
+        <w:tblStyle w:val="TableGrid"/>
+        <w:tblW w:type="auto" w:w="0"/>
+        <w:tblLook w:firstColumn="1" w:firstRow="1" w:lastColumn="0" w:lastRow="0" w:noHBand="0" w:noVBand="1" w:val="04A0"/>
+      </w:tblPr>
+      <w:tblGrid>
+        <w:gridCol w:w="2160"/>
+        <w:gridCol w:w="2160"/>
+        <w:gridCol w:w="2160"/>
+        <w:gridCol w:w="2160"/>
+      </w:tblGrid>
+      <w:tr>
+        <w:tc>
+          <w:tcPr>
+            <w:tcW w:type="dxa" w:w="2160"/>
+          </w:tcPr>
+          <w:p>
+            <w:r>
+              <w:rPr>
+                <w:b/>
+              </w:rPr>
+              <w:t>위험요인</w:t>
+            </w:r>
+          </w:p>
+        </w:tc>
+        <w:tc>
+          <w:tcPr>
+            <w:tcW w:type="dxa" w:w="2160"/>
+          </w:tcPr>
+          <w:p>
+            <w:r>
+              <w:rPr>
+                <w:b/>
+              </w:rPr>
+              <w:t>예방조치</w:t>
+            </w:r>
+          </w:p>
+        </w:tc>
+        <w:tc>
+          <w:tcPr>
+            <w:tcW w:type="dxa" w:w="2160"/>
+          </w:tcPr>
+          <w:p>
+            <w:r>
+              <w:rPr>
+                <w:b/>
+              </w:rPr>
+              <w:t>담당</w:t>
+            </w:r>
+          </w:p>
+        </w:tc>
+        <w:tc>
+          <w:tcPr>
+            <w:tcW w:type="dxa" w:w="2160"/>
+          </w:tcPr>
+          <w:p>
+            <w:r>
+              <w:rPr>
+                <w:b/>
+              </w:rPr>
+              <w:t>기한</w:t>
+            </w:r>
+          </w:p>
+        </w:tc>
+      </w:tr>
+      <w:tr>
+        <w:tc>
+          <w:tcPr>
+            <w:tcW w:type="dxa" w:w="2160"/>
+          </w:tcPr>
+          <w:p>
+            <w:r>
+              <w:rPr>
+                <w:b w:val="0"/>
+              </w:rPr>
+              <w:t>보험 미가입·보장 공백</w:t>
+            </w:r>
+          </w:p>
+        </w:tc>
+        <w:tc>
+          <w:tcPr>
+            <w:tcW w:type="dxa" w:w="2160"/>
+          </w:tcPr>
+          <w:p>
+            <w:r>
+              <w:rPr>
+                <w:b w:val="0"/>
+              </w:rPr>
+              <w:t>행사·이동·활동의 보장 범위와 제외사항 확인 후 가입, 증권 별도 보관</w:t>
+            </w:r>
+          </w:p>
+        </w:tc>
+        <w:tc>
+          <w:tcPr>
+            <w:tcW w:type="dxa" w:w="2160"/>
+          </w:tcPr>
+          <w:p>
+            <w:r>
+              <w:rPr>
+                <w:b w:val="0"/>
+              </w:rPr>
+              <w:t>________</w:t>
+            </w:r>
+          </w:p>
+        </w:tc>
+        <w:tc>
+          <w:tcPr>
+            <w:tcW w:type="dxa" w:w="2160"/>
+          </w:tcPr>
+          <w:p>
+            <w:r>
+              <w:rPr>
+                <w:b w:val="0"/>
+              </w:rPr>
+              <w:t>D-1주</w:t>
+            </w:r>
+          </w:p>
+        </w:tc>
+      </w:tr>
+      <w:tr>
+        <w:tc>
+          <w:tcPr>
+            <w:tcW w:type="dxa" w:w="2160"/>
+          </w:tcPr>
+          <w:p>
+            <w:r>
+              <w:rPr>
+                <w:b w:val="0"/>
+              </w:rPr>
+              <w:t>비상연락 지연</w:t>
+            </w:r>
+          </w:p>
+        </w:tc>
+        <w:tc>
+          <w:tcPr>
+            <w:tcW w:type="dxa" w:w="2160"/>
+          </w:tcPr>
+          <w:p>
+            <w:r>
+              <w:rPr>
+                <w:b w:val="0"/>
+              </w:rPr>
+              <w:t>보호자 연락처와 인솔자 비상연락망을 별도 제한 문서로 관리, 총괄 부재 시 대행자 지정</w:t>
+            </w:r>
+          </w:p>
+        </w:tc>
+        <w:tc>
+          <w:tcPr>
+            <w:tcW w:type="dxa" w:w="2160"/>
+          </w:tcPr>
+          <w:p>
+            <w:r>
+              <w:rPr>
+                <w:b w:val="0"/>
+              </w:rPr>
+              <w:t>________</w:t>
+            </w:r>
+          </w:p>
+        </w:tc>
+        <w:tc>
+          <w:tcPr>
+            <w:tcW w:type="dxa" w:w="2160"/>
+          </w:tcPr>
+          <w:p>
+            <w:r>
+              <w:rPr>
+                <w:b w:val="0"/>
+              </w:rPr>
+              <w:t>D-1주</w:t>
+            </w:r>
+          </w:p>
+        </w:tc>
+      </w:tr>
+      <w:tr>
+        <w:tc>
+          <w:tcPr>
+            <w:tcW w:type="dxa" w:w="2160"/>
+          </w:tcPr>
+          <w:p>
+            <w:r>
+              <w:rPr>
+                <w:b w:val="0"/>
+              </w:rPr>
+              <w:t>응급환자 발생</w:t>
+            </w:r>
+          </w:p>
+        </w:tc>
+        <w:tc>
+          <w:tcPr>
+            <w:tcW w:type="dxa" w:w="2160"/>
+          </w:tcPr>
+          <w:p>
+            <w:r>
+              <w:rPr>
+                <w:b w:val="0"/>
+              </w:rPr>
+              <w:t>인근 응급실 운영 여부·이동 경로 확인, 응급 시 119 신고·보호자 통보·동행자 지정</w:t>
+            </w:r>
+          </w:p>
+        </w:tc>
+        <w:tc>
+          <w:tcPr>
+            <w:tcW w:type="dxa" w:w="2160"/>
+          </w:tcPr>
+          <w:p>
+            <w:r>
+              <w:rPr>
+                <w:b w:val="0"/>
+              </w:rPr>
+              <w:t>________</w:t>
+            </w:r>
+          </w:p>
+        </w:tc>
+        <w:tc>
+          <w:tcPr>
+            <w:tcW w:type="dxa" w:w="2160"/>
+          </w:tcPr>
+          <w:p>
+            <w:r>
+              <w:rPr>
+                <w:b w:val="0"/>
+              </w:rPr>
+              <w:t>D-1주 / 발생 즉시</w:t>
+            </w:r>
+          </w:p>
+        </w:tc>
+      </w:tr>
+      <w:tr>
+        <w:tc>
+          <w:tcPr>
+            <w:tcW w:type="dxa" w:w="2160"/>
+          </w:tcPr>
+          <w:p>
+            <w:r>
+              <w:rPr>
+                <w:b w:val="0"/>
+              </w:rPr>
+              <w:t>차량 사고·이탈</w:t>
+            </w:r>
+          </w:p>
+        </w:tc>
+        <w:tc>
+          <w:tcPr>
+            <w:tcW w:type="dxa" w:w="2160"/>
+          </w:tcPr>
+          <w:p>
+            <w:r>
+              <w:rPr>
+                <w:b w:val="0"/>
+              </w:rPr>
+              <w:t>운전자·차량·안전띠 확인, 승하차 및 장소 이동 때마다 인원 대조</w:t>
+            </w:r>
+          </w:p>
+        </w:tc>
+        <w:tc>
+          <w:tcPr>
+            <w:tcW w:type="dxa" w:w="2160"/>
+          </w:tcPr>
+          <w:p>
+            <w:r>
+              <w:rPr>
+                <w:b w:val="0"/>
+              </w:rPr>
+              <w:t>________</w:t>
+            </w:r>
+          </w:p>
+        </w:tc>
+        <w:tc>
+          <w:tcPr>
+            <w:tcW w:type="dxa" w:w="2160"/>
+          </w:tcPr>
+          <w:p>
+            <w:r>
+              <w:rPr>
+                <w:b w:val="0"/>
+              </w:rPr>
+              <w:t>출발 전 / 이동 시</w:t>
+            </w:r>
+          </w:p>
+        </w:tc>
+      </w:tr>
+      <w:tr>
+        <w:tc>
+          <w:tcPr>
+            <w:tcW w:type="dxa" w:w="2160"/>
+          </w:tcPr>
+          <w:p>
+            <w:r>
+              <w:rPr>
+                <w:b w:val="0"/>
+              </w:rPr>
+              <w:t>폭염·호우·낙뢰</w:t>
+            </w:r>
+          </w:p>
+        </w:tc>
+        <w:tc>
+          <w:tcPr>
+            <w:tcW w:type="dxa" w:w="2160"/>
+          </w:tcPr>
+          <w:p>
+            <w:r>
+              <w:rPr>
+                <w:b w:val="0"/>
+              </w:rPr>
+              <w:t>기상 확인, 실내 대체안 마련, 위험 시 활동 중단 여부 결정</w:t>
+            </w:r>
+          </w:p>
+        </w:tc>
+        <w:tc>
+          <w:tcPr>
+            <w:tcW w:type="dxa" w:w="2160"/>
+          </w:tcPr>
+          <w:p>
+            <w:r>
+              <w:rPr>
+                <w:b w:val="0"/>
+              </w:rPr>
+              <w:t>________</w:t>
+            </w:r>
+          </w:p>
+        </w:tc>
+        <w:tc>
+          <w:tcPr>
+            <w:tcW w:type="dxa" w:w="2160"/>
+          </w:tcPr>
+          <w:p>
+            <w:r>
+              <w:rPr>
+                <w:b w:val="0"/>
+              </w:rPr>
+              <w:t>D-1일 / 활동 전</w:t>
+            </w:r>
+          </w:p>
+        </w:tc>
+      </w:tr>
+      <w:tr>
+        <w:tc>
+          <w:tcPr>
+            <w:tcW w:type="dxa" w:w="2160"/>
+          </w:tcPr>
+          <w:p>
+            <w:r>
+              <w:rPr>
+                <w:b w:val="0"/>
+              </w:rPr>
+              <w:t>식중독·알레르기·복약</w:t>
+            </w:r>
+          </w:p>
+        </w:tc>
+        <w:tc>
+          <w:tcPr>
+            <w:tcW w:type="dxa" w:w="2160"/>
+          </w:tcPr>
+          <w:p>
+            <w:r>
+              <w:rPr>
+                <w:b w:val="0"/>
+              </w:rPr>
+              <w:t>별도 회신서로 필요한 정보 확인, 식사·보관 상태 점검, 복약 지원 방법 보호자와 협의</w:t>
+            </w:r>
+          </w:p>
+        </w:tc>
+        <w:tc>
+          <w:tcPr>
+            <w:tcW w:type="dxa" w:w="2160"/>
+          </w:tcPr>
+          <w:p>
+            <w:r>
+              <w:rPr>
+                <w:b w:val="0"/>
+              </w:rPr>
+              <w:t>________</w:t>
+            </w:r>
+          </w:p>
+        </w:tc>
+        <w:tc>
+          <w:tcPr>
+            <w:tcW w:type="dxa" w:w="2160"/>
+          </w:tcPr>
+          <w:p>
+            <w:r>
+              <w:rPr>
+                <w:b w:val="0"/>
+              </w:rPr>
+              <w:t>D-1주 / 식사 전</w:t>
+            </w:r>
+          </w:p>
+        </w:tc>
+      </w:tr>
+      <w:tr>
+        <w:tc>
+          <w:tcPr>
+            <w:tcW w:type="dxa" w:w="2160"/>
+          </w:tcPr>
+          <w:p>
+            <w:r>
+              <w:rPr>
+                <w:b w:val="0"/>
+              </w:rPr>
+              <w:t>야간 사고·폭력·성희롱</w:t>
+            </w:r>
+          </w:p>
+        </w:tc>
+        <w:tc>
+          <w:tcPr>
+            <w:tcW w:type="dxa" w:w="2160"/>
+          </w:tcPr>
+          <w:p>
+            <w:r>
+              <w:rPr>
+                <w:b w:val="0"/>
+              </w:rPr>
+              <w:t>숙소·출입 동선 점검, 생활수칙 안내, 밀폐된 공간의 단독 지도 방지, 신고 담당 지정</w:t>
+            </w:r>
+          </w:p>
+        </w:tc>
+        <w:tc>
+          <w:tcPr>
+            <w:tcW w:type="dxa" w:w="2160"/>
+          </w:tcPr>
+          <w:p>
+            <w:r>
+              <w:rPr>
+                <w:b w:val="0"/>
+              </w:rPr>
+              <w:t>________</w:t>
+            </w:r>
+          </w:p>
+        </w:tc>
+        <w:tc>
+          <w:tcPr>
+            <w:tcW w:type="dxa" w:w="2160"/>
+          </w:tcPr>
+          <w:p>
+            <w:r>
+              <w:rPr>
+                <w:b w:val="0"/>
+              </w:rPr>
+              <w:t>입실 전 / 운영 중</w:t>
+            </w:r>
+          </w:p>
+        </w:tc>
+      </w:tr>
+    </w:tbl>
+    <w:p/>
+    <w:p>
+      <w:r>
+        <w:rPr>
+          <w:b w:val="0"/>
+        </w:rPr>
+        <w:t>가. 응급의료기관: ________ / 응급실 운영 여부 ________(확인 필요) / 예상 이동시간 ________분</w:t>
+      </w:r>
+    </w:p>
+    <w:p>
+      <w:r>
+        <w:rPr>
+          <w:b w:val="0"/>
+        </w:rPr>
+        <w:t>나. 총괄 대행자: ________ / 응급 동행자: ________ / 잔류 학생 인솔자: ________</w:t>
+      </w:r>
+    </w:p>
+    <w:p>
+      <w:r>
+        <w:rPr>
+          <w:b w:val="0"/>
+        </w:rPr>
+        <w:t>다. 행사 중단·대피 결정권자: ________ / 판단 시점: 위험 확인 즉시</w:t>
+      </w:r>
+    </w:p>
+    <w:p>
+      <w:r>
+        <w:rPr>
+          <w:b w:val="0"/>
+        </w:rPr>
+        <w:t>라. 개인 연락처·건강정보는 본문과 공개 명단에 기재하지 않고 별도 보관합니다.</w:t>
       </w:r>
     </w:p>
     <w:p>
@@ -1310,7 +2752,1757 @@
         <w:rPr>
           <w:b w:val="0"/>
         </w:rPr>
-        <w:t>[참가 신청서 및 보호자 동의서]</w:t>
+        <w:t>6. 소요 예산 및 재원</w:t>
+      </w:r>
+    </w:p>
+    <w:p>
+      <w:r>
+        <w:rPr>
+          <w:b w:val="0"/>
+        </w:rPr>
+        <w:t>가. 수입 예산</w:t>
+      </w:r>
+    </w:p>
+    <w:p>
+      <w:r>
+        <w:rPr>
+          <w:b w:val="0"/>
+        </w:rPr>
+        <w:t>(단위: 원)</w:t>
+      </w:r>
+    </w:p>
+    <w:tbl>
+      <w:tblPr>
+        <w:tblStyle w:val="TableGrid"/>
+        <w:tblW w:type="auto" w:w="0"/>
+        <w:tblLook w:firstColumn="1" w:firstRow="1" w:lastColumn="0" w:lastRow="0" w:noHBand="0" w:noVBand="1" w:val="04A0"/>
+      </w:tblPr>
+      <w:tblGrid>
+        <w:gridCol w:w="2160"/>
+        <w:gridCol w:w="2160"/>
+        <w:gridCol w:w="2160"/>
+        <w:gridCol w:w="2160"/>
+      </w:tblGrid>
+      <w:tr>
+        <w:tc>
+          <w:tcPr>
+            <w:tcW w:type="dxa" w:w="2160"/>
+          </w:tcPr>
+          <w:p>
+            <w:r>
+              <w:rPr>
+                <w:b/>
+              </w:rPr>
+              <w:t>항목</w:t>
+            </w:r>
+          </w:p>
+        </w:tc>
+        <w:tc>
+          <w:tcPr>
+            <w:tcW w:type="dxa" w:w="2160"/>
+          </w:tcPr>
+          <w:p>
+            <w:r>
+              <w:rPr>
+                <w:b/>
+              </w:rPr>
+              <w:t>산출근거</w:t>
+            </w:r>
+          </w:p>
+        </w:tc>
+        <w:tc>
+          <w:tcPr>
+            <w:tcW w:type="dxa" w:w="2160"/>
+          </w:tcPr>
+          <w:p>
+            <w:r>
+              <w:rPr>
+                <w:b/>
+              </w:rPr>
+              <w:t>금액</w:t>
+            </w:r>
+          </w:p>
+        </w:tc>
+        <w:tc>
+          <w:tcPr>
+            <w:tcW w:type="dxa" w:w="2160"/>
+          </w:tcPr>
+          <w:p>
+            <w:r>
+              <w:rPr>
+                <w:b/>
+              </w:rPr>
+              <w:t>재원</w:t>
+            </w:r>
+          </w:p>
+        </w:tc>
+      </w:tr>
+      <w:tr>
+        <w:tc>
+          <w:tcPr>
+            <w:tcW w:type="dxa" w:w="2160"/>
+          </w:tcPr>
+          <w:p>
+            <w:r>
+              <w:rPr>
+                <w:b w:val="0"/>
+              </w:rPr>
+              <w:t>교회 지원금</w:t>
+            </w:r>
+          </w:p>
+        </w:tc>
+        <w:tc>
+          <w:tcPr>
+            <w:tcW w:type="dxa" w:w="2160"/>
+          </w:tcPr>
+          <w:p>
+            <w:r>
+              <w:rPr>
+                <w:b w:val="0"/>
+              </w:rPr>
+              <w:t>승인액 ________</w:t>
+            </w:r>
+          </w:p>
+        </w:tc>
+        <w:tc>
+          <w:tcPr>
+            <w:tcW w:type="dxa" w:w="2160"/>
+          </w:tcPr>
+          <w:p>
+            <w:r>
+              <w:rPr>
+                <w:b w:val="0"/>
+              </w:rPr>
+              <w:t>금________원(금________)</w:t>
+            </w:r>
+          </w:p>
+        </w:tc>
+        <w:tc>
+          <w:tcPr>
+            <w:tcW w:type="dxa" w:w="2160"/>
+          </w:tcPr>
+          <w:p>
+            <w:r>
+              <w:rPr>
+                <w:b w:val="0"/>
+              </w:rPr>
+              <w:t>교회 예산</w:t>
+            </w:r>
+          </w:p>
+        </w:tc>
+      </w:tr>
+      <w:tr>
+        <w:tc>
+          <w:tcPr>
+            <w:tcW w:type="dxa" w:w="2160"/>
+          </w:tcPr>
+          <w:p>
+            <w:r>
+              <w:rPr>
+                <w:b w:val="0"/>
+              </w:rPr>
+              <w:t>참가비</w:t>
+            </w:r>
+          </w:p>
+        </w:tc>
+        <w:tc>
+          <w:tcPr>
+            <w:tcW w:type="dxa" w:w="2160"/>
+          </w:tcPr>
+          <w:p>
+            <w:r>
+              <w:rPr>
+                <w:b w:val="0"/>
+              </w:rPr>
+              <w:t>________명 × ________원</w:t>
+            </w:r>
+          </w:p>
+        </w:tc>
+        <w:tc>
+          <w:tcPr>
+            <w:tcW w:type="dxa" w:w="2160"/>
+          </w:tcPr>
+          <w:p>
+            <w:r>
+              <w:rPr>
+                <w:b w:val="0"/>
+              </w:rPr>
+              <w:t>금________원(금________)</w:t>
+            </w:r>
+          </w:p>
+        </w:tc>
+        <w:tc>
+          <w:tcPr>
+            <w:tcW w:type="dxa" w:w="2160"/>
+          </w:tcPr>
+          <w:p>
+            <w:r>
+              <w:rPr>
+                <w:b w:val="0"/>
+              </w:rPr>
+              <w:t>참가자 부담</w:t>
+            </w:r>
+          </w:p>
+        </w:tc>
+      </w:tr>
+      <w:tr>
+        <w:tc>
+          <w:tcPr>
+            <w:tcW w:type="dxa" w:w="2160"/>
+          </w:tcPr>
+          <w:p>
+            <w:r>
+              <w:rPr>
+                <w:b w:val="0"/>
+              </w:rPr>
+              <w:t>기타 지원금</w:t>
+            </w:r>
+          </w:p>
+        </w:tc>
+        <w:tc>
+          <w:tcPr>
+            <w:tcW w:type="dxa" w:w="2160"/>
+          </w:tcPr>
+          <w:p>
+            <w:r>
+              <w:rPr>
+                <w:b w:val="0"/>
+              </w:rPr>
+              <w:t>________</w:t>
+            </w:r>
+          </w:p>
+        </w:tc>
+        <w:tc>
+          <w:tcPr>
+            <w:tcW w:type="dxa" w:w="2160"/>
+          </w:tcPr>
+          <w:p>
+            <w:r>
+              <w:rPr>
+                <w:b w:val="0"/>
+              </w:rPr>
+              <w:t>금________원(금________)</w:t>
+            </w:r>
+          </w:p>
+        </w:tc>
+        <w:tc>
+          <w:tcPr>
+            <w:tcW w:type="dxa" w:w="2160"/>
+          </w:tcPr>
+          <w:p>
+            <w:r>
+              <w:rPr>
+                <w:b w:val="0"/>
+              </w:rPr>
+              <w:t>________</w:t>
+            </w:r>
+          </w:p>
+        </w:tc>
+      </w:tr>
+      <w:tr>
+        <w:tc>
+          <w:tcPr>
+            <w:tcW w:type="dxa" w:w="2160"/>
+          </w:tcPr>
+          <w:p>
+            <w:r>
+              <w:rPr>
+                <w:b w:val="0"/>
+              </w:rPr>
+              <w:t>합계</w:t>
+            </w:r>
+          </w:p>
+        </w:tc>
+        <w:tc>
+          <w:tcPr>
+            <w:tcW w:type="dxa" w:w="2160"/>
+          </w:tcPr>
+          <w:p>
+            <w:r>
+              <w:rPr>
+                <w:b w:val="0"/>
+              </w:rPr>
+              <w:t>수입 항목 합산</w:t>
+            </w:r>
+          </w:p>
+        </w:tc>
+        <w:tc>
+          <w:tcPr>
+            <w:tcW w:type="dxa" w:w="2160"/>
+          </w:tcPr>
+          <w:p>
+            <w:r>
+              <w:rPr>
+                <w:b w:val="0"/>
+              </w:rPr>
+              <w:t>금________원(금________)</w:t>
+            </w:r>
+          </w:p>
+        </w:tc>
+        <w:tc>
+          <w:tcPr>
+            <w:tcW w:type="dxa" w:w="2160"/>
+          </w:tcPr>
+          <w:p/>
+        </w:tc>
+      </w:tr>
+    </w:tbl>
+    <w:p/>
+    <w:p>
+      <w:r>
+        <w:rPr>
+          <w:b w:val="0"/>
+        </w:rPr>
+        <w:t>나. 지출 예산</w:t>
+      </w:r>
+    </w:p>
+    <w:p>
+      <w:r>
+        <w:rPr>
+          <w:b w:val="0"/>
+        </w:rPr>
+        <w:t>(단위: 원)</w:t>
+      </w:r>
+    </w:p>
+    <w:tbl>
+      <w:tblPr>
+        <w:tblStyle w:val="TableGrid"/>
+        <w:tblW w:type="auto" w:w="0"/>
+        <w:tblLook w:firstColumn="1" w:firstRow="1" w:lastColumn="0" w:lastRow="0" w:noHBand="0" w:noVBand="1" w:val="04A0"/>
+      </w:tblPr>
+      <w:tblGrid>
+        <w:gridCol w:w="2160"/>
+        <w:gridCol w:w="2160"/>
+        <w:gridCol w:w="2160"/>
+        <w:gridCol w:w="2160"/>
+      </w:tblGrid>
+      <w:tr>
+        <w:tc>
+          <w:tcPr>
+            <w:tcW w:type="dxa" w:w="2160"/>
+          </w:tcPr>
+          <w:p>
+            <w:r>
+              <w:rPr>
+                <w:b/>
+              </w:rPr>
+              <w:t>항목</w:t>
+            </w:r>
+          </w:p>
+        </w:tc>
+        <w:tc>
+          <w:tcPr>
+            <w:tcW w:type="dxa" w:w="2160"/>
+          </w:tcPr>
+          <w:p>
+            <w:r>
+              <w:rPr>
+                <w:b/>
+              </w:rPr>
+              <w:t>산출근거</w:t>
+            </w:r>
+          </w:p>
+        </w:tc>
+        <w:tc>
+          <w:tcPr>
+            <w:tcW w:type="dxa" w:w="2160"/>
+          </w:tcPr>
+          <w:p>
+            <w:r>
+              <w:rPr>
+                <w:b/>
+              </w:rPr>
+              <w:t>금액</w:t>
+            </w:r>
+          </w:p>
+        </w:tc>
+        <w:tc>
+          <w:tcPr>
+            <w:tcW w:type="dxa" w:w="2160"/>
+          </w:tcPr>
+          <w:p>
+            <w:r>
+              <w:rPr>
+                <w:b/>
+              </w:rPr>
+              <w:t>재원</w:t>
+            </w:r>
+          </w:p>
+        </w:tc>
+      </w:tr>
+      <w:tr>
+        <w:tc>
+          <w:tcPr>
+            <w:tcW w:type="dxa" w:w="2160"/>
+          </w:tcPr>
+          <w:p>
+            <w:r>
+              <w:rPr>
+                <w:b w:val="0"/>
+              </w:rPr>
+              <w:t>숙박·시설비</w:t>
+            </w:r>
+          </w:p>
+        </w:tc>
+        <w:tc>
+          <w:tcPr>
+            <w:tcW w:type="dxa" w:w="2160"/>
+          </w:tcPr>
+          <w:p>
+            <w:r>
+              <w:rPr>
+                <w:b w:val="0"/>
+              </w:rPr>
+              <w:t>________명 × ________박 × ________원</w:t>
+            </w:r>
+          </w:p>
+        </w:tc>
+        <w:tc>
+          <w:tcPr>
+            <w:tcW w:type="dxa" w:w="2160"/>
+          </w:tcPr>
+          <w:p>
+            <w:r>
+              <w:rPr>
+                <w:b w:val="0"/>
+              </w:rPr>
+              <w:t>금________원(금________)</w:t>
+            </w:r>
+          </w:p>
+        </w:tc>
+        <w:tc>
+          <w:tcPr>
+            <w:tcW w:type="dxa" w:w="2160"/>
+          </w:tcPr>
+          <w:p>
+            <w:r>
+              <w:rPr>
+                <w:b w:val="0"/>
+              </w:rPr>
+              <w:t>________</w:t>
+            </w:r>
+          </w:p>
+        </w:tc>
+      </w:tr>
+      <w:tr>
+        <w:tc>
+          <w:tcPr>
+            <w:tcW w:type="dxa" w:w="2160"/>
+          </w:tcPr>
+          <w:p>
+            <w:r>
+              <w:rPr>
+                <w:b w:val="0"/>
+              </w:rPr>
+              <w:t>식비·간식비</w:t>
+            </w:r>
+          </w:p>
+        </w:tc>
+        <w:tc>
+          <w:tcPr>
+            <w:tcW w:type="dxa" w:w="2160"/>
+          </w:tcPr>
+          <w:p>
+            <w:r>
+              <w:rPr>
+                <w:b w:val="0"/>
+              </w:rPr>
+              <w:t>________명 × ________회 × ________원</w:t>
+            </w:r>
+          </w:p>
+        </w:tc>
+        <w:tc>
+          <w:tcPr>
+            <w:tcW w:type="dxa" w:w="2160"/>
+          </w:tcPr>
+          <w:p>
+            <w:r>
+              <w:rPr>
+                <w:b w:val="0"/>
+              </w:rPr>
+              <w:t>금________원(금________)</w:t>
+            </w:r>
+          </w:p>
+        </w:tc>
+        <w:tc>
+          <w:tcPr>
+            <w:tcW w:type="dxa" w:w="2160"/>
+          </w:tcPr>
+          <w:p>
+            <w:r>
+              <w:rPr>
+                <w:b w:val="0"/>
+              </w:rPr>
+              <w:t>________</w:t>
+            </w:r>
+          </w:p>
+        </w:tc>
+      </w:tr>
+      <w:tr>
+        <w:tc>
+          <w:tcPr>
+            <w:tcW w:type="dxa" w:w="2160"/>
+          </w:tcPr>
+          <w:p>
+            <w:r>
+              <w:rPr>
+                <w:b w:val="0"/>
+              </w:rPr>
+              <w:t>교통비</w:t>
+            </w:r>
+          </w:p>
+        </w:tc>
+        <w:tc>
+          <w:tcPr>
+            <w:tcW w:type="dxa" w:w="2160"/>
+          </w:tcPr>
+          <w:p>
+            <w:r>
+              <w:rPr>
+                <w:b w:val="0"/>
+              </w:rPr>
+              <w:t>________대 × ________원</w:t>
+            </w:r>
+          </w:p>
+        </w:tc>
+        <w:tc>
+          <w:tcPr>
+            <w:tcW w:type="dxa" w:w="2160"/>
+          </w:tcPr>
+          <w:p>
+            <w:r>
+              <w:rPr>
+                <w:b w:val="0"/>
+              </w:rPr>
+              <w:t>금________원(금________)</w:t>
+            </w:r>
+          </w:p>
+        </w:tc>
+        <w:tc>
+          <w:tcPr>
+            <w:tcW w:type="dxa" w:w="2160"/>
+          </w:tcPr>
+          <w:p>
+            <w:r>
+              <w:rPr>
+                <w:b w:val="0"/>
+              </w:rPr>
+              <w:t>________</w:t>
+            </w:r>
+          </w:p>
+        </w:tc>
+      </w:tr>
+      <w:tr>
+        <w:tc>
+          <w:tcPr>
+            <w:tcW w:type="dxa" w:w="2160"/>
+          </w:tcPr>
+          <w:p>
+            <w:r>
+              <w:rPr>
+                <w:b w:val="0"/>
+              </w:rPr>
+              <w:t>보험료</w:t>
+            </w:r>
+          </w:p>
+        </w:tc>
+        <w:tc>
+          <w:tcPr>
+            <w:tcW w:type="dxa" w:w="2160"/>
+          </w:tcPr>
+          <w:p>
+            <w:r>
+              <w:rPr>
+                <w:b w:val="0"/>
+              </w:rPr>
+              <w:t>________명 × ________원</w:t>
+            </w:r>
+          </w:p>
+        </w:tc>
+        <w:tc>
+          <w:tcPr>
+            <w:tcW w:type="dxa" w:w="2160"/>
+          </w:tcPr>
+          <w:p>
+            <w:r>
+              <w:rPr>
+                <w:b w:val="0"/>
+              </w:rPr>
+              <w:t>금________원(금________)</w:t>
+            </w:r>
+          </w:p>
+        </w:tc>
+        <w:tc>
+          <w:tcPr>
+            <w:tcW w:type="dxa" w:w="2160"/>
+          </w:tcPr>
+          <w:p>
+            <w:r>
+              <w:rPr>
+                <w:b w:val="0"/>
+              </w:rPr>
+              <w:t>________</w:t>
+            </w:r>
+          </w:p>
+        </w:tc>
+      </w:tr>
+      <w:tr>
+        <w:tc>
+          <w:tcPr>
+            <w:tcW w:type="dxa" w:w="2160"/>
+          </w:tcPr>
+          <w:p>
+            <w:r>
+              <w:rPr>
+                <w:b w:val="0"/>
+              </w:rPr>
+              <w:t>교육·활동 재료비</w:t>
+            </w:r>
+          </w:p>
+        </w:tc>
+        <w:tc>
+          <w:tcPr>
+            <w:tcW w:type="dxa" w:w="2160"/>
+          </w:tcPr>
+          <w:p>
+            <w:r>
+              <w:rPr>
+                <w:b w:val="0"/>
+              </w:rPr>
+              <w:t>________세트 × ________원</w:t>
+            </w:r>
+          </w:p>
+        </w:tc>
+        <w:tc>
+          <w:tcPr>
+            <w:tcW w:type="dxa" w:w="2160"/>
+          </w:tcPr>
+          <w:p>
+            <w:r>
+              <w:rPr>
+                <w:b w:val="0"/>
+              </w:rPr>
+              <w:t>금________원(금________)</w:t>
+            </w:r>
+          </w:p>
+        </w:tc>
+        <w:tc>
+          <w:tcPr>
+            <w:tcW w:type="dxa" w:w="2160"/>
+          </w:tcPr>
+          <w:p>
+            <w:r>
+              <w:rPr>
+                <w:b w:val="0"/>
+              </w:rPr>
+              <w:t>________</w:t>
+            </w:r>
+          </w:p>
+        </w:tc>
+      </w:tr>
+      <w:tr>
+        <w:tc>
+          <w:tcPr>
+            <w:tcW w:type="dxa" w:w="2160"/>
+          </w:tcPr>
+          <w:p>
+            <w:r>
+              <w:rPr>
+                <w:b w:val="0"/>
+              </w:rPr>
+              <w:t>예비비</w:t>
+            </w:r>
+          </w:p>
+        </w:tc>
+        <w:tc>
+          <w:tcPr>
+            <w:tcW w:type="dxa" w:w="2160"/>
+          </w:tcPr>
+          <w:p>
+            <w:r>
+              <w:rPr>
+                <w:b w:val="0"/>
+              </w:rPr>
+              <w:t>산정 근거 ________</w:t>
+            </w:r>
+          </w:p>
+        </w:tc>
+        <w:tc>
+          <w:tcPr>
+            <w:tcW w:type="dxa" w:w="2160"/>
+          </w:tcPr>
+          <w:p>
+            <w:r>
+              <w:rPr>
+                <w:b w:val="0"/>
+              </w:rPr>
+              <w:t>금________원(금________)</w:t>
+            </w:r>
+          </w:p>
+        </w:tc>
+        <w:tc>
+          <w:tcPr>
+            <w:tcW w:type="dxa" w:w="2160"/>
+          </w:tcPr>
+          <w:p>
+            <w:r>
+              <w:rPr>
+                <w:b w:val="0"/>
+              </w:rPr>
+              <w:t>________</w:t>
+            </w:r>
+          </w:p>
+        </w:tc>
+      </w:tr>
+      <w:tr>
+        <w:tc>
+          <w:tcPr>
+            <w:tcW w:type="dxa" w:w="2160"/>
+          </w:tcPr>
+          <w:p>
+            <w:r>
+              <w:rPr>
+                <w:b w:val="0"/>
+              </w:rPr>
+              <w:t>합계</w:t>
+            </w:r>
+          </w:p>
+        </w:tc>
+        <w:tc>
+          <w:tcPr>
+            <w:tcW w:type="dxa" w:w="2160"/>
+          </w:tcPr>
+          <w:p>
+            <w:r>
+              <w:rPr>
+                <w:b w:val="0"/>
+              </w:rPr>
+              <w:t>지출 항목 합산</w:t>
+            </w:r>
+          </w:p>
+        </w:tc>
+        <w:tc>
+          <w:tcPr>
+            <w:tcW w:type="dxa" w:w="2160"/>
+          </w:tcPr>
+          <w:p>
+            <w:r>
+              <w:rPr>
+                <w:b w:val="0"/>
+              </w:rPr>
+              <w:t>금________원(금________)</w:t>
+            </w:r>
+          </w:p>
+        </w:tc>
+        <w:tc>
+          <w:tcPr>
+            <w:tcW w:type="dxa" w:w="2160"/>
+          </w:tcPr>
+          <w:p/>
+        </w:tc>
+      </w:tr>
+    </w:tbl>
+    <w:p/>
+    <w:p>
+      <w:r>
+        <w:rPr>
+          <w:b w:val="0"/>
+        </w:rPr>
+        <w:t>다. 수입·지출 차액: 금________원(금________) / 부족액 조달 또는 잔액 처리 계획: ________</w:t>
+      </w:r>
+    </w:p>
+    <w:p>
+      <w:r>
+        <w:rPr>
+          <w:b w:val="0"/>
+        </w:rPr>
+        <w:t>담당 ________ / 확정 기한 D-2주</w:t>
+      </w:r>
+    </w:p>
+    <w:p>
+      <w:r>
+        <w:rPr>
+          <w:b w:val="0"/>
+        </w:rPr>
+        <w:t>라. 재정 집행 및 정산</w:t>
+      </w:r>
+    </w:p>
+    <w:tbl>
+      <w:tblPr>
+        <w:tblStyle w:val="TableGrid"/>
+        <w:tblW w:type="auto" w:w="0"/>
+        <w:tblLook w:firstColumn="1" w:firstRow="1" w:lastColumn="0" w:lastRow="0" w:noHBand="0" w:noVBand="1" w:val="04A0"/>
+      </w:tblPr>
+      <w:tblGrid>
+        <w:gridCol w:w="2880"/>
+        <w:gridCol w:w="2880"/>
+        <w:gridCol w:w="2880"/>
+      </w:tblGrid>
+      <w:tr>
+        <w:tc>
+          <w:tcPr>
+            <w:tcW w:type="dxa" w:w="2880"/>
+          </w:tcPr>
+          <w:p>
+            <w:r>
+              <w:rPr>
+                <w:b/>
+              </w:rPr>
+              <w:t>실행 사항</w:t>
+            </w:r>
+          </w:p>
+        </w:tc>
+        <w:tc>
+          <w:tcPr>
+            <w:tcW w:type="dxa" w:w="2880"/>
+          </w:tcPr>
+          <w:p>
+            <w:r>
+              <w:rPr>
+                <w:b/>
+              </w:rPr>
+              <w:t>담당</w:t>
+            </w:r>
+          </w:p>
+        </w:tc>
+        <w:tc>
+          <w:tcPr>
+            <w:tcW w:type="dxa" w:w="2880"/>
+          </w:tcPr>
+          <w:p>
+            <w:r>
+              <w:rPr>
+                <w:b/>
+              </w:rPr>
+              <w:t>기한</w:t>
+            </w:r>
+          </w:p>
+        </w:tc>
+      </w:tr>
+      <w:tr>
+        <w:tc>
+          <w:tcPr>
+            <w:tcW w:type="dxa" w:w="2880"/>
+          </w:tcPr>
+          <w:p>
+            <w:r>
+              <w:rPr>
+                <w:b w:val="0"/>
+              </w:rPr>
+              <w:t>예산·지출 사전 승인, 변경·예비비 사용 시 추가 승인</w:t>
+            </w:r>
+          </w:p>
+        </w:tc>
+        <w:tc>
+          <w:tcPr>
+            <w:tcW w:type="dxa" w:w="2880"/>
+          </w:tcPr>
+          <w:p>
+            <w:r>
+              <w:rPr>
+                <w:b w:val="0"/>
+              </w:rPr>
+              <w:t>________</w:t>
+            </w:r>
+          </w:p>
+        </w:tc>
+        <w:tc>
+          <w:tcPr>
+            <w:tcW w:type="dxa" w:w="2880"/>
+          </w:tcPr>
+          <w:p>
+            <w:r>
+              <w:rPr>
+                <w:b w:val="0"/>
+              </w:rPr>
+              <w:t>계약·지출 전</w:t>
+            </w:r>
+          </w:p>
+        </w:tc>
+      </w:tr>
+      <w:tr>
+        <w:tc>
+          <w:tcPr>
+            <w:tcW w:type="dxa" w:w="2880"/>
+          </w:tcPr>
+          <w:p>
+            <w:r>
+              <w:rPr>
+                <w:b w:val="0"/>
+              </w:rPr>
+              <w:t>거래별 일자·내용·금액·지급처·증빙번호 기록 및 영수증 연결</w:t>
+            </w:r>
+          </w:p>
+        </w:tc>
+        <w:tc>
+          <w:tcPr>
+            <w:tcW w:type="dxa" w:w="2880"/>
+          </w:tcPr>
+          <w:p>
+            <w:r>
+              <w:rPr>
+                <w:b w:val="0"/>
+              </w:rPr>
+              <w:t>________</w:t>
+            </w:r>
+          </w:p>
+        </w:tc>
+        <w:tc>
+          <w:tcPr>
+            <w:tcW w:type="dxa" w:w="2880"/>
+          </w:tcPr>
+          <w:p>
+            <w:r>
+              <w:rPr>
+                <w:b w:val="0"/>
+              </w:rPr>
+              <w:t>거래 당일</w:t>
+            </w:r>
+          </w:p>
+        </w:tc>
+      </w:tr>
+      <w:tr>
+        <w:tc>
+          <w:tcPr>
+            <w:tcW w:type="dxa" w:w="2880"/>
+          </w:tcPr>
+          <w:p>
+            <w:r>
+              <w:rPr>
+                <w:b w:val="0"/>
+              </w:rPr>
+              <w:t>교회 지정 계좌 사용, 개인 계좌·개인 자금과 혼용 금지</w:t>
+            </w:r>
+          </w:p>
+        </w:tc>
+        <w:tc>
+          <w:tcPr>
+            <w:tcW w:type="dxa" w:w="2880"/>
+          </w:tcPr>
+          <w:p>
+            <w:r>
+              <w:rPr>
+                <w:b w:val="0"/>
+              </w:rPr>
+              <w:t>________</w:t>
+            </w:r>
+          </w:p>
+        </w:tc>
+        <w:tc>
+          <w:tcPr>
+            <w:tcW w:type="dxa" w:w="2880"/>
+          </w:tcPr>
+          <w:p>
+            <w:r>
+              <w:rPr>
+                <w:b w:val="0"/>
+              </w:rPr>
+              <w:t>수납·지출 시</w:t>
+            </w:r>
+          </w:p>
+        </w:tc>
+      </w:tr>
+      <w:tr>
+        <w:tc>
+          <w:tcPr>
+            <w:tcW w:type="dxa" w:w="2880"/>
+          </w:tcPr>
+          <w:p>
+            <w:r>
+              <w:rPr>
+                <w:b w:val="0"/>
+              </w:rPr>
+              <w:t>현금 수납·잔액을 두 사람이 함께 계수하고 서명</w:t>
+            </w:r>
+          </w:p>
+        </w:tc>
+        <w:tc>
+          <w:tcPr>
+            <w:tcW w:type="dxa" w:w="2880"/>
+          </w:tcPr>
+          <w:p>
+            <w:r>
+              <w:rPr>
+                <w:b w:val="0"/>
+              </w:rPr>
+              <w:t>________ / ________</w:t>
+            </w:r>
+          </w:p>
+        </w:tc>
+        <w:tc>
+          <w:tcPr>
+            <w:tcW w:type="dxa" w:w="2880"/>
+          </w:tcPr>
+          <w:p>
+            <w:r>
+              <w:rPr>
+                <w:b w:val="0"/>
+              </w:rPr>
+              <w:t>현금 취급 시</w:t>
+            </w:r>
+          </w:p>
+        </w:tc>
+      </w:tr>
+      <w:tr>
+        <w:tc>
+          <w:tcPr>
+            <w:tcW w:type="dxa" w:w="2880"/>
+          </w:tcPr>
+          <w:p>
+            <w:r>
+              <w:rPr>
+                <w:b w:val="0"/>
+              </w:rPr>
+              <w:t>작성자 외 확인자의 증빙·잔액 대조</w:t>
+            </w:r>
+          </w:p>
+        </w:tc>
+        <w:tc>
+          <w:tcPr>
+            <w:tcW w:type="dxa" w:w="2880"/>
+          </w:tcPr>
+          <w:p>
+            <w:r>
+              <w:rPr>
+                <w:b w:val="0"/>
+              </w:rPr>
+              <w:t>________</w:t>
+            </w:r>
+          </w:p>
+        </w:tc>
+        <w:tc>
+          <w:tcPr>
+            <w:tcW w:type="dxa" w:w="2880"/>
+          </w:tcPr>
+          <w:p>
+            <w:r>
+              <w:rPr>
+                <w:b w:val="0"/>
+              </w:rPr>
+              <w:t>D+1주</w:t>
+            </w:r>
+          </w:p>
+        </w:tc>
+      </w:tr>
+      <w:tr>
+        <w:tc>
+          <w:tcPr>
+            <w:tcW w:type="dxa" w:w="2880"/>
+          </w:tcPr>
+          <w:p>
+            <w:r>
+              <w:rPr>
+                <w:b w:val="0"/>
+              </w:rPr>
+              <w:t>행사별 정산보고 및 해당 월 재정보고 반영</w:t>
+            </w:r>
+          </w:p>
+        </w:tc>
+        <w:tc>
+          <w:tcPr>
+            <w:tcW w:type="dxa" w:w="2880"/>
+          </w:tcPr>
+          <w:p>
+            <w:r>
+              <w:rPr>
+                <w:b w:val="0"/>
+              </w:rPr>
+              <w:t>________</w:t>
+            </w:r>
+          </w:p>
+        </w:tc>
+        <w:tc>
+          <w:tcPr>
+            <w:tcW w:type="dxa" w:w="2880"/>
+          </w:tcPr>
+          <w:p>
+            <w:r>
+              <w:rPr>
+                <w:b w:val="0"/>
+              </w:rPr>
+              <w:t>D+1주 / 해당 월 마감일</w:t>
+            </w:r>
+          </w:p>
+        </w:tc>
+      </w:tr>
+    </w:tbl>
+    <w:p/>
+    <w:p>
+      <w:pPr>
+        <w:pStyle w:val="Heading2"/>
+      </w:pPr>
+      <w:r>
+        <w:rPr>
+          <w:b w:val="0"/>
+        </w:rPr>
+        <w:t>7. 기대 효과 및 평가 방법</w:t>
+      </w:r>
+    </w:p>
+    <w:p>
+      <w:r>
+        <w:rPr>
+          <w:b w:val="0"/>
+        </w:rPr>
+        <w:t>가. 기대 효과: 학생의 예배·기도 참여를 돕고, 또래 간 돌봄과 평신도 리더의 협력 기반을 마련합니다.</w:t>
+      </w:r>
+    </w:p>
+    <w:p>
+      <w:r>
+        <w:rPr>
+          <w:b w:val="0"/>
+        </w:rPr>
+        <w:t>나. 평가: 참석 인원, 프로그램 운영 횟수, 안전 점검 이행, 예산 집행 내역 및 익명 의견을 확인합니다. 신앙적 변화는 자발적 소감으로 살피며 수치만으로 판단하지 않습니다.</w:t>
+      </w:r>
+    </w:p>
+    <w:p>
+      <w:r>
+        <w:rPr>
+          <w:b w:val="0"/>
+        </w:rPr>
+        <w:t>다. 평가·보고 담당: ________ / 완료 기한: D+1주</w:t>
+      </w:r>
+    </w:p>
+    <w:p>
+      <w:pPr>
+        <w:pStyle w:val="Heading2"/>
+      </w:pPr>
+      <w:r>
+        <w:rPr>
+          <w:b w:val="0"/>
+        </w:rPr>
+        <w:t>8. 향후 일정</w:t>
+      </w:r>
+    </w:p>
+    <w:p>
+      <w:r>
+        <w:rPr>
+          <w:b w:val="0"/>
+        </w:rPr>
+        <w:t>※ D-day는 수련회 시작일이며, 실제 기한은 승인 시 날짜로 확정합니다.</w:t>
+      </w:r>
+    </w:p>
+    <w:tbl>
+      <w:tblPr>
+        <w:tblStyle w:val="TableGrid"/>
+        <w:tblW w:type="auto" w:w="0"/>
+        <w:tblLook w:firstColumn="1" w:firstRow="1" w:lastColumn="0" w:lastRow="0" w:noHBand="0" w:noVBand="1" w:val="04A0"/>
+      </w:tblPr>
+      <w:tblGrid>
+        <w:gridCol w:w="2160"/>
+        <w:gridCol w:w="2160"/>
+        <w:gridCol w:w="2160"/>
+        <w:gridCol w:w="2160"/>
+      </w:tblGrid>
+      <w:tr>
+        <w:tc>
+          <w:tcPr>
+            <w:tcW w:type="dxa" w:w="2160"/>
+          </w:tcPr>
+          <w:p>
+            <w:r>
+              <w:rPr>
+                <w:b/>
+              </w:rPr>
+              <w:t>시점</w:t>
+            </w:r>
+          </w:p>
+        </w:tc>
+        <w:tc>
+          <w:tcPr>
+            <w:tcW w:type="dxa" w:w="2160"/>
+          </w:tcPr>
+          <w:p>
+            <w:r>
+              <w:rPr>
+                <w:b/>
+              </w:rPr>
+              <w:t>추진 내용</w:t>
+            </w:r>
+          </w:p>
+        </w:tc>
+        <w:tc>
+          <w:tcPr>
+            <w:tcW w:type="dxa" w:w="2160"/>
+          </w:tcPr>
+          <w:p>
+            <w:r>
+              <w:rPr>
+                <w:b/>
+              </w:rPr>
+              <w:t>담당</w:t>
+            </w:r>
+          </w:p>
+        </w:tc>
+        <w:tc>
+          <w:tcPr>
+            <w:tcW w:type="dxa" w:w="2160"/>
+          </w:tcPr>
+          <w:p>
+            <w:r>
+              <w:rPr>
+                <w:b/>
+              </w:rPr>
+              <w:t>실제 기한</w:t>
+            </w:r>
+          </w:p>
+        </w:tc>
+      </w:tr>
+      <w:tr>
+        <w:tc>
+          <w:tcPr>
+            <w:tcW w:type="dxa" w:w="2160"/>
+          </w:tcPr>
+          <w:p>
+            <w:r>
+              <w:rPr>
+                <w:b w:val="0"/>
+              </w:rPr>
+              <w:t>D-12주</w:t>
+            </w:r>
+          </w:p>
+        </w:tc>
+        <w:tc>
+          <w:tcPr>
+            <w:tcW w:type="dxa" w:w="2160"/>
+          </w:tcPr>
+          <w:p>
+            <w:r>
+              <w:rPr>
+                <w:b w:val="0"/>
+              </w:rPr>
+              <w:t>수요 조사·주제 검토·장소 후보 확인</w:t>
+            </w:r>
+          </w:p>
+        </w:tc>
+        <w:tc>
+          <w:tcPr>
+            <w:tcW w:type="dxa" w:w="2160"/>
+          </w:tcPr>
+          <w:p>
+            <w:r>
+              <w:rPr>
+                <w:b w:val="0"/>
+              </w:rPr>
+              <w:t>________</w:t>
+            </w:r>
+          </w:p>
+        </w:tc>
+        <w:tc>
+          <w:tcPr>
+            <w:tcW w:type="dxa" w:w="2160"/>
+          </w:tcPr>
+          <w:p>
+            <w:r>
+              <w:rPr>
+                <w:b w:val="0"/>
+              </w:rPr>
+              <w:t>________</w:t>
+            </w:r>
+          </w:p>
+        </w:tc>
+      </w:tr>
+      <w:tr>
+        <w:tc>
+          <w:tcPr>
+            <w:tcW w:type="dxa" w:w="2160"/>
+          </w:tcPr>
+          <w:p>
+            <w:r>
+              <w:rPr>
+                <w:b w:val="0"/>
+              </w:rPr>
+              <w:t>D-10주</w:t>
+            </w:r>
+          </w:p>
+        </w:tc>
+        <w:tc>
+          <w:tcPr>
+            <w:tcW w:type="dxa" w:w="2160"/>
+          </w:tcPr>
+          <w:p>
+            <w:r>
+              <w:rPr>
+                <w:b w:val="0"/>
+              </w:rPr>
+              <w:t>계획·예산 승인 및 책임자 지정</w:t>
+            </w:r>
+          </w:p>
+        </w:tc>
+        <w:tc>
+          <w:tcPr>
+            <w:tcW w:type="dxa" w:w="2160"/>
+          </w:tcPr>
+          <w:p>
+            <w:r>
+              <w:rPr>
+                <w:b w:val="0"/>
+              </w:rPr>
+              <w:t>________</w:t>
+            </w:r>
+          </w:p>
+        </w:tc>
+        <w:tc>
+          <w:tcPr>
+            <w:tcW w:type="dxa" w:w="2160"/>
+          </w:tcPr>
+          <w:p>
+            <w:r>
+              <w:rPr>
+                <w:b w:val="0"/>
+              </w:rPr>
+              <w:t>________</w:t>
+            </w:r>
+          </w:p>
+        </w:tc>
+      </w:tr>
+      <w:tr>
+        <w:tc>
+          <w:tcPr>
+            <w:tcW w:type="dxa" w:w="2160"/>
+          </w:tcPr>
+          <w:p>
+            <w:r>
+              <w:rPr>
+                <w:b w:val="0"/>
+              </w:rPr>
+              <w:t>D-8주</w:t>
+            </w:r>
+          </w:p>
+        </w:tc>
+        <w:tc>
+          <w:tcPr>
+            <w:tcW w:type="dxa" w:w="2160"/>
+          </w:tcPr>
+          <w:p>
+            <w:r>
+              <w:rPr>
+                <w:b w:val="0"/>
+              </w:rPr>
+              <w:t>장소·교통 예약, 취소·환불 조건 확인</w:t>
+            </w:r>
+          </w:p>
+        </w:tc>
+        <w:tc>
+          <w:tcPr>
+            <w:tcW w:type="dxa" w:w="2160"/>
+          </w:tcPr>
+          <w:p>
+            <w:r>
+              <w:rPr>
+                <w:b w:val="0"/>
+              </w:rPr>
+              <w:t>________</w:t>
+            </w:r>
+          </w:p>
+        </w:tc>
+        <w:tc>
+          <w:tcPr>
+            <w:tcW w:type="dxa" w:w="2160"/>
+          </w:tcPr>
+          <w:p>
+            <w:r>
+              <w:rPr>
+                <w:b w:val="0"/>
+              </w:rPr>
+              <w:t>________</w:t>
+            </w:r>
+          </w:p>
+        </w:tc>
+      </w:tr>
+      <w:tr>
+        <w:tc>
+          <w:tcPr>
+            <w:tcW w:type="dxa" w:w="2160"/>
+          </w:tcPr>
+          <w:p>
+            <w:r>
+              <w:rPr>
+                <w:b w:val="0"/>
+              </w:rPr>
+              <w:t>D-6주</w:t>
+            </w:r>
+          </w:p>
+        </w:tc>
+        <w:tc>
+          <w:tcPr>
+            <w:tcW w:type="dxa" w:w="2160"/>
+          </w:tcPr>
+          <w:p>
+            <w:r>
+              <w:rPr>
+                <w:b w:val="0"/>
+              </w:rPr>
+              <w:t>프로그램 구성·가정 안내·신청 접수 시작</w:t>
+            </w:r>
+          </w:p>
+        </w:tc>
+        <w:tc>
+          <w:tcPr>
+            <w:tcW w:type="dxa" w:w="2160"/>
+          </w:tcPr>
+          <w:p>
+            <w:r>
+              <w:rPr>
+                <w:b w:val="0"/>
+              </w:rPr>
+              <w:t>________</w:t>
+            </w:r>
+          </w:p>
+        </w:tc>
+        <w:tc>
+          <w:tcPr>
+            <w:tcW w:type="dxa" w:w="2160"/>
+          </w:tcPr>
+          <w:p>
+            <w:r>
+              <w:rPr>
+                <w:b w:val="0"/>
+              </w:rPr>
+              <w:t>________</w:t>
+            </w:r>
+          </w:p>
+        </w:tc>
+      </w:tr>
+      <w:tr>
+        <w:tc>
+          <w:tcPr>
+            <w:tcW w:type="dxa" w:w="2160"/>
+          </w:tcPr>
+          <w:p>
+            <w:r>
+              <w:rPr>
+                <w:b w:val="0"/>
+              </w:rPr>
+              <w:t>D-4주</w:t>
+            </w:r>
+          </w:p>
+        </w:tc>
+        <w:tc>
+          <w:tcPr>
+            <w:tcW w:type="dxa" w:w="2160"/>
+          </w:tcPr>
+          <w:p>
+            <w:r>
+              <w:rPr>
+                <w:b w:val="0"/>
+              </w:rPr>
+              <w:t>현장 확인·역할 확정·준비물 점검</w:t>
+            </w:r>
+          </w:p>
+        </w:tc>
+        <w:tc>
+          <w:tcPr>
+            <w:tcW w:type="dxa" w:w="2160"/>
+          </w:tcPr>
+          <w:p>
+            <w:r>
+              <w:rPr>
+                <w:b w:val="0"/>
+              </w:rPr>
+              <w:t>________</w:t>
+            </w:r>
+          </w:p>
+        </w:tc>
+        <w:tc>
+          <w:tcPr>
+            <w:tcW w:type="dxa" w:w="2160"/>
+          </w:tcPr>
+          <w:p>
+            <w:r>
+              <w:rPr>
+                <w:b w:val="0"/>
+              </w:rPr>
+              <w:t>________</w:t>
+            </w:r>
+          </w:p>
+        </w:tc>
+      </w:tr>
+      <w:tr>
+        <w:tc>
+          <w:tcPr>
+            <w:tcW w:type="dxa" w:w="2160"/>
+          </w:tcPr>
+          <w:p>
+            <w:r>
+              <w:rPr>
+                <w:b w:val="0"/>
+              </w:rPr>
+              <w:t>D-2주</w:t>
+            </w:r>
+          </w:p>
+        </w:tc>
+        <w:tc>
+          <w:tcPr>
+            <w:tcW w:type="dxa" w:w="2160"/>
+          </w:tcPr>
+          <w:p>
+            <w:r>
+              <w:rPr>
+                <w:b w:val="0"/>
+              </w:rPr>
+              <w:t>신청 마감·보호자 동의 확인·인원 확정</w:t>
+            </w:r>
+          </w:p>
+        </w:tc>
+        <w:tc>
+          <w:tcPr>
+            <w:tcW w:type="dxa" w:w="2160"/>
+          </w:tcPr>
+          <w:p>
+            <w:r>
+              <w:rPr>
+                <w:b w:val="0"/>
+              </w:rPr>
+              <w:t>________</w:t>
+            </w:r>
+          </w:p>
+        </w:tc>
+        <w:tc>
+          <w:tcPr>
+            <w:tcW w:type="dxa" w:w="2160"/>
+          </w:tcPr>
+          <w:p>
+            <w:r>
+              <w:rPr>
+                <w:b w:val="0"/>
+              </w:rPr>
+              <w:t>________</w:t>
+            </w:r>
+          </w:p>
+        </w:tc>
+      </w:tr>
+      <w:tr>
+        <w:tc>
+          <w:tcPr>
+            <w:tcW w:type="dxa" w:w="2160"/>
+          </w:tcPr>
+          <w:p>
+            <w:r>
+              <w:rPr>
+                <w:b w:val="0"/>
+              </w:rPr>
+              <w:t>D-1주</w:t>
+            </w:r>
+          </w:p>
+        </w:tc>
+        <w:tc>
+          <w:tcPr>
+            <w:tcW w:type="dxa" w:w="2160"/>
+          </w:tcPr>
+          <w:p>
+            <w:r>
+              <w:rPr>
+                <w:b w:val="0"/>
+              </w:rPr>
+              <w:t>보험·병원·비상연락망 확인·인솔자 교육</w:t>
+            </w:r>
+          </w:p>
+        </w:tc>
+        <w:tc>
+          <w:tcPr>
+            <w:tcW w:type="dxa" w:w="2160"/>
+          </w:tcPr>
+          <w:p>
+            <w:r>
+              <w:rPr>
+                <w:b w:val="0"/>
+              </w:rPr>
+              <w:t>________</w:t>
+            </w:r>
+          </w:p>
+        </w:tc>
+        <w:tc>
+          <w:tcPr>
+            <w:tcW w:type="dxa" w:w="2160"/>
+          </w:tcPr>
+          <w:p>
+            <w:r>
+              <w:rPr>
+                <w:b w:val="0"/>
+              </w:rPr>
+              <w:t>________</w:t>
+            </w:r>
+          </w:p>
+        </w:tc>
+      </w:tr>
+      <w:tr>
+        <w:tc>
+          <w:tcPr>
+            <w:tcW w:type="dxa" w:w="2160"/>
+          </w:tcPr>
+          <w:p>
+            <w:r>
+              <w:rPr>
+                <w:b w:val="0"/>
+              </w:rPr>
+              <w:t>D-1일</w:t>
+            </w:r>
+          </w:p>
+        </w:tc>
+        <w:tc>
+          <w:tcPr>
+            <w:tcW w:type="dxa" w:w="2160"/>
+          </w:tcPr>
+          <w:p>
+            <w:r>
+              <w:rPr>
+                <w:b w:val="0"/>
+              </w:rPr>
+              <w:t>기상·시설·차량 최종 확인 및 시행 판단</w:t>
+            </w:r>
+          </w:p>
+        </w:tc>
+        <w:tc>
+          <w:tcPr>
+            <w:tcW w:type="dxa" w:w="2160"/>
+          </w:tcPr>
+          <w:p>
+            <w:r>
+              <w:rPr>
+                <w:b w:val="0"/>
+              </w:rPr>
+              <w:t>________</w:t>
+            </w:r>
+          </w:p>
+        </w:tc>
+        <w:tc>
+          <w:tcPr>
+            <w:tcW w:type="dxa" w:w="2160"/>
+          </w:tcPr>
+          <w:p>
+            <w:r>
+              <w:rPr>
+                <w:b w:val="0"/>
+              </w:rPr>
+              <w:t>________</w:t>
+            </w:r>
+          </w:p>
+        </w:tc>
+      </w:tr>
+      <w:tr>
+        <w:tc>
+          <w:tcPr>
+            <w:tcW w:type="dxa" w:w="2160"/>
+          </w:tcPr>
+          <w:p>
+            <w:r>
+              <w:rPr>
+                <w:b w:val="0"/>
+              </w:rPr>
+              <w:t>D-day~종료일</w:t>
+            </w:r>
+          </w:p>
+        </w:tc>
+        <w:tc>
+          <w:tcPr>
+            <w:tcW w:type="dxa" w:w="2160"/>
+          </w:tcPr>
+          <w:p>
+            <w:r>
+              <w:rPr>
+                <w:b w:val="0"/>
+              </w:rPr>
+              <w:t>프로그램 운영·안전 점검·귀가 인계</w:t>
+            </w:r>
+          </w:p>
+        </w:tc>
+        <w:tc>
+          <w:tcPr>
+            <w:tcW w:type="dxa" w:w="2160"/>
+          </w:tcPr>
+          <w:p>
+            <w:r>
+              <w:rPr>
+                <w:b w:val="0"/>
+              </w:rPr>
+              <w:t>________</w:t>
+            </w:r>
+          </w:p>
+        </w:tc>
+        <w:tc>
+          <w:tcPr>
+            <w:tcW w:type="dxa" w:w="2160"/>
+          </w:tcPr>
+          <w:p>
+            <w:r>
+              <w:rPr>
+                <w:b w:val="0"/>
+              </w:rPr>
+              <w:t>________</w:t>
+            </w:r>
+          </w:p>
+        </w:tc>
+      </w:tr>
+      <w:tr>
+        <w:tc>
+          <w:tcPr>
+            <w:tcW w:type="dxa" w:w="2160"/>
+          </w:tcPr>
+          <w:p>
+            <w:r>
+              <w:rPr>
+                <w:b w:val="0"/>
+              </w:rPr>
+              <w:t>D+1주</w:t>
+            </w:r>
+          </w:p>
+        </w:tc>
+        <w:tc>
+          <w:tcPr>
+            <w:tcW w:type="dxa" w:w="2160"/>
+          </w:tcPr>
+          <w:p>
+            <w:r>
+              <w:rPr>
+                <w:b w:val="0"/>
+              </w:rPr>
+              <w:t>정산·평가·결과보고 및 개인정보 파기 일정 점검</w:t>
+            </w:r>
+          </w:p>
+        </w:tc>
+        <w:tc>
+          <w:tcPr>
+            <w:tcW w:type="dxa" w:w="2160"/>
+          </w:tcPr>
+          <w:p>
+            <w:r>
+              <w:rPr>
+                <w:b w:val="0"/>
+              </w:rPr>
+              <w:t>________</w:t>
+            </w:r>
+          </w:p>
+        </w:tc>
+        <w:tc>
+          <w:tcPr>
+            <w:tcW w:type="dxa" w:w="2160"/>
+          </w:tcPr>
+          <w:p>
+            <w:r>
+              <w:rPr>
+                <w:b w:val="0"/>
+              </w:rPr>
+              <w:t>________</w:t>
+            </w:r>
+          </w:p>
+        </w:tc>
+      </w:tr>
+    </w:tbl>
+    <w:p/>
+    <w:p>
+      <w:r>
+        <w:rPr>
+          <w:b w:val="0"/>
+        </w:rPr>
+        <w:t>붙임 1. 참가 신청서 1부.</w:t>
+      </w:r>
+    </w:p>
+    <w:p>
+      <w:r>
+        <w:rPr>
+          <w:b w:val="0"/>
+        </w:rPr>
+        <w:t>붙임 2. 보호자 동의서 1부.</w:t>
       </w:r>
     </w:p>
     <w:p>
@@ -1318,51 +4510,323 @@
         <w:rPr>
           <w:b/>
         </w:rPr>
-        <w:t>1. 참가 신청 정보</w:t>
+        <w:t>붙임 1. 참가 신청서 — 별도 회수·제한 보관</w:t>
       </w:r>
     </w:p>
+    <w:tbl>
+      <w:tblPr>
+        <w:tblStyle w:val="TableGrid"/>
+        <w:tblW w:type="auto" w:w="0"/>
+        <w:tblLook w:firstColumn="1" w:firstRow="1" w:lastColumn="0" w:lastRow="0" w:noHBand="0" w:noVBand="1" w:val="04A0"/>
+      </w:tblPr>
+      <w:tblGrid>
+        <w:gridCol w:w="4320"/>
+        <w:gridCol w:w="4320"/>
+      </w:tblGrid>
+      <w:tr>
+        <w:tc>
+          <w:tcPr>
+            <w:tcW w:type="dxa" w:w="4320"/>
+          </w:tcPr>
+          <w:p>
+            <w:r>
+              <w:rPr>
+                <w:b/>
+              </w:rPr>
+              <w:t>항목</w:t>
+            </w:r>
+          </w:p>
+        </w:tc>
+        <w:tc>
+          <w:tcPr>
+            <w:tcW w:type="dxa" w:w="4320"/>
+          </w:tcPr>
+          <w:p>
+            <w:r>
+              <w:rPr>
+                <w:b/>
+              </w:rPr>
+              <w:t>작성 내용</w:t>
+            </w:r>
+          </w:p>
+        </w:tc>
+      </w:tr>
+      <w:tr>
+        <w:tc>
+          <w:tcPr>
+            <w:tcW w:type="dxa" w:w="4320"/>
+          </w:tcPr>
+          <w:p>
+            <w:r>
+              <w:rPr>
+                <w:b w:val="0"/>
+              </w:rPr>
+              <w:t>부서</w:t>
+            </w:r>
+          </w:p>
+        </w:tc>
+        <w:tc>
+          <w:tcPr>
+            <w:tcW w:type="dxa" w:w="4320"/>
+          </w:tcPr>
+          <w:p>
+            <w:r>
+              <w:rPr>
+                <w:b w:val="0"/>
+              </w:rPr>
+              <w:t>중고등부</w:t>
+            </w:r>
+          </w:p>
+        </w:tc>
+      </w:tr>
+      <w:tr>
+        <w:tc>
+          <w:tcPr>
+            <w:tcW w:type="dxa" w:w="4320"/>
+          </w:tcPr>
+          <w:p>
+            <w:r>
+              <w:rPr>
+                <w:b w:val="0"/>
+              </w:rPr>
+              <w:t>학생 이름</w:t>
+            </w:r>
+          </w:p>
+        </w:tc>
+        <w:tc>
+          <w:tcPr>
+            <w:tcW w:type="dxa" w:w="4320"/>
+          </w:tcPr>
+          <w:p>
+            <w:r>
+              <w:rPr>
+                <w:b w:val="0"/>
+              </w:rPr>
+              <w:t>________</w:t>
+            </w:r>
+          </w:p>
+        </w:tc>
+      </w:tr>
+      <w:tr>
+        <w:tc>
+          <w:tcPr>
+            <w:tcW w:type="dxa" w:w="4320"/>
+          </w:tcPr>
+          <w:p>
+            <w:r>
+              <w:rPr>
+                <w:b w:val="0"/>
+              </w:rPr>
+              <w:t>학년</w:t>
+            </w:r>
+          </w:p>
+        </w:tc>
+        <w:tc>
+          <w:tcPr>
+            <w:tcW w:type="dxa" w:w="4320"/>
+          </w:tcPr>
+          <w:p>
+            <w:r>
+              <w:rPr>
+                <w:b w:val="0"/>
+              </w:rPr>
+              <w:t>________</w:t>
+            </w:r>
+          </w:p>
+        </w:tc>
+      </w:tr>
+      <w:tr>
+        <w:tc>
+          <w:tcPr>
+            <w:tcW w:type="dxa" w:w="4320"/>
+          </w:tcPr>
+          <w:p>
+            <w:r>
+              <w:rPr>
+                <w:b w:val="0"/>
+              </w:rPr>
+              <w:t>참가 여부</w:t>
+            </w:r>
+          </w:p>
+        </w:tc>
+        <w:tc>
+          <w:tcPr>
+            <w:tcW w:type="dxa" w:w="4320"/>
+          </w:tcPr>
+          <w:p>
+            <w:r>
+              <w:rPr>
+                <w:b w:val="0"/>
+              </w:rPr>
+              <w:t>________(참가/불참)</w:t>
+            </w:r>
+          </w:p>
+        </w:tc>
+      </w:tr>
+      <w:tr>
+        <w:tc>
+          <w:tcPr>
+            <w:tcW w:type="dxa" w:w="4320"/>
+          </w:tcPr>
+          <w:p>
+            <w:r>
+              <w:rPr>
+                <w:b w:val="0"/>
+              </w:rPr>
+              <w:t>보호자 연락처</w:t>
+            </w:r>
+          </w:p>
+        </w:tc>
+        <w:tc>
+          <w:tcPr>
+            <w:tcW w:type="dxa" w:w="4320"/>
+          </w:tcPr>
+          <w:p>
+            <w:r>
+              <w:rPr>
+                <w:b w:val="0"/>
+              </w:rPr>
+              <w:t>________</w:t>
+            </w:r>
+          </w:p>
+        </w:tc>
+      </w:tr>
+      <w:tr>
+        <w:tc>
+          <w:tcPr>
+            <w:tcW w:type="dxa" w:w="4320"/>
+          </w:tcPr>
+          <w:p>
+            <w:r>
+              <w:rPr>
+                <w:b w:val="0"/>
+              </w:rPr>
+              <w:t>귀가 방법·인계 대상</w:t>
+            </w:r>
+          </w:p>
+        </w:tc>
+        <w:tc>
+          <w:tcPr>
+            <w:tcW w:type="dxa" w:w="4320"/>
+          </w:tcPr>
+          <w:p>
+            <w:r>
+              <w:rPr>
+                <w:b w:val="0"/>
+              </w:rPr>
+              <w:t>________</w:t>
+            </w:r>
+          </w:p>
+        </w:tc>
+      </w:tr>
+      <w:tr>
+        <w:tc>
+          <w:tcPr>
+            <w:tcW w:type="dxa" w:w="4320"/>
+          </w:tcPr>
+          <w:p>
+            <w:r>
+              <w:rPr>
+                <w:b w:val="0"/>
+              </w:rPr>
+              <w:t>특이사항</w:t>
+            </w:r>
+          </w:p>
+        </w:tc>
+        <w:tc>
+          <w:tcPr>
+            <w:tcW w:type="dxa" w:w="4320"/>
+          </w:tcPr>
+          <w:p>
+            <w:r>
+              <w:rPr>
+                <w:b w:val="0"/>
+              </w:rPr>
+              <w:t>________(건강 관련 사항은 붙임 2에 작성)</w:t>
+            </w:r>
+          </w:p>
+        </w:tc>
+      </w:tr>
+      <w:tr>
+        <w:tc>
+          <w:tcPr>
+            <w:tcW w:type="dxa" w:w="4320"/>
+          </w:tcPr>
+          <w:p>
+            <w:r>
+              <w:rPr>
+                <w:b w:val="0"/>
+              </w:rPr>
+              <w:t>보호자 성명·서명</w:t>
+            </w:r>
+          </w:p>
+        </w:tc>
+        <w:tc>
+          <w:tcPr>
+            <w:tcW w:type="dxa" w:w="4320"/>
+          </w:tcPr>
+          <w:p>
+            <w:r>
+              <w:rPr>
+                <w:b w:val="0"/>
+              </w:rPr>
+              <w:t>________ / ________</w:t>
+            </w:r>
+          </w:p>
+        </w:tc>
+      </w:tr>
+      <w:tr>
+        <w:tc>
+          <w:tcPr>
+            <w:tcW w:type="dxa" w:w="4320"/>
+          </w:tcPr>
+          <w:p>
+            <w:r>
+              <w:rPr>
+                <w:b w:val="0"/>
+              </w:rPr>
+              <w:t>작성일</w:t>
+            </w:r>
+          </w:p>
+        </w:tc>
+        <w:tc>
+          <w:tcPr>
+            <w:tcW w:type="dxa" w:w="4320"/>
+          </w:tcPr>
+          <w:p>
+            <w:r>
+              <w:rPr>
+                <w:b w:val="0"/>
+              </w:rPr>
+              <w:t>________. ________. ________.(________)</w:t>
+            </w:r>
+          </w:p>
+        </w:tc>
+      </w:tr>
+    </w:tbl>
+    <w:p/>
     <w:p>
-      <w:pPr>
-        <w:pStyle w:val="ListBullet"/>
-      </w:pPr>
       <w:r>
         <w:rPr>
           <w:b w:val="0"/>
         </w:rPr>
-        <w:t>학생 성명: ________ | 학년: ____</w:t>
+        <w:t>개인정보 수집·이용 동의: (교회명)이 참가 확인·안전관리·귀가 인계를 위해 위 정보를 수집·이용하고 ________까지 보관 후 파기하는 데 ________(동의/미동의)합니다. 동의를 거부할 수 있으며, 필수 정보 미제공 시 안전한 참가·인계가 제한될 수 있습니다.</w:t>
       </w:r>
     </w:p>
     <w:p>
-      <w:pPr>
-        <w:pStyle w:val="ListBullet"/>
-      </w:pPr>
       <w:r>
         <w:rPr>
           <w:b w:val="0"/>
         </w:rPr>
-        <w:t>비상 연락처(학생): ________</w:t>
+        <w:t>접수 담당 ________ / 제출 기한 ________ / 제출 방법 ________</w:t>
       </w:r>
     </w:p>
     <w:p>
-      <w:pPr>
-        <w:pStyle w:val="ListBullet"/>
-      </w:pPr>
       <w:r>
         <w:rPr>
           <w:b w:val="0"/>
         </w:rPr>
-        <w:t>보호자 성명: ________ | 비상 연락처(보호자): ________</w:t>
-      </w:r>
-    </w:p>
-    <w:p>
-      <w:pPr>
-        <w:pStyle w:val="ListBullet"/>
-      </w:pPr>
-      <w:r>
-        <w:rPr>
-          <w:b w:val="0"/>
-        </w:rPr>
-        <w:t>특이 사항(알러지, 질병, 복용 약 등): ________________________________</w:t>
+        <w:t>보관 책임자 ________ / 접근 권한자 ________ / 파기 담당 ________ / 파기 기한 ________</w:t>
       </w:r>
     </w:p>
     <w:p>
@@ -1370,7 +4834,307 @@
         <w:rPr>
           <w:b/>
         </w:rPr>
-        <w:t>2. 보호자 동의</w:t>
+        <w:t>붙임 2. 보호자 동의서 — 별도 회수·제한 보관</w:t>
+      </w:r>
+    </w:p>
+    <w:tbl>
+      <w:tblPr>
+        <w:tblStyle w:val="TableGrid"/>
+        <w:tblW w:type="auto" w:w="0"/>
+        <w:tblLook w:firstColumn="1" w:firstRow="1" w:lastColumn="0" w:lastRow="0" w:noHBand="0" w:noVBand="1" w:val="04A0"/>
+      </w:tblPr>
+      <w:tblGrid>
+        <w:gridCol w:w="4320"/>
+        <w:gridCol w:w="4320"/>
+      </w:tblGrid>
+      <w:tr>
+        <w:tc>
+          <w:tcPr>
+            <w:tcW w:type="dxa" w:w="4320"/>
+          </w:tcPr>
+          <w:p>
+            <w:r>
+              <w:rPr>
+                <w:b/>
+              </w:rPr>
+              <w:t>항목</w:t>
+            </w:r>
+          </w:p>
+        </w:tc>
+        <w:tc>
+          <w:tcPr>
+            <w:tcW w:type="dxa" w:w="4320"/>
+          </w:tcPr>
+          <w:p>
+            <w:r>
+              <w:rPr>
+                <w:b/>
+              </w:rPr>
+              <w:t>작성 내용</w:t>
+            </w:r>
+          </w:p>
+        </w:tc>
+      </w:tr>
+      <w:tr>
+        <w:tc>
+          <w:tcPr>
+            <w:tcW w:type="dxa" w:w="4320"/>
+          </w:tcPr>
+          <w:p>
+            <w:r>
+              <w:rPr>
+                <w:b w:val="0"/>
+              </w:rPr>
+              <w:t>학생 이름</w:t>
+            </w:r>
+          </w:p>
+        </w:tc>
+        <w:tc>
+          <w:tcPr>
+            <w:tcW w:type="dxa" w:w="4320"/>
+          </w:tcPr>
+          <w:p>
+            <w:r>
+              <w:rPr>
+                <w:b w:val="0"/>
+              </w:rPr>
+              <w:t>________</w:t>
+            </w:r>
+          </w:p>
+        </w:tc>
+      </w:tr>
+      <w:tr>
+        <w:tc>
+          <w:tcPr>
+            <w:tcW w:type="dxa" w:w="4320"/>
+          </w:tcPr>
+          <w:p>
+            <w:r>
+              <w:rPr>
+                <w:b w:val="0"/>
+              </w:rPr>
+              <w:t>행사 일시·장소</w:t>
+            </w:r>
+          </w:p>
+        </w:tc>
+        <w:tc>
+          <w:tcPr>
+            <w:tcW w:type="dxa" w:w="4320"/>
+          </w:tcPr>
+          <w:p>
+            <w:r>
+              <w:rPr>
+                <w:b w:val="0"/>
+              </w:rPr>
+              <w:t>________ / ________</w:t>
+            </w:r>
+          </w:p>
+        </w:tc>
+      </w:tr>
+      <w:tr>
+        <w:tc>
+          <w:tcPr>
+            <w:tcW w:type="dxa" w:w="4320"/>
+          </w:tcPr>
+          <w:p>
+            <w:r>
+              <w:rPr>
+                <w:b w:val="0"/>
+              </w:rPr>
+              <w:t>안내받은 활동·이동 방법</w:t>
+            </w:r>
+          </w:p>
+        </w:tc>
+        <w:tc>
+          <w:tcPr>
+            <w:tcW w:type="dxa" w:w="4320"/>
+          </w:tcPr>
+          <w:p>
+            <w:r>
+              <w:rPr>
+                <w:b w:val="0"/>
+              </w:rPr>
+              <w:t>________</w:t>
+            </w:r>
+          </w:p>
+        </w:tc>
+      </w:tr>
+      <w:tr>
+        <w:tc>
+          <w:tcPr>
+            <w:tcW w:type="dxa" w:w="4320"/>
+          </w:tcPr>
+          <w:p>
+            <w:r>
+              <w:rPr>
+                <w:b w:val="0"/>
+              </w:rPr>
+              <w:t>참가 동의</w:t>
+            </w:r>
+          </w:p>
+        </w:tc>
+        <w:tc>
+          <w:tcPr>
+            <w:tcW w:type="dxa" w:w="4320"/>
+          </w:tcPr>
+          <w:p>
+            <w:r>
+              <w:rPr>
+                <w:b w:val="0"/>
+              </w:rPr>
+              <w:t>행사 일정·활동·이동·안전수칙을 확인하고 참가에 ________(동의/미동의)합니다.</w:t>
+            </w:r>
+          </w:p>
+        </w:tc>
+      </w:tr>
+      <w:tr>
+        <w:tc>
+          <w:tcPr>
+            <w:tcW w:type="dxa" w:w="4320"/>
+          </w:tcPr>
+          <w:p>
+            <w:r>
+              <w:rPr>
+                <w:b w:val="0"/>
+              </w:rPr>
+              <w:t>응급상황 조치 확인</w:t>
+            </w:r>
+          </w:p>
+        </w:tc>
+        <w:tc>
+          <w:tcPr>
+            <w:tcW w:type="dxa" w:w="4320"/>
+          </w:tcPr>
+          <w:p>
+            <w:r>
+              <w:rPr>
+                <w:b w:val="0"/>
+              </w:rPr>
+              <w:t>응급 시 119 신고·응급의료기관 이송·보호자 연락이 이루어짐을 확인합니다.</w:t>
+            </w:r>
+          </w:p>
+        </w:tc>
+      </w:tr>
+      <w:tr>
+        <w:tc>
+          <w:tcPr>
+            <w:tcW w:type="dxa" w:w="4320"/>
+          </w:tcPr>
+          <w:p>
+            <w:r>
+              <w:rPr>
+                <w:b w:val="0"/>
+              </w:rPr>
+              <w:t>건강상 유의사항</w:t>
+            </w:r>
+          </w:p>
+        </w:tc>
+        <w:tc>
+          <w:tcPr>
+            <w:tcW w:type="dxa" w:w="4320"/>
+          </w:tcPr>
+          <w:p>
+            <w:r>
+              <w:rPr>
+                <w:b w:val="0"/>
+              </w:rPr>
+              <w:t>________(필요한 범위에서 알레르기·활동 제한 등 작성)</w:t>
+            </w:r>
+          </w:p>
+        </w:tc>
+      </w:tr>
+      <w:tr>
+        <w:tc>
+          <w:tcPr>
+            <w:tcW w:type="dxa" w:w="4320"/>
+          </w:tcPr>
+          <w:p>
+            <w:r>
+              <w:rPr>
+                <w:b w:val="0"/>
+              </w:rPr>
+              <w:t>복약·지원 요청</w:t>
+            </w:r>
+          </w:p>
+        </w:tc>
+        <w:tc>
+          <w:tcPr>
+            <w:tcW w:type="dxa" w:w="4320"/>
+          </w:tcPr>
+          <w:p>
+            <w:r>
+              <w:rPr>
+                <w:b w:val="0"/>
+              </w:rPr>
+              <w:t>________(약명·시간·지원 방법 등 필요한 사항)</w:t>
+            </w:r>
+          </w:p>
+        </w:tc>
+      </w:tr>
+      <w:tr>
+        <w:tc>
+          <w:tcPr>
+            <w:tcW w:type="dxa" w:w="4320"/>
+          </w:tcPr>
+          <w:p>
+            <w:r>
+              <w:rPr>
+                <w:b w:val="0"/>
+              </w:rPr>
+              <w:t>보호자 성명·서명</w:t>
+            </w:r>
+          </w:p>
+        </w:tc>
+        <w:tc>
+          <w:tcPr>
+            <w:tcW w:type="dxa" w:w="4320"/>
+          </w:tcPr>
+          <w:p>
+            <w:r>
+              <w:rPr>
+                <w:b w:val="0"/>
+              </w:rPr>
+              <w:t>________ / ________</w:t>
+            </w:r>
+          </w:p>
+        </w:tc>
+      </w:tr>
+      <w:tr>
+        <w:tc>
+          <w:tcPr>
+            <w:tcW w:type="dxa" w:w="4320"/>
+          </w:tcPr>
+          <w:p>
+            <w:r>
+              <w:rPr>
+                <w:b w:val="0"/>
+              </w:rPr>
+              <w:t>작성일</w:t>
+            </w:r>
+          </w:p>
+        </w:tc>
+        <w:tc>
+          <w:tcPr>
+            <w:tcW w:type="dxa" w:w="4320"/>
+          </w:tcPr>
+          <w:p>
+            <w:r>
+              <w:rPr>
+                <w:b w:val="0"/>
+              </w:rPr>
+              <w:t>________. ________. ________.(________)</w:t>
+            </w:r>
+          </w:p>
+        </w:tc>
+      </w:tr>
+    </w:tbl>
+    <w:p/>
+    <w:p>
+      <w:r>
+        <w:rPr>
+          <w:b w:val="0"/>
+        </w:rPr>
+        <w:t>개인정보 수집·이용 동의: (교회명)이 보호자 동의 확인·안전관리를 위해 학생·보호자 정보를 수집·이용하고 ________까지 보관 후 파기하는 데 ________(동의/미동의)합니다.</w:t>
       </w:r>
     </w:p>
     <w:p>
@@ -1378,26 +5142,7 @@
         <w:rPr>
           <w:b w:val="0"/>
         </w:rPr>
-        <w:t>본인은 상기 학생의 (교회명) 중고등부 여름수련회 참가를 허락하며, 수련회 일정 중 안전 수칙을 준수할 것을 동의합니다.</w:t>
-      </w:r>
-    </w:p>
-    <w:p>
-      <w:pPr>
-        <w:pStyle w:val="ListBullet"/>
-      </w:pPr>
-      <w:r>
-        <w:rPr>
-          <w:b w:val="0"/>
-        </w:rPr>
-        <w:t>서명: ________________ (인/서명)</w:t>
-      </w:r>
-    </w:p>
-    <w:p>
-      <w:r>
-        <w:rPr>
-          <w:b/>
-        </w:rPr>
-        <w:t>3. 개인정보 수집·이용 동의</w:t>
+        <w:t>민감정보 수집·이용 별도 동의: 위 건강정보를 안전관리·응급대응 목적으로 수집·이용하고 ________까지 보관 후 파기하는 데 ________(동의/미동의)합니다. 동의를 거부할 수 있으며, 미제공 시 필요한 개별 지원이 제한될 수 있습니다.</w:t>
       </w:r>
     </w:p>
     <w:p>
@@ -1405,7 +5150,15 @@
         <w:rPr>
           <w:b w:val="0"/>
         </w:rPr>
-        <w:t>본 수련회 운영 및 안전 관리를 위해 연락처 등 개인정보를 수집하는 것에 동의합니다. (동의함 □)</w:t>
+        <w:t>접수·사전 협의 담당 ________ / 확인 기한 ________</w:t>
+      </w:r>
+    </w:p>
+    <w:p>
+      <w:r>
+        <w:rPr>
+          <w:b w:val="0"/>
+        </w:rPr>
+        <w:t>보관 책임자 ________ / 접근 권한자 ________ / 파기 담당 ________ / 파기 기한 ________</w:t>
       </w:r>
     </w:p>
     <w:sectPr>
